--- a/00_foundations/PHI-110.docx
+++ b/00_foundations/PHI-110.docx
@@ -59,18 +59,8 @@
           <w:b/>
           <w:bCs/>
         </w:rPr>
-        <w:t>Chapter 1 – Purpose, Scope, and Guiding Principles</w:t>
-      </w:r>
-    </w:p>
-    <w:p>
-      <w:r>
-        <w:t>This is exactly what I would commit to GitHub.</w:t>
-      </w:r>
-    </w:p>
-    <w:p>
-      <w:r>
-        <w:pict w14:anchorId="14664062">
-          <v:rect id="_x0000_i1139" style="width:0;height:1.5pt" o:hralign="center" o:hrstd="t" o:hr="t" fillcolor="#a0a0a0" stroked="f"/>
+        <w:pict w14:anchorId="26BD5915">
+          <v:rect id="_x0000_i1025" style="width:0;height:1.5pt" o:hralign="center" o:hrstd="t" o:hr="t" fillcolor="#a0a0a0" stroked="f"/>
         </w:pict>
       </w:r>
     </w:p>
@@ -86,43 +76,38 @@
           <w:b/>
           <w:bCs/>
         </w:rPr>
-        <w:t>PHI-110</w:t>
-      </w:r>
-    </w:p>
-    <w:p>
-      <w:pPr>
-        <w:rPr>
-          <w:b/>
-          <w:bCs/>
-        </w:rPr>
-      </w:pPr>
-      <w:r>
-        <w:rPr>
-          <w:b/>
-          <w:bCs/>
-        </w:rPr>
-        <w:t>Project Horizon Engineering Design Standard</w:t>
-      </w:r>
-    </w:p>
-    <w:p>
-      <w:pPr>
-        <w:rPr>
-          <w:b/>
-          <w:bCs/>
-        </w:rPr>
-      </w:pPr>
-      <w:r>
-        <w:rPr>
-          <w:b/>
-          <w:bCs/>
-        </w:rPr>
-        <w:t>Version 1.0</w:t>
-      </w:r>
-    </w:p>
-    <w:p>
-      <w:r>
-        <w:pict w14:anchorId="31C0B2BD">
-          <v:rect id="_x0000_i1140" style="width:0;height:1.5pt" o:hralign="center" o:hrstd="t" o:hr="t" fillcolor="#a0a0a0" stroked="f"/>
+        <w:t>The Project Horizon Initiative</w:t>
+      </w:r>
+    </w:p>
+    <w:p>
+      <w:pPr>
+        <w:rPr>
+          <w:b/>
+          <w:bCs/>
+        </w:rPr>
+      </w:pPr>
+      <w:r>
+        <w:rPr>
+          <w:b/>
+          <w:bCs/>
+        </w:rPr>
+        <w:t>Explore • Build • Connect</w:t>
+      </w:r>
+    </w:p>
+    <w:p>
+      <w:pPr>
+        <w:rPr>
+          <w:b/>
+          <w:bCs/>
+        </w:rPr>
+      </w:pPr>
+      <w:r>
+        <w:rPr>
+          <w:b/>
+          <w:bCs/>
+        </w:rPr>
+        <w:pict w14:anchorId="490F4196">
+          <v:rect id="_x0000_i1026" style="width:0;height:1.5pt" o:hralign="center" o:hrstd="t" o:hr="t" fillcolor="#a0a0a0" stroked="f"/>
         </w:pict>
       </w:r>
     </w:p>
@@ -137,91 +122,3009 @@
         <w:rPr>
           <w:b/>
           <w:bCs/>
-        </w:rPr>
-        <w:t>Chapter 1</w:t>
-      </w:r>
-    </w:p>
-    <w:p>
-      <w:pPr>
-        <w:rPr>
-          <w:b/>
-          <w:bCs/>
-        </w:rPr>
-      </w:pPr>
-      <w:r>
-        <w:rPr>
-          <w:b/>
-          <w:bCs/>
-        </w:rPr>
-        <w:t>Purpose, Scope, and Guiding Principles</w:t>
-      </w:r>
-    </w:p>
-    <w:p>
-      <w:r>
-        <w:pict w14:anchorId="4895CCE8">
-          <v:rect id="_x0000_i1141" style="width:0;height:1.5pt" o:hralign="center" o:hrstd="t" o:hr="t" fillcolor="#a0a0a0" stroked="f"/>
-        </w:pict>
-      </w:r>
-    </w:p>
-    <w:p>
-      <w:pPr>
-        <w:rPr>
-          <w:b/>
-          <w:bCs/>
-        </w:rPr>
-      </w:pPr>
-      <w:r>
-        <w:rPr>
-          <w:b/>
-          <w:bCs/>
-        </w:rPr>
-        <w:t>1.1 Purpose</w:t>
-      </w:r>
-    </w:p>
-    <w:p>
-      <w:r>
-        <w:t xml:space="preserve">The </w:t>
-      </w:r>
-      <w:r>
-        <w:rPr>
-          <w:b/>
-          <w:bCs/>
-        </w:rPr>
-        <w:t>Project Horizon Engineering Design Standard (PHI-110)</w:t>
-      </w:r>
-      <w:r>
-        <w:t xml:space="preserve"> establishes the engineering requirements that govern the design, development, implementation, publication, and continuous improvement of every component of the Project Horizon Initiative.</w:t>
-      </w:r>
-    </w:p>
-    <w:p>
-      <w:r>
-        <w:t xml:space="preserve">Where the </w:t>
-      </w:r>
-      <w:r>
-        <w:rPr>
-          <w:b/>
-          <w:bCs/>
-        </w:rPr>
-        <w:t>Project Horizon Constitution (PHI-100)</w:t>
-      </w:r>
-      <w:r>
-        <w:t xml:space="preserve"> defines </w:t>
-      </w:r>
-      <w:r>
-        <w:rPr>
           <w:i/>
           <w:iCs/>
         </w:rPr>
-        <w:t>why</w:t>
-      </w:r>
-      <w:r>
-        <w:t xml:space="preserve"> Project Horizon exists, this document defines </w:t>
+        <w:t>"Ordinary is overrated."</w:t>
+      </w:r>
+    </w:p>
+    <w:p>
+      <w:pPr>
+        <w:rPr>
+          <w:b/>
+          <w:bCs/>
+        </w:rPr>
+      </w:pPr>
+      <w:r>
+        <w:rPr>
+          <w:b/>
+          <w:bCs/>
+        </w:rPr>
+        <w:pict w14:anchorId="6953F1DA">
+          <v:rect id="_x0000_i1027" style="width:0;height:1.5pt" o:hralign="center" o:hrstd="t" o:hr="t" fillcolor="#a0a0a0" stroked="f"/>
+        </w:pict>
+      </w:r>
+    </w:p>
+    <w:p>
+      <w:pPr>
+        <w:rPr>
+          <w:b/>
+          <w:bCs/>
+        </w:rPr>
+      </w:pPr>
+      <w:r>
+        <w:rPr>
+          <w:b/>
+          <w:bCs/>
+        </w:rPr>
+        <w:t>Founded in Mississippi</w:t>
+      </w:r>
+    </w:p>
+    <w:p>
+      <w:pPr>
+        <w:rPr>
+          <w:b/>
+          <w:bCs/>
+        </w:rPr>
+      </w:pPr>
+      <w:r>
+        <w:rPr>
+          <w:b/>
+          <w:bCs/>
+        </w:rPr>
+        <w:pict w14:anchorId="54723AA5">
+          <v:rect id="_x0000_i1028" style="width:0;height:1.5pt" o:hralign="center" o:hrstd="t" o:hr="t" fillcolor="#a0a0a0" stroked="f"/>
+        </w:pict>
+      </w:r>
+    </w:p>
+    <w:p>
+      <w:pPr>
+        <w:rPr>
+          <w:b/>
+          <w:bCs/>
+        </w:rPr>
+      </w:pPr>
+      <w:r>
+        <w:rPr>
+          <w:b/>
+          <w:bCs/>
+        </w:rPr>
+        <w:t>Document Classification</w:t>
+      </w:r>
+    </w:p>
+    <w:p>
+      <w:pPr>
+        <w:rPr>
+          <w:b/>
+          <w:bCs/>
+        </w:rPr>
+      </w:pPr>
+      <w:r>
+        <w:rPr>
+          <w:b/>
+          <w:bCs/>
+        </w:rPr>
+        <w:t>Official Standard</w:t>
+      </w:r>
+    </w:p>
+    <w:p>
+      <w:pPr>
+        <w:rPr>
+          <w:b/>
+          <w:bCs/>
+        </w:rPr>
+      </w:pPr>
+      <w:r>
+        <w:rPr>
+          <w:b/>
+          <w:bCs/>
+        </w:rPr>
+        <w:pict w14:anchorId="3D40AED9">
+          <v:rect id="_x0000_i1029" style="width:0;height:1.5pt" o:hralign="center" o:hrstd="t" o:hr="t" fillcolor="#a0a0a0" stroked="f"/>
+        </w:pict>
+      </w:r>
+    </w:p>
+    <w:p>
+      <w:pPr>
+        <w:rPr>
+          <w:b/>
+          <w:bCs/>
+        </w:rPr>
+      </w:pPr>
+    </w:p>
+    <w:p>
+      <w:pPr>
+        <w:rPr>
+          <w:b/>
+          <w:bCs/>
+        </w:rPr>
+      </w:pPr>
+      <w:r>
+        <w:rPr>
+          <w:b/>
+          <w:bCs/>
+        </w:rPr>
+        <w:t>Title Page</w:t>
+      </w:r>
+    </w:p>
+    <w:p>
+      <w:pPr>
+        <w:rPr>
+          <w:b/>
+          <w:bCs/>
+        </w:rPr>
+      </w:pPr>
+      <w:r>
+        <w:rPr>
+          <w:b/>
+          <w:bCs/>
+        </w:rPr>
+        <w:pict w14:anchorId="1CDEA132">
+          <v:rect id="_x0000_i1032" style="width:0;height:1.5pt" o:hralign="center" o:hrstd="t" o:hr="t" fillcolor="#a0a0a0" stroked="f"/>
+        </w:pict>
+      </w:r>
+    </w:p>
+    <w:p>
+      <w:pPr>
+        <w:rPr>
+          <w:b/>
+          <w:bCs/>
+        </w:rPr>
+      </w:pPr>
+      <w:r>
+        <w:rPr>
+          <w:b/>
+          <w:bCs/>
+        </w:rPr>
+        <w:t>Project Horizon Initiative</w:t>
+      </w:r>
+    </w:p>
+    <w:p>
+      <w:pPr>
+        <w:rPr>
+          <w:b/>
+          <w:bCs/>
+        </w:rPr>
+      </w:pPr>
+      <w:r>
+        <w:rPr>
+          <w:b/>
+          <w:bCs/>
+        </w:rPr>
+        <w:t>Engineering Design Standard</w:t>
+      </w:r>
+    </w:p>
+    <w:p>
+      <w:pPr>
+        <w:rPr>
+          <w:b/>
+          <w:bCs/>
+        </w:rPr>
+      </w:pPr>
+      <w:r>
+        <w:rPr>
+          <w:b/>
+          <w:bCs/>
+        </w:rPr>
+        <w:t>Publication Number</w:t>
+      </w:r>
+    </w:p>
+    <w:p>
+      <w:pPr>
+        <w:rPr>
+          <w:b/>
+          <w:bCs/>
+        </w:rPr>
+      </w:pPr>
+      <w:r>
+        <w:rPr>
+          <w:b/>
+          <w:bCs/>
+        </w:rPr>
+        <w:t>PHI-110</w:t>
+      </w:r>
+    </w:p>
+    <w:p>
+      <w:pPr>
+        <w:rPr>
+          <w:b/>
+          <w:bCs/>
+        </w:rPr>
+      </w:pPr>
+      <w:r>
+        <w:rPr>
+          <w:b/>
+          <w:bCs/>
+        </w:rPr>
+        <w:pict w14:anchorId="23DAAA5F">
+          <v:rect id="_x0000_i1033" style="width:0;height:1.5pt" o:hralign="center" o:hrstd="t" o:hr="t" fillcolor="#a0a0a0" stroked="f"/>
+        </w:pict>
+      </w:r>
+    </w:p>
+    <w:p>
+      <w:pPr>
+        <w:rPr>
+          <w:b/>
+          <w:bCs/>
+        </w:rPr>
+      </w:pPr>
+      <w:r>
+        <w:rPr>
+          <w:b/>
+          <w:bCs/>
+        </w:rPr>
+        <w:t>Version 1.0</w:t>
+      </w:r>
+    </w:p>
+    <w:p>
+      <w:pPr>
+        <w:rPr>
+          <w:b/>
+          <w:bCs/>
+        </w:rPr>
+      </w:pPr>
+      <w:r>
+        <w:rPr>
+          <w:b/>
+          <w:bCs/>
+        </w:rPr>
+        <w:pict w14:anchorId="16C6C2A0">
+          <v:rect id="_x0000_i1034" style="width:0;height:1.5pt" o:hralign="center" o:hrstd="t" o:hr="t" fillcolor="#a0a0a0" stroked="f"/>
+        </w:pict>
+      </w:r>
+    </w:p>
+    <w:p>
+      <w:pPr>
+        <w:rPr>
+          <w:b/>
+          <w:bCs/>
+        </w:rPr>
+      </w:pPr>
+      <w:r>
+        <w:rPr>
+          <w:b/>
+          <w:bCs/>
+        </w:rPr>
+        <w:t>Published by</w:t>
+      </w:r>
+    </w:p>
+    <w:p>
+      <w:pPr>
+        <w:rPr>
+          <w:b/>
+          <w:bCs/>
+        </w:rPr>
+      </w:pPr>
+      <w:r>
+        <w:rPr>
+          <w:b/>
+          <w:bCs/>
+        </w:rPr>
+        <w:t>The Project Horizon Initiative</w:t>
+      </w:r>
+    </w:p>
+    <w:p>
+      <w:pPr>
+        <w:rPr>
+          <w:b/>
+          <w:bCs/>
+        </w:rPr>
+      </w:pPr>
+      <w:r>
+        <w:rPr>
+          <w:b/>
+          <w:bCs/>
+        </w:rPr>
+        <w:lastRenderedPageBreak/>
+        <w:pict w14:anchorId="62252BDF">
+          <v:rect id="_x0000_i1035" style="width:0;height:1.5pt" o:hralign="center" o:hrstd="t" o:hr="t" fillcolor="#a0a0a0" stroked="f"/>
+        </w:pict>
+      </w:r>
+    </w:p>
+    <w:p>
+      <w:pPr>
+        <w:rPr>
+          <w:b/>
+          <w:bCs/>
+        </w:rPr>
+      </w:pPr>
+      <w:r>
+        <w:rPr>
+          <w:b/>
+          <w:bCs/>
+        </w:rPr>
+        <w:t>Document Status</w:t>
+      </w:r>
+    </w:p>
+    <w:p>
+      <w:pPr>
+        <w:rPr>
+          <w:b/>
+          <w:bCs/>
+        </w:rPr>
+      </w:pPr>
+      <w:r>
+        <w:rPr>
+          <w:b/>
+          <w:bCs/>
+        </w:rPr>
+        <w:t>Official Standard</w:t>
+      </w:r>
+    </w:p>
+    <w:p>
+      <w:pPr>
+        <w:rPr>
+          <w:b/>
+          <w:bCs/>
+        </w:rPr>
+      </w:pPr>
+      <w:r>
+        <w:rPr>
+          <w:b/>
+          <w:bCs/>
+        </w:rPr>
+        <w:pict w14:anchorId="6ED0EA8E">
+          <v:rect id="_x0000_i1037" style="width:0;height:1.5pt" o:hralign="center" o:hrstd="t" o:hr="t" fillcolor="#a0a0a0" stroked="f"/>
+        </w:pict>
+      </w:r>
+    </w:p>
+    <w:p>
+      <w:pPr>
+        <w:rPr>
+          <w:b/>
+          <w:bCs/>
+        </w:rPr>
+      </w:pPr>
+      <w:r>
+        <w:rPr>
+          <w:b/>
+          <w:bCs/>
+        </w:rPr>
+        <w:t>Revision History</w:t>
+      </w:r>
+    </w:p>
+    <w:tbl>
+      <w:tblPr>
+        <w:tblW w:w="0" w:type="auto"/>
+        <w:tblCellSpacing w:w="15" w:type="dxa"/>
+        <w:tblCellMar>
+          <w:top w:w="15" w:type="dxa"/>
+          <w:left w:w="15" w:type="dxa"/>
+          <w:bottom w:w="15" w:type="dxa"/>
+          <w:right w:w="15" w:type="dxa"/>
+        </w:tblCellMar>
+        <w:tblLook w:val="04A0" w:firstRow="1" w:lastRow="0" w:firstColumn="1" w:lastColumn="0" w:noHBand="0" w:noVBand="1"/>
+      </w:tblPr>
+      <w:tblGrid>
+        <w:gridCol w:w="5779"/>
+        <w:gridCol w:w="578"/>
+        <w:gridCol w:w="1351"/>
+      </w:tblGrid>
+      <w:tr>
+        <w:trPr>
+          <w:tblHeader/>
+          <w:tblCellSpacing w:w="15" w:type="dxa"/>
+        </w:trPr>
+        <w:tc>
+          <w:tcPr>
+            <w:tcW w:w="0" w:type="auto"/>
+            <w:vAlign w:val="center"/>
+            <w:hideMark/>
+          </w:tcPr>
+          <w:p>
+            <w:pPr>
+              <w:rPr>
+                <w:b/>
+                <w:bCs/>
+              </w:rPr>
+            </w:pPr>
+            <w:r>
+              <w:rPr>
+                <w:b/>
+                <w:bCs/>
+              </w:rPr>
+              <w:t>Version</w:t>
+            </w:r>
+          </w:p>
+        </w:tc>
+        <w:tc>
+          <w:tcPr>
+            <w:tcW w:w="0" w:type="auto"/>
+            <w:vAlign w:val="center"/>
+            <w:hideMark/>
+          </w:tcPr>
+          <w:p>
+            <w:pPr>
+              <w:rPr>
+                <w:b/>
+                <w:bCs/>
+              </w:rPr>
+            </w:pPr>
+            <w:r>
+              <w:rPr>
+                <w:b/>
+                <w:bCs/>
+              </w:rPr>
+              <w:t>Date</w:t>
+            </w:r>
+          </w:p>
+        </w:tc>
+        <w:tc>
+          <w:tcPr>
+            <w:tcW w:w="0" w:type="auto"/>
+            <w:vAlign w:val="center"/>
+            <w:hideMark/>
+          </w:tcPr>
+          <w:p>
+            <w:pPr>
+              <w:rPr>
+                <w:b/>
+                <w:bCs/>
+              </w:rPr>
+            </w:pPr>
+            <w:r>
+              <w:rPr>
+                <w:b/>
+                <w:bCs/>
+              </w:rPr>
+              <w:t>Description</w:t>
+            </w:r>
+          </w:p>
+        </w:tc>
+      </w:tr>
+      <w:tr>
+        <w:trPr>
+          <w:tblCellSpacing w:w="15" w:type="dxa"/>
+        </w:trPr>
+        <w:tc>
+          <w:tcPr>
+            <w:tcW w:w="0" w:type="auto"/>
+            <w:vAlign w:val="center"/>
+          </w:tcPr>
+          <w:p>
+            <w:pPr>
+              <w:rPr>
+                <w:b/>
+                <w:bCs/>
+              </w:rPr>
+            </w:pPr>
+            <w:r>
+              <w:rPr>
+                <w:b/>
+                <w:bCs/>
+              </w:rPr>
+              <w:t>Version 1.0 | [Insert publication date] | Initial Release</w:t>
+            </w:r>
+          </w:p>
+        </w:tc>
+        <w:tc>
+          <w:tcPr>
+            <w:tcW w:w="0" w:type="auto"/>
+            <w:vAlign w:val="center"/>
+          </w:tcPr>
+          <w:p>
+            <w:pPr>
+              <w:rPr>
+                <w:b/>
+                <w:bCs/>
+              </w:rPr>
+            </w:pPr>
+          </w:p>
+        </w:tc>
+        <w:tc>
+          <w:tcPr>
+            <w:tcW w:w="0" w:type="auto"/>
+            <w:vAlign w:val="center"/>
+          </w:tcPr>
+          <w:p>
+            <w:pPr>
+              <w:rPr>
+                <w:b/>
+                <w:bCs/>
+              </w:rPr>
+            </w:pPr>
+          </w:p>
+        </w:tc>
+      </w:tr>
+    </w:tbl>
+    <w:p>
+      <w:pPr>
+        <w:rPr>
+          <w:b/>
+          <w:bCs/>
+        </w:rPr>
+      </w:pPr>
+      <w:r>
+        <w:rPr>
+          <w:b/>
+          <w:bCs/>
+        </w:rPr>
+        <w:pict w14:anchorId="5FC32D2A">
+          <v:rect id="_x0000_i1038" style="width:0;height:1.5pt" o:hralign="center" o:hrstd="t" o:hr="t" fillcolor="#a0a0a0" stroked="f"/>
+        </w:pict>
+      </w:r>
+    </w:p>
+    <w:p>
+      <w:pPr>
+        <w:rPr>
+          <w:b/>
+          <w:bCs/>
+        </w:rPr>
+      </w:pPr>
+      <w:r>
+        <w:rPr>
+          <w:b/>
+          <w:bCs/>
+        </w:rPr>
+        <w:t>Table of Contents</w:t>
+      </w:r>
+    </w:p>
+    <w:p>
+      <w:pPr>
+        <w:rPr>
+          <w:b/>
+          <w:bCs/>
+        </w:rPr>
+      </w:pPr>
+      <w:r>
+        <w:rPr>
+          <w:b/>
+          <w:bCs/>
+        </w:rPr>
+        <w:t>Automatically generated later.</w:t>
+      </w:r>
+    </w:p>
+    <w:p>
+      <w:pPr>
+        <w:rPr>
+          <w:b/>
+          <w:bCs/>
+        </w:rPr>
+      </w:pPr>
+      <w:r>
+        <w:rPr>
+          <w:b/>
+          <w:bCs/>
+        </w:rPr>
+        <w:pict w14:anchorId="5DA88D88">
+          <v:rect id="_x0000_i1039" style="width:0;height:1.5pt" o:hralign="center" o:hrstd="t" o:hr="t" fillcolor="#a0a0a0" stroked="f"/>
+        </w:pict>
+      </w:r>
+    </w:p>
+    <w:p>
+      <w:pPr>
+        <w:rPr>
+          <w:b/>
+          <w:bCs/>
+        </w:rPr>
+      </w:pPr>
+      <w:r>
+        <w:rPr>
+          <w:b/>
+          <w:bCs/>
+        </w:rPr>
+        <w:t>About This Publication</w:t>
+      </w:r>
+    </w:p>
+    <w:p>
+      <w:pPr>
+        <w:rPr>
+          <w:b/>
+          <w:bCs/>
+        </w:rPr>
+      </w:pPr>
+      <w:r>
+        <w:rPr>
+          <w:b/>
+          <w:bCs/>
+        </w:rPr>
+        <w:t>The Project Horizon Engineering Design Standard defines the engineering principles, design requirements, quality standards, publication standards, and implementation requirements governing every official component of the Project Horizon Initiative.</w:t>
+      </w:r>
+    </w:p>
+    <w:p>
+      <w:pPr>
+        <w:rPr>
+          <w:b/>
+          <w:bCs/>
+        </w:rPr>
+      </w:pPr>
+      <w:r>
+        <w:rPr>
+          <w:b/>
+          <w:bCs/>
+        </w:rPr>
+        <w:t>This publication is intended for curriculum developers, educators, contributors, reviewers, and future architects responsible for creating or maintaining Project Horizon resources.</w:t>
+      </w:r>
+    </w:p>
+    <w:p>
+      <w:pPr>
+        <w:rPr>
+          <w:b/>
+          <w:bCs/>
+        </w:rPr>
+      </w:pPr>
+      <w:r>
+        <w:rPr>
+          <w:b/>
+          <w:bCs/>
+        </w:rPr>
+        <w:t>Where the Constitution establishes philosophy, this standard establishes implementation.</w:t>
+      </w:r>
+    </w:p>
+    <w:p>
+      <w:pPr>
+        <w:rPr>
+          <w:b/>
+          <w:bCs/>
+        </w:rPr>
+      </w:pPr>
+      <w:r>
+        <w:rPr>
+          <w:b/>
+          <w:bCs/>
+        </w:rPr>
+        <w:pict w14:anchorId="264A7C1D">
+          <v:rect id="_x0000_i1040" style="width:0;height:1.5pt" o:hralign="center" o:hrstd="t" o:hr="t" fillcolor="#a0a0a0" stroked="f"/>
+        </w:pict>
+      </w:r>
+    </w:p>
+    <w:p>
+      <w:pPr>
+        <w:rPr>
+          <w:b/>
+          <w:bCs/>
+        </w:rPr>
+      </w:pPr>
+      <w:r>
+        <w:rPr>
+          <w:b/>
+          <w:bCs/>
+        </w:rPr>
+        <w:t>Intended Audience</w:t>
+      </w:r>
+    </w:p>
+    <w:p>
+      <w:pPr>
+        <w:rPr>
+          <w:b/>
+          <w:bCs/>
+        </w:rPr>
+      </w:pPr>
+      <w:r>
+        <w:rPr>
+          <w:b/>
+          <w:bCs/>
+        </w:rPr>
+        <w:t>This publication is intended for:</w:t>
+      </w:r>
+    </w:p>
+    <w:p>
+      <w:pPr>
+        <w:numPr>
+          <w:ilvl w:val="0"/>
+          <w:numId w:val="3"/>
+        </w:numPr>
+        <w:rPr>
+          <w:b/>
+          <w:bCs/>
+        </w:rPr>
+      </w:pPr>
+      <w:r>
+        <w:rPr>
+          <w:b/>
+          <w:bCs/>
+        </w:rPr>
+        <w:t>Curriculum Architects</w:t>
+      </w:r>
+    </w:p>
+    <w:p>
+      <w:pPr>
+        <w:numPr>
+          <w:ilvl w:val="0"/>
+          <w:numId w:val="3"/>
+        </w:numPr>
+        <w:rPr>
+          <w:b/>
+          <w:bCs/>
+        </w:rPr>
+      </w:pPr>
+      <w:r>
+        <w:rPr>
+          <w:b/>
+          <w:bCs/>
+        </w:rPr>
+        <w:t xml:space="preserve">Mission Directors </w:t>
+      </w:r>
+    </w:p>
+    <w:p>
+      <w:pPr>
+        <w:numPr>
+          <w:ilvl w:val="0"/>
+          <w:numId w:val="3"/>
+        </w:numPr>
+        <w:rPr>
+          <w:b/>
+          <w:bCs/>
+        </w:rPr>
+      </w:pPr>
+      <w:r>
+        <w:rPr>
+          <w:b/>
+          <w:bCs/>
+        </w:rPr>
+        <w:t xml:space="preserve">Instructional Designers </w:t>
+      </w:r>
+    </w:p>
+    <w:p>
+      <w:pPr>
+        <w:numPr>
+          <w:ilvl w:val="0"/>
+          <w:numId w:val="3"/>
+        </w:numPr>
+        <w:rPr>
+          <w:b/>
+          <w:bCs/>
+        </w:rPr>
+      </w:pPr>
+      <w:r>
+        <w:rPr>
+          <w:b/>
+          <w:bCs/>
+        </w:rPr>
+        <w:t xml:space="preserve">Educational Leaders </w:t>
+      </w:r>
+    </w:p>
+    <w:p>
+      <w:pPr>
+        <w:numPr>
+          <w:ilvl w:val="0"/>
+          <w:numId w:val="3"/>
+        </w:numPr>
+        <w:rPr>
+          <w:b/>
+          <w:bCs/>
+        </w:rPr>
+      </w:pPr>
+      <w:r>
+        <w:rPr>
+          <w:b/>
+          <w:bCs/>
+        </w:rPr>
+        <w:lastRenderedPageBreak/>
+        <w:t xml:space="preserve">Contributors </w:t>
+      </w:r>
+    </w:p>
+    <w:p>
+      <w:pPr>
+        <w:numPr>
+          <w:ilvl w:val="0"/>
+          <w:numId w:val="3"/>
+        </w:numPr>
+        <w:rPr>
+          <w:b/>
+          <w:bCs/>
+        </w:rPr>
+      </w:pPr>
+      <w:r>
+        <w:rPr>
+          <w:b/>
+          <w:bCs/>
+        </w:rPr>
+        <w:t xml:space="preserve">State Adaptation Teams </w:t>
+      </w:r>
+    </w:p>
+    <w:p>
+      <w:pPr>
+        <w:numPr>
+          <w:ilvl w:val="0"/>
+          <w:numId w:val="3"/>
+        </w:numPr>
+        <w:rPr>
+          <w:b/>
+          <w:bCs/>
+        </w:rPr>
+      </w:pPr>
+      <w:r>
+        <w:rPr>
+          <w:b/>
+          <w:bCs/>
+        </w:rPr>
+        <w:t xml:space="preserve">Future Project Horizon Founders </w:t>
+      </w:r>
+    </w:p>
+    <w:p>
+      <w:pPr>
+        <w:rPr>
+          <w:b/>
+          <w:bCs/>
+        </w:rPr>
+      </w:pPr>
+      <w:r>
+        <w:rPr>
+          <w:b/>
+          <w:bCs/>
+        </w:rPr>
+        <w:pict w14:anchorId="128838FC">
+          <v:rect id="_x0000_i1041" style="width:0;height:1.5pt" o:hralign="center" o:hrstd="t" o:hr="t" fillcolor="#a0a0a0" stroked="f"/>
+        </w:pict>
+      </w:r>
+    </w:p>
+    <w:p>
+      <w:pPr>
+        <w:rPr>
+          <w:b/>
+          <w:bCs/>
+        </w:rPr>
+      </w:pPr>
+      <w:r>
+        <w:rPr>
+          <w:b/>
+          <w:bCs/>
+        </w:rPr>
+        <w:t xml:space="preserve">Relationship </w:t>
+      </w:r>
+      <w:proofErr w:type="gramStart"/>
+      <w:r>
+        <w:rPr>
+          <w:b/>
+          <w:bCs/>
+        </w:rPr>
+        <w:t>to</w:t>
+      </w:r>
+      <w:proofErr w:type="gramEnd"/>
+      <w:r>
+        <w:rPr>
+          <w:b/>
+          <w:bCs/>
+        </w:rPr>
+        <w:t xml:space="preserve"> Other Publications</w:t>
+      </w:r>
+    </w:p>
+    <w:tbl>
+      <w:tblPr>
+        <w:tblW w:w="0" w:type="auto"/>
+        <w:tblCellSpacing w:w="15" w:type="dxa"/>
+        <w:tblCellMar>
+          <w:top w:w="15" w:type="dxa"/>
+          <w:left w:w="15" w:type="dxa"/>
+          <w:bottom w:w="15" w:type="dxa"/>
+          <w:right w:w="15" w:type="dxa"/>
+        </w:tblCellMar>
+        <w:tblLook w:val="04A0" w:firstRow="1" w:lastRow="0" w:firstColumn="1" w:lastColumn="0" w:noHBand="0" w:noVBand="1"/>
+      </w:tblPr>
+      <w:tblGrid>
+        <w:gridCol w:w="1356"/>
+        <w:gridCol w:w="3862"/>
+      </w:tblGrid>
+      <w:tr>
+        <w:trPr>
+          <w:tblHeader/>
+          <w:tblCellSpacing w:w="15" w:type="dxa"/>
+        </w:trPr>
+        <w:tc>
+          <w:tcPr>
+            <w:tcW w:w="0" w:type="auto"/>
+            <w:vAlign w:val="center"/>
+            <w:hideMark/>
+          </w:tcPr>
+          <w:p>
+            <w:pPr>
+              <w:rPr>
+                <w:b/>
+                <w:bCs/>
+              </w:rPr>
+            </w:pPr>
+            <w:r>
+              <w:rPr>
+                <w:b/>
+                <w:bCs/>
+              </w:rPr>
+              <w:t>Publication</w:t>
+            </w:r>
+          </w:p>
+        </w:tc>
+        <w:tc>
+          <w:tcPr>
+            <w:tcW w:w="0" w:type="auto"/>
+            <w:vAlign w:val="center"/>
+            <w:hideMark/>
+          </w:tcPr>
+          <w:p>
+            <w:pPr>
+              <w:rPr>
+                <w:b/>
+                <w:bCs/>
+              </w:rPr>
+            </w:pPr>
+            <w:r>
+              <w:rPr>
+                <w:b/>
+                <w:bCs/>
+              </w:rPr>
+              <w:t>Purpose</w:t>
+            </w:r>
+          </w:p>
+        </w:tc>
+      </w:tr>
+      <w:tr>
+        <w:trPr>
+          <w:tblCellSpacing w:w="15" w:type="dxa"/>
+        </w:trPr>
+        <w:tc>
+          <w:tcPr>
+            <w:tcW w:w="0" w:type="auto"/>
+            <w:vAlign w:val="center"/>
+            <w:hideMark/>
+          </w:tcPr>
+          <w:p>
+            <w:pPr>
+              <w:rPr>
+                <w:b/>
+                <w:bCs/>
+              </w:rPr>
+            </w:pPr>
+            <w:r>
+              <w:rPr>
+                <w:b/>
+                <w:bCs/>
+              </w:rPr>
+              <w:t>PHI-100</w:t>
+            </w:r>
+          </w:p>
+        </w:tc>
+        <w:tc>
+          <w:tcPr>
+            <w:tcW w:w="0" w:type="auto"/>
+            <w:vAlign w:val="center"/>
+            <w:hideMark/>
+          </w:tcPr>
+          <w:p>
+            <w:pPr>
+              <w:rPr>
+                <w:b/>
+                <w:bCs/>
+              </w:rPr>
+            </w:pPr>
+            <w:r>
+              <w:rPr>
+                <w:b/>
+                <w:bCs/>
+              </w:rPr>
+              <w:t>Constitution</w:t>
+            </w:r>
+          </w:p>
+        </w:tc>
+      </w:tr>
+      <w:tr>
+        <w:trPr>
+          <w:tblCellSpacing w:w="15" w:type="dxa"/>
+        </w:trPr>
+        <w:tc>
+          <w:tcPr>
+            <w:tcW w:w="0" w:type="auto"/>
+            <w:vAlign w:val="center"/>
+            <w:hideMark/>
+          </w:tcPr>
+          <w:p>
+            <w:pPr>
+              <w:rPr>
+                <w:b/>
+                <w:bCs/>
+              </w:rPr>
+            </w:pPr>
+            <w:r>
+              <w:rPr>
+                <w:b/>
+                <w:bCs/>
+              </w:rPr>
+              <w:t>PHI-110</w:t>
+            </w:r>
+          </w:p>
+        </w:tc>
+        <w:tc>
+          <w:tcPr>
+            <w:tcW w:w="0" w:type="auto"/>
+            <w:vAlign w:val="center"/>
+            <w:hideMark/>
+          </w:tcPr>
+          <w:p>
+            <w:pPr>
+              <w:rPr>
+                <w:b/>
+                <w:bCs/>
+              </w:rPr>
+            </w:pPr>
+            <w:r>
+              <w:rPr>
+                <w:b/>
+                <w:bCs/>
+              </w:rPr>
+              <w:t>Engineering Design Standard</w:t>
+            </w:r>
+          </w:p>
+        </w:tc>
+      </w:tr>
+      <w:tr>
+        <w:trPr>
+          <w:tblCellSpacing w:w="15" w:type="dxa"/>
+        </w:trPr>
+        <w:tc>
+          <w:tcPr>
+            <w:tcW w:w="0" w:type="auto"/>
+            <w:vAlign w:val="center"/>
+            <w:hideMark/>
+          </w:tcPr>
+          <w:p>
+            <w:pPr>
+              <w:rPr>
+                <w:b/>
+                <w:bCs/>
+              </w:rPr>
+            </w:pPr>
+            <w:r>
+              <w:rPr>
+                <w:b/>
+                <w:bCs/>
+              </w:rPr>
+              <w:t>PHI-130</w:t>
+            </w:r>
+          </w:p>
+        </w:tc>
+        <w:tc>
+          <w:tcPr>
+            <w:tcW w:w="0" w:type="auto"/>
+            <w:vAlign w:val="center"/>
+            <w:hideMark/>
+          </w:tcPr>
+          <w:p>
+            <w:pPr>
+              <w:rPr>
+                <w:b/>
+                <w:bCs/>
+              </w:rPr>
+            </w:pPr>
+            <w:r>
+              <w:rPr>
+                <w:b/>
+                <w:bCs/>
+              </w:rPr>
+              <w:t>Brand Identity Guide</w:t>
+            </w:r>
+          </w:p>
+        </w:tc>
+      </w:tr>
+      <w:tr>
+        <w:trPr>
+          <w:tblCellSpacing w:w="15" w:type="dxa"/>
+        </w:trPr>
+        <w:tc>
+          <w:tcPr>
+            <w:tcW w:w="0" w:type="auto"/>
+            <w:vAlign w:val="center"/>
+            <w:hideMark/>
+          </w:tcPr>
+          <w:p>
+            <w:pPr>
+              <w:rPr>
+                <w:b/>
+                <w:bCs/>
+              </w:rPr>
+            </w:pPr>
+            <w:r>
+              <w:rPr>
+                <w:b/>
+                <w:bCs/>
+              </w:rPr>
+              <w:t>PHI-140</w:t>
+            </w:r>
+          </w:p>
+        </w:tc>
+        <w:tc>
+          <w:tcPr>
+            <w:tcW w:w="0" w:type="auto"/>
+            <w:vAlign w:val="center"/>
+            <w:hideMark/>
+          </w:tcPr>
+          <w:p>
+            <w:pPr>
+              <w:rPr>
+                <w:b/>
+                <w:bCs/>
+              </w:rPr>
+            </w:pPr>
+            <w:r>
+              <w:rPr>
+                <w:b/>
+                <w:bCs/>
+              </w:rPr>
+              <w:t>Innovation Center Guide</w:t>
+            </w:r>
+          </w:p>
+        </w:tc>
+      </w:tr>
+      <w:tr>
+        <w:trPr>
+          <w:tblCellSpacing w:w="15" w:type="dxa"/>
+        </w:trPr>
+        <w:tc>
+          <w:tcPr>
+            <w:tcW w:w="0" w:type="auto"/>
+            <w:vAlign w:val="center"/>
+            <w:hideMark/>
+          </w:tcPr>
+          <w:p>
+            <w:pPr>
+              <w:rPr>
+                <w:b/>
+                <w:bCs/>
+              </w:rPr>
+            </w:pPr>
+            <w:r>
+              <w:rPr>
+                <w:b/>
+                <w:bCs/>
+              </w:rPr>
+              <w:t>PHI-150</w:t>
+            </w:r>
+          </w:p>
+        </w:tc>
+        <w:tc>
+          <w:tcPr>
+            <w:tcW w:w="0" w:type="auto"/>
+            <w:vAlign w:val="center"/>
+            <w:hideMark/>
+          </w:tcPr>
+          <w:p>
+            <w:pPr>
+              <w:rPr>
+                <w:b/>
+                <w:bCs/>
+              </w:rPr>
+            </w:pPr>
+            <w:r>
+              <w:rPr>
+                <w:b/>
+                <w:bCs/>
+              </w:rPr>
+              <w:t>Program Bible</w:t>
+            </w:r>
+          </w:p>
+        </w:tc>
+      </w:tr>
+      <w:tr>
+        <w:trPr>
+          <w:tblCellSpacing w:w="15" w:type="dxa"/>
+        </w:trPr>
+        <w:tc>
+          <w:tcPr>
+            <w:tcW w:w="0" w:type="auto"/>
+            <w:vAlign w:val="center"/>
+            <w:hideMark/>
+          </w:tcPr>
+          <w:p>
+            <w:pPr>
+              <w:rPr>
+                <w:b/>
+                <w:bCs/>
+              </w:rPr>
+            </w:pPr>
+            <w:r>
+              <w:rPr>
+                <w:b/>
+                <w:bCs/>
+              </w:rPr>
+              <w:t>PHI-200</w:t>
+            </w:r>
+          </w:p>
+        </w:tc>
+        <w:tc>
+          <w:tcPr>
+            <w:tcW w:w="0" w:type="auto"/>
+            <w:vAlign w:val="center"/>
+            <w:hideMark/>
+          </w:tcPr>
+          <w:p>
+            <w:pPr>
+              <w:rPr>
+                <w:b/>
+                <w:bCs/>
+              </w:rPr>
+            </w:pPr>
+            <w:r>
+              <w:rPr>
+                <w:b/>
+                <w:bCs/>
+              </w:rPr>
+              <w:t>Curriculum Architecture</w:t>
+            </w:r>
+          </w:p>
+        </w:tc>
+      </w:tr>
+      <w:tr>
+        <w:trPr>
+          <w:tblCellSpacing w:w="15" w:type="dxa"/>
+        </w:trPr>
+        <w:tc>
+          <w:tcPr>
+            <w:tcW w:w="0" w:type="auto"/>
+            <w:vAlign w:val="center"/>
+            <w:hideMark/>
+          </w:tcPr>
+          <w:p>
+            <w:pPr>
+              <w:rPr>
+                <w:b/>
+                <w:bCs/>
+              </w:rPr>
+            </w:pPr>
+            <w:r>
+              <w:rPr>
+                <w:b/>
+                <w:bCs/>
+              </w:rPr>
+              <w:t>PHI-MS-200</w:t>
+            </w:r>
+          </w:p>
+        </w:tc>
+        <w:tc>
+          <w:tcPr>
+            <w:tcW w:w="0" w:type="auto"/>
+            <w:vAlign w:val="center"/>
+            <w:hideMark/>
+          </w:tcPr>
+          <w:p>
+            <w:pPr>
+              <w:rPr>
+                <w:b/>
+                <w:bCs/>
+              </w:rPr>
+            </w:pPr>
+            <w:r>
+              <w:rPr>
+                <w:b/>
+                <w:bCs/>
+              </w:rPr>
+              <w:t>Mississippi Curriculum Framework</w:t>
+            </w:r>
+          </w:p>
+        </w:tc>
+      </w:tr>
+    </w:tbl>
+    <w:p>
+      <w:pPr>
+        <w:rPr>
+          <w:b/>
+          <w:bCs/>
+        </w:rPr>
+      </w:pPr>
+      <w:r>
+        <w:rPr>
+          <w:b/>
+          <w:bCs/>
+        </w:rPr>
+        <w:pict w14:anchorId="0EFEC3DD">
+          <v:rect id="_x0000_i1042" style="width:0;height:1.5pt" o:hralign="center" o:hrstd="t" o:hr="t" fillcolor="#a0a0a0" stroked="f"/>
+        </w:pict>
+      </w:r>
+    </w:p>
+    <w:p>
+      <w:pPr>
+        <w:rPr>
+          <w:b/>
+          <w:bCs/>
+        </w:rPr>
+      </w:pPr>
+      <w:r>
+        <w:rPr>
+          <w:b/>
+          <w:bCs/>
+        </w:rPr>
+        <w:t>Document Philosophy</w:t>
+      </w:r>
+    </w:p>
+    <w:p>
+      <w:pPr>
+        <w:rPr>
+          <w:b/>
+          <w:bCs/>
+        </w:rPr>
+      </w:pPr>
+      <w:r>
+        <w:rPr>
+          <w:b/>
+          <w:bCs/>
+        </w:rPr>
+        <w:t xml:space="preserve">This publication was developed using systems-engineering principles adapted for educational design, implementation, evaluation, and continuous </w:t>
+      </w:r>
+      <w:proofErr w:type="spellStart"/>
+      <w:r>
+        <w:rPr>
+          <w:b/>
+          <w:bCs/>
+        </w:rPr>
+        <w:t>improvement.</w:t>
+      </w:r>
+      <w:proofErr w:type="spellEnd"/>
+    </w:p>
+    <w:p>
+      <w:pPr>
+        <w:rPr>
+          <w:b/>
+          <w:bCs/>
+        </w:rPr>
+      </w:pPr>
+      <w:r>
+        <w:rPr>
+          <w:b/>
+          <w:bCs/>
+        </w:rPr>
+        <w:t>Rather than prescribing isolated instructional activities, it defines the engineering requirements necessary to create consistent, authentic, and memorable educational experiences.</w:t>
+      </w:r>
+    </w:p>
+    <w:p>
+      <w:pPr>
+        <w:rPr>
+          <w:b/>
+          <w:bCs/>
+        </w:rPr>
+      </w:pPr>
+      <w:r>
+        <w:rPr>
+          <w:b/>
+          <w:bCs/>
+        </w:rPr>
+        <w:t>Every future Project Horizon publication shall conform to the standards contained within this document.</w:t>
+      </w:r>
+    </w:p>
+    <w:p>
+      <w:pPr>
+        <w:rPr>
+          <w:b/>
+          <w:bCs/>
+        </w:rPr>
+      </w:pPr>
+      <w:r>
+        <w:rPr>
+          <w:b/>
+          <w:bCs/>
+        </w:rPr>
+        <w:pict w14:anchorId="5EAC9E1F">
+          <v:rect id="_x0000_i1043" style="width:0;height:1.5pt" o:hralign="center" o:hrstd="t" o:hr="t" fillcolor="#a0a0a0" stroked="f"/>
+        </w:pict>
+      </w:r>
+    </w:p>
+    <w:p>
+      <w:pPr>
+        <w:rPr>
+          <w:b/>
+          <w:bCs/>
+        </w:rPr>
+      </w:pPr>
+      <w:r>
+        <w:rPr>
+          <w:b/>
+          <w:bCs/>
+        </w:rPr>
+        <w:t>Engineering Statement</w:t>
+      </w:r>
+    </w:p>
+    <w:p>
+      <w:pPr>
+        <w:rPr>
+          <w:b/>
+          <w:bCs/>
+        </w:rPr>
+      </w:pPr>
+      <w:r>
+        <w:rPr>
+          <w:b/>
+          <w:bCs/>
+        </w:rPr>
+        <w:t>Project Horizon shall be developed as an integrated educational system.</w:t>
+      </w:r>
+    </w:p>
+    <w:p>
+      <w:pPr>
+        <w:rPr>
+          <w:b/>
+          <w:bCs/>
+        </w:rPr>
+      </w:pPr>
+      <w:r>
+        <w:rPr>
+          <w:b/>
+          <w:bCs/>
+        </w:rPr>
+        <w:lastRenderedPageBreak/>
+        <w:t xml:space="preserve">Every publication, mission, assessment, Innovation Center, and future contribution shall strengthen the </w:t>
+      </w:r>
+      <w:proofErr w:type="gramStart"/>
+      <w:r>
+        <w:rPr>
+          <w:b/>
+          <w:bCs/>
+        </w:rPr>
+        <w:t>initiative as a whole</w:t>
+      </w:r>
+      <w:proofErr w:type="gramEnd"/>
+      <w:r>
+        <w:rPr>
+          <w:b/>
+          <w:bCs/>
+        </w:rPr>
+        <w:t>.</w:t>
+      </w:r>
+    </w:p>
+    <w:p>
+      <w:pPr>
+        <w:rPr>
+          <w:b/>
+          <w:bCs/>
+        </w:rPr>
+      </w:pPr>
+      <w:r>
+        <w:rPr>
+          <w:b/>
+          <w:bCs/>
+        </w:rPr>
+        <w:t>No component shall be developed independently from the philosophy established by the Constitution or the engineering standards established within this publication.</w:t>
+      </w:r>
+    </w:p>
+    <w:p>
+      <w:pPr>
+        <w:rPr>
+          <w:b/>
+          <w:bCs/>
+        </w:rPr>
+      </w:pPr>
+      <w:r>
+        <w:rPr>
+          <w:b/>
+          <w:bCs/>
+        </w:rPr>
+        <w:pict w14:anchorId="1F3AE4E1">
+          <v:rect id="_x0000_i1044" style="width:0;height:1.5pt" o:hralign="center" o:hrstd="t" o:hr="t" fillcolor="#a0a0a0" stroked="f"/>
+        </w:pict>
+      </w:r>
+    </w:p>
+    <w:p>
+      <w:pPr>
+        <w:rPr>
+          <w:b/>
+          <w:bCs/>
+        </w:rPr>
+      </w:pPr>
+      <w:r>
+        <w:rPr>
+          <w:b/>
+          <w:bCs/>
+        </w:rPr>
+        <w:t>Founders' Statement</w:t>
+      </w:r>
+    </w:p>
+    <w:p>
+      <w:pPr>
+        <w:rPr>
+          <w:b/>
+          <w:bCs/>
+        </w:rPr>
+      </w:pPr>
+      <w:r>
+        <w:rPr>
+          <w:b/>
+          <w:bCs/>
+        </w:rPr>
+        <w:t>Project Horizon began with a simple question:</w:t>
+      </w:r>
+    </w:p>
+    <w:p>
+      <w:pPr>
+        <w:rPr>
+          <w:b/>
+          <w:bCs/>
+        </w:rPr>
+      </w:pPr>
+      <w:r>
+        <w:rPr>
+          <w:b/>
+          <w:bCs/>
+        </w:rPr>
+        <w:t>What if school became the place students couldn't wait to return to tomorrow?</w:t>
+      </w:r>
+    </w:p>
+    <w:p>
+      <w:pPr>
+        <w:rPr>
+          <w:b/>
+          <w:bCs/>
+        </w:rPr>
+      </w:pPr>
+      <w:r>
+        <w:rPr>
+          <w:b/>
+          <w:bCs/>
+        </w:rPr>
+        <w:t>The answer became more than a curriculum.</w:t>
+      </w:r>
+    </w:p>
+    <w:p>
+      <w:pPr>
+        <w:rPr>
+          <w:b/>
+          <w:bCs/>
+        </w:rPr>
+      </w:pPr>
+      <w:r>
+        <w:rPr>
+          <w:b/>
+          <w:bCs/>
+        </w:rPr>
+        <w:t>It became an engineering project dedicated to creating extraordinary educational experiences.</w:t>
+      </w:r>
+    </w:p>
+    <w:p>
+      <w:pPr>
+        <w:rPr>
+          <w:b/>
+          <w:bCs/>
+        </w:rPr>
+      </w:pPr>
+      <w:r>
+        <w:rPr>
+          <w:b/>
+          <w:bCs/>
+        </w:rPr>
+        <w:t>This publication represents the engineering blueprint for that vision.</w:t>
+      </w:r>
+    </w:p>
+    <w:p>
+      <w:pPr>
+        <w:rPr>
+          <w:b/>
+          <w:bCs/>
+        </w:rPr>
+      </w:pPr>
+      <w:r>
+        <w:rPr>
+          <w:b/>
+          <w:bCs/>
+        </w:rPr>
+        <w:pict w14:anchorId="316B4882">
+          <v:rect id="_x0000_i1045" style="width:0;height:1.5pt" o:hralign="center" o:hrstd="t" o:hr="t" fillcolor="#a0a0a0" stroked="f"/>
+        </w:pict>
+      </w:r>
+    </w:p>
+    <w:p>
+      <w:pPr>
+        <w:rPr>
+          <w:b/>
+          <w:bCs/>
+        </w:rPr>
+      </w:pPr>
+      <w:r>
+        <w:rPr>
+          <w:b/>
+          <w:bCs/>
+        </w:rPr>
+        <w:t>Publishing Standard</w:t>
+      </w:r>
+    </w:p>
+    <w:p>
+      <w:pPr>
+        <w:rPr>
+          <w:b/>
+          <w:bCs/>
+        </w:rPr>
+      </w:pPr>
+      <w:r>
+        <w:rPr>
+          <w:b/>
+          <w:bCs/>
+        </w:rPr>
+        <w:t>Every future Project Horizon publication shall:</w:t>
+      </w:r>
+    </w:p>
+    <w:p>
+      <w:pPr>
+        <w:numPr>
+          <w:ilvl w:val="0"/>
+          <w:numId w:val="4"/>
+        </w:numPr>
+        <w:rPr>
+          <w:b/>
+          <w:bCs/>
+        </w:rPr>
+      </w:pPr>
+      <w:r>
+        <w:rPr>
+          <w:b/>
+          <w:bCs/>
+        </w:rPr>
+        <w:t xml:space="preserve">Follow PHI-110. </w:t>
+      </w:r>
+    </w:p>
+    <w:p>
+      <w:pPr>
+        <w:numPr>
+          <w:ilvl w:val="0"/>
+          <w:numId w:val="4"/>
+        </w:numPr>
+        <w:rPr>
+          <w:b/>
+          <w:bCs/>
+        </w:rPr>
+      </w:pPr>
+      <w:r>
+        <w:rPr>
+          <w:b/>
+          <w:bCs/>
+        </w:rPr>
+        <w:t xml:space="preserve">Follow the Constitution. </w:t>
+      </w:r>
+    </w:p>
+    <w:p>
+      <w:pPr>
+        <w:numPr>
+          <w:ilvl w:val="0"/>
+          <w:numId w:val="4"/>
+        </w:numPr>
+        <w:rPr>
+          <w:b/>
+          <w:bCs/>
+        </w:rPr>
+      </w:pPr>
+      <w:r>
+        <w:rPr>
+          <w:b/>
+          <w:bCs/>
+        </w:rPr>
+        <w:t xml:space="preserve">Preserve the Project Horizon identity. </w:t>
+      </w:r>
+    </w:p>
+    <w:p>
+      <w:pPr>
+        <w:numPr>
+          <w:ilvl w:val="0"/>
+          <w:numId w:val="4"/>
+        </w:numPr>
+        <w:rPr>
+          <w:b/>
+          <w:bCs/>
+        </w:rPr>
+      </w:pPr>
+      <w:r>
+        <w:rPr>
+          <w:b/>
+          <w:bCs/>
+        </w:rPr>
+        <w:t xml:space="preserve">Maintain publication quality. </w:t>
+      </w:r>
+    </w:p>
+    <w:p>
+      <w:pPr>
+        <w:numPr>
+          <w:ilvl w:val="0"/>
+          <w:numId w:val="4"/>
+        </w:numPr>
+        <w:rPr>
+          <w:b/>
+          <w:bCs/>
+        </w:rPr>
+      </w:pPr>
+      <w:r>
+        <w:rPr>
+          <w:b/>
+          <w:bCs/>
+        </w:rPr>
+        <w:t xml:space="preserve">Support continuous improvement. </w:t>
+      </w:r>
+    </w:p>
+    <w:p>
+      <w:pPr>
+        <w:numPr>
+          <w:ilvl w:val="0"/>
+          <w:numId w:val="4"/>
+        </w:numPr>
+        <w:rPr>
+          <w:b/>
+          <w:bCs/>
+        </w:rPr>
+      </w:pPr>
+      <w:r>
+        <w:rPr>
+          <w:b/>
+          <w:bCs/>
+        </w:rPr>
+        <w:t>Remain adaptable while protecting the initiative's philosophy.</w:t>
+      </w:r>
+    </w:p>
+    <w:p>
+      <w:pPr>
+        <w:rPr>
+          <w:b/>
+          <w:bCs/>
+        </w:rPr>
+      </w:pPr>
+    </w:p>
+    <w:p>
+      <w:pPr>
+        <w:rPr>
+          <w:b/>
+          <w:bCs/>
+        </w:rPr>
+      </w:pPr>
+    </w:p>
+    <w:p>
+      <w:pPr>
+        <w:rPr>
+          <w:b/>
+          <w:bCs/>
+        </w:rPr>
+      </w:pPr>
+    </w:p>
+    <w:p>
+      <w:pPr>
+        <w:rPr>
+          <w:b/>
+          <w:bCs/>
+        </w:rPr>
+      </w:pPr>
+    </w:p>
+    <w:p>
+      <w:pPr>
+        <w:rPr>
+          <w:b/>
+          <w:bCs/>
+        </w:rPr>
+      </w:pPr>
+    </w:p>
+    <w:p>
+      <w:pPr>
+        <w:rPr>
+          <w:b/>
+          <w:bCs/>
+        </w:rPr>
+      </w:pPr>
+    </w:p>
+    <w:p>
+      <w:pPr>
+        <w:rPr>
+          <w:b/>
+          <w:bCs/>
+        </w:rPr>
+      </w:pPr>
+      <w:r>
+        <w:rPr>
+          <w:b/>
+          <w:bCs/>
+        </w:rPr>
+        <w:lastRenderedPageBreak/>
+        <w:t>About the Language of Project Horizon</w:t>
+      </w:r>
+    </w:p>
+    <w:p>
+      <w:pPr>
+        <w:rPr>
+          <w:b/>
+          <w:bCs/>
+        </w:rPr>
+      </w:pPr>
+      <w:r>
+        <w:rPr>
+          <w:b/>
+          <w:bCs/>
+        </w:rPr>
+        <w:t>Project Horizon uses a common vocabulary to create a shared identity across every Horizon Lab.</w:t>
+      </w:r>
+    </w:p>
+    <w:p>
+      <w:pPr>
+        <w:rPr>
+          <w:b/>
+          <w:bCs/>
+        </w:rPr>
+      </w:pPr>
+      <w:r>
+        <w:rPr>
+          <w:b/>
+          <w:bCs/>
+        </w:rPr>
+        <w:t>Throughout this publication, familiar educational terms are intentionally replaced with Project Horizon terminology that reflects the initiative's philosophy and engineering mindset. These terms are not intended to create barriers or unnecessary complexity. Instead, they reinforce a culture of exploration, collaboration, professionalism, and belonging.</w:t>
+      </w:r>
+    </w:p>
+    <w:p>
+      <w:pPr>
+        <w:rPr>
+          <w:b/>
+          <w:bCs/>
+        </w:rPr>
+      </w:pPr>
+      <w:r>
+        <w:rPr>
+          <w:b/>
+          <w:bCs/>
+        </w:rPr>
+        <w:t xml:space="preserve">The terminology used throughout Project Horizon is consistent across all official publications to provide </w:t>
+      </w:r>
+      <w:proofErr w:type="gramStart"/>
+      <w:r>
+        <w:rPr>
+          <w:b/>
+          <w:bCs/>
+        </w:rPr>
+        <w:t>a unified</w:t>
+      </w:r>
+      <w:proofErr w:type="gramEnd"/>
+      <w:r>
+        <w:rPr>
+          <w:b/>
+          <w:bCs/>
+        </w:rPr>
+        <w:t xml:space="preserve"> experience for educators and Horizon Engineers.</w:t>
+      </w:r>
+    </w:p>
+    <w:p>
+      <w:pPr>
+        <w:rPr>
+          <w:b/>
+          <w:bCs/>
+        </w:rPr>
+      </w:pPr>
+      <w:r>
+        <w:rPr>
+          <w:b/>
+          <w:bCs/>
+        </w:rPr>
+        <w:pict w14:anchorId="560B0EDD">
+          <v:rect id="_x0000_i1047" style="width:0;height:1.5pt" o:hralign="center" o:hrstd="t" o:hr="t" fillcolor="#a0a0a0" stroked="f"/>
+        </w:pict>
+      </w:r>
+    </w:p>
+    <w:p>
+      <w:pPr>
+        <w:rPr>
+          <w:b/>
+          <w:bCs/>
+        </w:rPr>
+      </w:pPr>
+      <w:r>
+        <w:rPr>
+          <w:b/>
+          <w:bCs/>
+        </w:rPr>
+        <w:t>Project Horizon Terminology</w:t>
+      </w:r>
+    </w:p>
+    <w:tbl>
+      <w:tblPr>
+        <w:tblW w:w="0" w:type="auto"/>
+        <w:tblCellSpacing w:w="15" w:type="dxa"/>
+        <w:tblCellMar>
+          <w:top w:w="15" w:type="dxa"/>
+          <w:left w:w="15" w:type="dxa"/>
+          <w:bottom w:w="15" w:type="dxa"/>
+          <w:right w:w="15" w:type="dxa"/>
+        </w:tblCellMar>
+        <w:tblLook w:val="04A0" w:firstRow="1" w:lastRow="0" w:firstColumn="1" w:lastColumn="0" w:noHBand="0" w:noVBand="1"/>
+      </w:tblPr>
+      <w:tblGrid>
+        <w:gridCol w:w="1486"/>
+        <w:gridCol w:w="1473"/>
+        <w:gridCol w:w="6401"/>
+      </w:tblGrid>
+      <w:tr>
+        <w:trPr>
+          <w:tblHeader/>
+          <w:tblCellSpacing w:w="15" w:type="dxa"/>
+        </w:trPr>
+        <w:tc>
+          <w:tcPr>
+            <w:tcW w:w="0" w:type="auto"/>
+            <w:vAlign w:val="center"/>
+            <w:hideMark/>
+          </w:tcPr>
+          <w:p>
+            <w:pPr>
+              <w:rPr>
+                <w:b/>
+                <w:bCs/>
+              </w:rPr>
+            </w:pPr>
+            <w:r>
+              <w:rPr>
+                <w:b/>
+                <w:bCs/>
+              </w:rPr>
+              <w:t>Traditional Term</w:t>
+            </w:r>
+          </w:p>
+        </w:tc>
+        <w:tc>
+          <w:tcPr>
+            <w:tcW w:w="0" w:type="auto"/>
+            <w:vAlign w:val="center"/>
+            <w:hideMark/>
+          </w:tcPr>
+          <w:p>
+            <w:pPr>
+              <w:rPr>
+                <w:b/>
+                <w:bCs/>
+              </w:rPr>
+            </w:pPr>
+            <w:r>
+              <w:rPr>
+                <w:b/>
+                <w:bCs/>
+              </w:rPr>
+              <w:t>Project Horizon Term</w:t>
+            </w:r>
+          </w:p>
+        </w:tc>
+        <w:tc>
+          <w:tcPr>
+            <w:tcW w:w="0" w:type="auto"/>
+            <w:vAlign w:val="center"/>
+            <w:hideMark/>
+          </w:tcPr>
+          <w:p>
+            <w:pPr>
+              <w:rPr>
+                <w:b/>
+                <w:bCs/>
+              </w:rPr>
+            </w:pPr>
+            <w:r>
+              <w:rPr>
+                <w:b/>
+                <w:bCs/>
+              </w:rPr>
+              <w:t>Description</w:t>
+            </w:r>
+          </w:p>
+        </w:tc>
+      </w:tr>
+      <w:tr>
+        <w:trPr>
+          <w:tblCellSpacing w:w="15" w:type="dxa"/>
+        </w:trPr>
+        <w:tc>
+          <w:tcPr>
+            <w:tcW w:w="0" w:type="auto"/>
+            <w:vAlign w:val="center"/>
+            <w:hideMark/>
+          </w:tcPr>
+          <w:p>
+            <w:pPr>
+              <w:rPr>
+                <w:b/>
+                <w:bCs/>
+              </w:rPr>
+            </w:pPr>
+            <w:r>
+              <w:rPr>
+                <w:b/>
+                <w:bCs/>
+              </w:rPr>
+              <w:t>Student</w:t>
+            </w:r>
+          </w:p>
+        </w:tc>
+        <w:tc>
+          <w:tcPr>
+            <w:tcW w:w="0" w:type="auto"/>
+            <w:vAlign w:val="center"/>
+            <w:hideMark/>
+          </w:tcPr>
+          <w:p>
+            <w:pPr>
+              <w:rPr>
+                <w:b/>
+                <w:bCs/>
+              </w:rPr>
+            </w:pPr>
+            <w:r>
+              <w:rPr>
+                <w:b/>
+                <w:bCs/>
+              </w:rPr>
+              <w:t>Horizon Engineer</w:t>
+            </w:r>
+          </w:p>
+        </w:tc>
+        <w:tc>
+          <w:tcPr>
+            <w:tcW w:w="0" w:type="auto"/>
+            <w:vAlign w:val="center"/>
+            <w:hideMark/>
+          </w:tcPr>
+          <w:p>
+            <w:pPr>
+              <w:rPr>
+                <w:b/>
+                <w:bCs/>
+              </w:rPr>
+            </w:pPr>
+            <w:r>
+              <w:rPr>
+                <w:b/>
+                <w:bCs/>
+              </w:rPr>
+              <w:t>A student participating in Project Horizon.</w:t>
+            </w:r>
+            <w:r>
+              <w:rPr>
+                <w:b/>
+                <w:bCs/>
+              </w:rPr>
+              <w:t xml:space="preserve"> </w:t>
+            </w:r>
+            <w:r>
+              <w:rPr>
+                <w:b/>
+                <w:bCs/>
+              </w:rPr>
+              <w:t>The title is used within the Project Horizon learning environment and does not imply professional licensure, certification, or employment.</w:t>
+            </w:r>
+          </w:p>
+        </w:tc>
+      </w:tr>
+      <w:tr>
+        <w:trPr>
+          <w:tblCellSpacing w:w="15" w:type="dxa"/>
+        </w:trPr>
+        <w:tc>
+          <w:tcPr>
+            <w:tcW w:w="0" w:type="auto"/>
+            <w:vAlign w:val="center"/>
+            <w:hideMark/>
+          </w:tcPr>
+          <w:p>
+            <w:pPr>
+              <w:rPr>
+                <w:b/>
+                <w:bCs/>
+              </w:rPr>
+            </w:pPr>
+            <w:r>
+              <w:rPr>
+                <w:b/>
+                <w:bCs/>
+              </w:rPr>
+              <w:t>Teacher</w:t>
+            </w:r>
+          </w:p>
+        </w:tc>
+        <w:tc>
+          <w:tcPr>
+            <w:tcW w:w="0" w:type="auto"/>
+            <w:vAlign w:val="center"/>
+            <w:hideMark/>
+          </w:tcPr>
+          <w:p>
+            <w:pPr>
+              <w:rPr>
+                <w:b/>
+                <w:bCs/>
+              </w:rPr>
+            </w:pPr>
+            <w:r>
+              <w:rPr>
+                <w:b/>
+                <w:bCs/>
+              </w:rPr>
+              <w:t>Mission Director</w:t>
+            </w:r>
+          </w:p>
+        </w:tc>
+        <w:tc>
+          <w:tcPr>
+            <w:tcW w:w="0" w:type="auto"/>
+            <w:vAlign w:val="center"/>
+            <w:hideMark/>
+          </w:tcPr>
+          <w:p>
+            <w:pPr>
+              <w:rPr>
+                <w:b/>
+                <w:bCs/>
+              </w:rPr>
+            </w:pPr>
+            <w:r>
+              <w:rPr>
+                <w:b/>
+                <w:bCs/>
+              </w:rPr>
+              <w:t>The educator facilitating Project Horizon learning experiences.</w:t>
+            </w:r>
+          </w:p>
+        </w:tc>
+      </w:tr>
+      <w:tr>
+        <w:trPr>
+          <w:tblCellSpacing w:w="15" w:type="dxa"/>
+        </w:trPr>
+        <w:tc>
+          <w:tcPr>
+            <w:tcW w:w="0" w:type="auto"/>
+            <w:vAlign w:val="center"/>
+            <w:hideMark/>
+          </w:tcPr>
+          <w:p>
+            <w:pPr>
+              <w:rPr>
+                <w:b/>
+                <w:bCs/>
+              </w:rPr>
+            </w:pPr>
+            <w:r>
+              <w:rPr>
+                <w:b/>
+                <w:bCs/>
+              </w:rPr>
+              <w:t>Classroom</w:t>
+            </w:r>
+          </w:p>
+        </w:tc>
+        <w:tc>
+          <w:tcPr>
+            <w:tcW w:w="0" w:type="auto"/>
+            <w:vAlign w:val="center"/>
+            <w:hideMark/>
+          </w:tcPr>
+          <w:p>
+            <w:pPr>
+              <w:rPr>
+                <w:b/>
+                <w:bCs/>
+              </w:rPr>
+            </w:pPr>
+            <w:r>
+              <w:rPr>
+                <w:b/>
+                <w:bCs/>
+              </w:rPr>
+              <w:t>Horizon Lab</w:t>
+            </w:r>
+          </w:p>
+        </w:tc>
+        <w:tc>
+          <w:tcPr>
+            <w:tcW w:w="0" w:type="auto"/>
+            <w:vAlign w:val="center"/>
+            <w:hideMark/>
+          </w:tcPr>
+          <w:p>
+            <w:pPr>
+              <w:rPr>
+                <w:b/>
+                <w:bCs/>
+              </w:rPr>
+            </w:pPr>
+            <w:r>
+              <w:rPr>
+                <w:b/>
+                <w:bCs/>
+              </w:rPr>
+              <w:t>The learning environment where Project Horizon takes place.</w:t>
+            </w:r>
+          </w:p>
+        </w:tc>
+      </w:tr>
+      <w:tr>
+        <w:trPr>
+          <w:tblCellSpacing w:w="15" w:type="dxa"/>
+        </w:trPr>
+        <w:tc>
+          <w:tcPr>
+            <w:tcW w:w="0" w:type="auto"/>
+            <w:vAlign w:val="center"/>
+            <w:hideMark/>
+          </w:tcPr>
+          <w:p>
+            <w:pPr>
+              <w:rPr>
+                <w:b/>
+                <w:bCs/>
+              </w:rPr>
+            </w:pPr>
+            <w:r>
+              <w:rPr>
+                <w:b/>
+                <w:bCs/>
+              </w:rPr>
+              <w:t>Unit</w:t>
+            </w:r>
+          </w:p>
+        </w:tc>
+        <w:tc>
+          <w:tcPr>
+            <w:tcW w:w="0" w:type="auto"/>
+            <w:vAlign w:val="center"/>
+            <w:hideMark/>
+          </w:tcPr>
+          <w:p>
+            <w:pPr>
+              <w:rPr>
+                <w:b/>
+                <w:bCs/>
+              </w:rPr>
+            </w:pPr>
+            <w:r>
+              <w:rPr>
+                <w:b/>
+                <w:bCs/>
+              </w:rPr>
+              <w:t>Mission</w:t>
+            </w:r>
+          </w:p>
+        </w:tc>
+        <w:tc>
+          <w:tcPr>
+            <w:tcW w:w="0" w:type="auto"/>
+            <w:vAlign w:val="center"/>
+            <w:hideMark/>
+          </w:tcPr>
+          <w:p>
+            <w:pPr>
+              <w:rPr>
+                <w:b/>
+                <w:bCs/>
+              </w:rPr>
+            </w:pPr>
+            <w:r>
+              <w:rPr>
+                <w:b/>
+                <w:bCs/>
+              </w:rPr>
+              <w:t>A major instructional experience organized around an authentic challenge.</w:t>
+            </w:r>
+          </w:p>
+        </w:tc>
+      </w:tr>
+      <w:tr>
+        <w:trPr>
+          <w:tblCellSpacing w:w="15" w:type="dxa"/>
+        </w:trPr>
+        <w:tc>
+          <w:tcPr>
+            <w:tcW w:w="0" w:type="auto"/>
+            <w:vAlign w:val="center"/>
+            <w:hideMark/>
+          </w:tcPr>
+          <w:p>
+            <w:pPr>
+              <w:rPr>
+                <w:b/>
+                <w:bCs/>
+              </w:rPr>
+            </w:pPr>
+            <w:r>
+              <w:rPr>
+                <w:b/>
+                <w:bCs/>
+              </w:rPr>
+              <w:t>Lesson</w:t>
+            </w:r>
+          </w:p>
+        </w:tc>
+        <w:tc>
+          <w:tcPr>
+            <w:tcW w:w="0" w:type="auto"/>
+            <w:vAlign w:val="center"/>
+            <w:hideMark/>
+          </w:tcPr>
+          <w:p>
+            <w:pPr>
+              <w:rPr>
+                <w:b/>
+                <w:bCs/>
+              </w:rPr>
+            </w:pPr>
+            <w:r>
+              <w:rPr>
+                <w:b/>
+                <w:bCs/>
+              </w:rPr>
+              <w:t>Operation</w:t>
+            </w:r>
+          </w:p>
+        </w:tc>
+        <w:tc>
+          <w:tcPr>
+            <w:tcW w:w="0" w:type="auto"/>
+            <w:vAlign w:val="center"/>
+            <w:hideMark/>
+          </w:tcPr>
+          <w:p>
+            <w:pPr>
+              <w:rPr>
+                <w:b/>
+                <w:bCs/>
+              </w:rPr>
+            </w:pPr>
+            <w:r>
+              <w:rPr>
+                <w:b/>
+                <w:bCs/>
+              </w:rPr>
+              <w:t>A structured learning experience within a Mission.</w:t>
+            </w:r>
+          </w:p>
+        </w:tc>
+      </w:tr>
+      <w:tr>
+        <w:trPr>
+          <w:tblCellSpacing w:w="15" w:type="dxa"/>
+        </w:trPr>
+        <w:tc>
+          <w:tcPr>
+            <w:tcW w:w="0" w:type="auto"/>
+            <w:vAlign w:val="center"/>
+            <w:hideMark/>
+          </w:tcPr>
+          <w:p>
+            <w:pPr>
+              <w:rPr>
+                <w:b/>
+                <w:bCs/>
+              </w:rPr>
+            </w:pPr>
+            <w:r>
+              <w:rPr>
+                <w:b/>
+                <w:bCs/>
+              </w:rPr>
+              <w:t>Assignment</w:t>
+            </w:r>
+          </w:p>
+        </w:tc>
+        <w:tc>
+          <w:tcPr>
+            <w:tcW w:w="0" w:type="auto"/>
+            <w:vAlign w:val="center"/>
+            <w:hideMark/>
+          </w:tcPr>
+          <w:p>
+            <w:pPr>
+              <w:rPr>
+                <w:b/>
+                <w:bCs/>
+              </w:rPr>
+            </w:pPr>
+            <w:r>
+              <w:rPr>
+                <w:b/>
+                <w:bCs/>
+              </w:rPr>
+              <w:t>Mission Task</w:t>
+            </w:r>
+          </w:p>
+        </w:tc>
+        <w:tc>
+          <w:tcPr>
+            <w:tcW w:w="0" w:type="auto"/>
+            <w:vAlign w:val="center"/>
+            <w:hideMark/>
+          </w:tcPr>
+          <w:p>
+            <w:pPr>
+              <w:rPr>
+                <w:b/>
+                <w:bCs/>
+              </w:rPr>
+            </w:pPr>
+            <w:r>
+              <w:rPr>
+                <w:b/>
+                <w:bCs/>
+              </w:rPr>
+              <w:t xml:space="preserve">A purposeful activity completed during an </w:t>
+            </w:r>
+            <w:proofErr w:type="gramStart"/>
+            <w:r>
+              <w:rPr>
+                <w:b/>
+                <w:bCs/>
+              </w:rPr>
+              <w:t>Operation</w:t>
+            </w:r>
+            <w:proofErr w:type="gramEnd"/>
+            <w:r>
+              <w:rPr>
+                <w:b/>
+                <w:bCs/>
+              </w:rPr>
+              <w:t>.</w:t>
+            </w:r>
+          </w:p>
+        </w:tc>
+      </w:tr>
+      <w:tr>
+        <w:trPr>
+          <w:tblCellSpacing w:w="15" w:type="dxa"/>
+        </w:trPr>
+        <w:tc>
+          <w:tcPr>
+            <w:tcW w:w="0" w:type="auto"/>
+            <w:vAlign w:val="center"/>
+            <w:hideMark/>
+          </w:tcPr>
+          <w:p>
+            <w:pPr>
+              <w:rPr>
+                <w:b/>
+                <w:bCs/>
+              </w:rPr>
+            </w:pPr>
+            <w:r>
+              <w:rPr>
+                <w:b/>
+                <w:bCs/>
+              </w:rPr>
+              <w:t>Notebook</w:t>
+            </w:r>
+          </w:p>
+        </w:tc>
+        <w:tc>
+          <w:tcPr>
+            <w:tcW w:w="0" w:type="auto"/>
+            <w:vAlign w:val="center"/>
+            <w:hideMark/>
+          </w:tcPr>
+          <w:p>
+            <w:pPr>
+              <w:rPr>
+                <w:b/>
+                <w:bCs/>
+              </w:rPr>
+            </w:pPr>
+            <w:r>
+              <w:rPr>
+                <w:b/>
+                <w:bCs/>
+              </w:rPr>
+              <w:t>Field Manual</w:t>
+            </w:r>
+          </w:p>
+        </w:tc>
+        <w:tc>
+          <w:tcPr>
+            <w:tcW w:w="0" w:type="auto"/>
+            <w:vAlign w:val="center"/>
+            <w:hideMark/>
+          </w:tcPr>
+          <w:p>
+            <w:pPr>
+              <w:rPr>
+                <w:b/>
+                <w:bCs/>
+              </w:rPr>
+            </w:pPr>
+            <w:r>
+              <w:rPr>
+                <w:b/>
+                <w:bCs/>
+              </w:rPr>
+              <w:t>The student's engineering notebook and project journal.</w:t>
+            </w:r>
+          </w:p>
+        </w:tc>
+      </w:tr>
+      <w:tr>
+        <w:trPr>
+          <w:tblCellSpacing w:w="15" w:type="dxa"/>
+        </w:trPr>
+        <w:tc>
+          <w:tcPr>
+            <w:tcW w:w="0" w:type="auto"/>
+            <w:vAlign w:val="center"/>
+            <w:hideMark/>
+          </w:tcPr>
+          <w:p>
+            <w:pPr>
+              <w:rPr>
+                <w:b/>
+                <w:bCs/>
+              </w:rPr>
+            </w:pPr>
+            <w:r>
+              <w:rPr>
+                <w:b/>
+                <w:bCs/>
+              </w:rPr>
+              <w:lastRenderedPageBreak/>
+              <w:t>Quiz</w:t>
+            </w:r>
+          </w:p>
+        </w:tc>
+        <w:tc>
+          <w:tcPr>
+            <w:tcW w:w="0" w:type="auto"/>
+            <w:vAlign w:val="center"/>
+            <w:hideMark/>
+          </w:tcPr>
+          <w:p>
+            <w:pPr>
+              <w:rPr>
+                <w:b/>
+                <w:bCs/>
+              </w:rPr>
+            </w:pPr>
+            <w:r>
+              <w:rPr>
+                <w:b/>
+                <w:bCs/>
+              </w:rPr>
+              <w:t>Mission Check</w:t>
+            </w:r>
+          </w:p>
+        </w:tc>
+        <w:tc>
+          <w:tcPr>
+            <w:tcW w:w="0" w:type="auto"/>
+            <w:vAlign w:val="center"/>
+            <w:hideMark/>
+          </w:tcPr>
+          <w:p>
+            <w:pPr>
+              <w:rPr>
+                <w:b/>
+                <w:bCs/>
+              </w:rPr>
+            </w:pPr>
+            <w:r>
+              <w:rPr>
+                <w:b/>
+                <w:bCs/>
+              </w:rPr>
+              <w:t xml:space="preserve">A formative assessment </w:t>
+            </w:r>
+            <w:proofErr w:type="gramStart"/>
+            <w:r>
+              <w:rPr>
+                <w:b/>
+                <w:bCs/>
+              </w:rPr>
+              <w:t>used</w:t>
+            </w:r>
+            <w:proofErr w:type="gramEnd"/>
+            <w:r>
+              <w:rPr>
+                <w:b/>
+                <w:bCs/>
+              </w:rPr>
+              <w:t xml:space="preserve"> to monitor understanding.</w:t>
+            </w:r>
+          </w:p>
+        </w:tc>
+      </w:tr>
+      <w:tr>
+        <w:trPr>
+          <w:tblCellSpacing w:w="15" w:type="dxa"/>
+        </w:trPr>
+        <w:tc>
+          <w:tcPr>
+            <w:tcW w:w="0" w:type="auto"/>
+            <w:vAlign w:val="center"/>
+            <w:hideMark/>
+          </w:tcPr>
+          <w:p>
+            <w:pPr>
+              <w:rPr>
+                <w:b/>
+                <w:bCs/>
+              </w:rPr>
+            </w:pPr>
+            <w:r>
+              <w:rPr>
+                <w:b/>
+                <w:bCs/>
+              </w:rPr>
+              <w:t>Final Project</w:t>
+            </w:r>
+          </w:p>
+        </w:tc>
+        <w:tc>
+          <w:tcPr>
+            <w:tcW w:w="0" w:type="auto"/>
+            <w:vAlign w:val="center"/>
+            <w:hideMark/>
+          </w:tcPr>
+          <w:p>
+            <w:pPr>
+              <w:rPr>
+                <w:b/>
+                <w:bCs/>
+              </w:rPr>
+            </w:pPr>
+            <w:r>
+              <w:rPr>
+                <w:b/>
+                <w:bCs/>
+              </w:rPr>
+              <w:t>Horizon Challenge</w:t>
+            </w:r>
+          </w:p>
+        </w:tc>
+        <w:tc>
+          <w:tcPr>
+            <w:tcW w:w="0" w:type="auto"/>
+            <w:vAlign w:val="center"/>
+            <w:hideMark/>
+          </w:tcPr>
+          <w:p>
+            <w:pPr>
+              <w:rPr>
+                <w:b/>
+                <w:bCs/>
+              </w:rPr>
+            </w:pPr>
+            <w:r>
+              <w:rPr>
+                <w:b/>
+                <w:bCs/>
+              </w:rPr>
+              <w:t>A culminating demonstration of learning and growth.</w:t>
+            </w:r>
+          </w:p>
+        </w:tc>
+      </w:tr>
+    </w:tbl>
+    <w:p>
+      <w:pPr>
+        <w:rPr>
+          <w:b/>
+          <w:bCs/>
+        </w:rPr>
+      </w:pPr>
+      <w:r>
+        <w:rPr>
+          <w:b/>
+          <w:bCs/>
+        </w:rPr>
+        <w:pict w14:anchorId="0146285B">
+          <v:rect id="_x0000_i1048" style="width:0;height:1.5pt" o:hralign="center" o:hrstd="t" o:hr="t" fillcolor="#a0a0a0" stroked="f"/>
+        </w:pict>
+      </w:r>
+    </w:p>
+    <w:p>
+      <w:pPr>
+        <w:rPr>
+          <w:b/>
+          <w:bCs/>
+        </w:rPr>
+      </w:pPr>
+      <w:r>
+        <w:rPr>
+          <w:b/>
+          <w:bCs/>
+        </w:rPr>
+        <w:t>Important Note</w:t>
+      </w:r>
+    </w:p>
+    <w:p>
+      <w:pPr>
+        <w:rPr>
+          <w:b/>
+          <w:bCs/>
+        </w:rPr>
+      </w:pPr>
+      <w:r>
+        <w:rPr>
+          <w:b/>
+          <w:bCs/>
+        </w:rPr>
+        <w:t>Throughout this publication, the term Horizon Engineer refers to the student participating in Project Horizon.</w:t>
+      </w:r>
+    </w:p>
+    <w:p>
+      <w:pPr>
+        <w:rPr>
+          <w:b/>
+          <w:bCs/>
+        </w:rPr>
+      </w:pPr>
+      <w:r>
+        <w:rPr>
+          <w:b/>
+          <w:bCs/>
+        </w:rPr>
+        <w:t xml:space="preserve">The title reflects the belief that every learner </w:t>
+      </w:r>
+      <w:proofErr w:type="gramStart"/>
+      <w:r>
+        <w:rPr>
+          <w:b/>
+          <w:bCs/>
+        </w:rPr>
+        <w:t>is capable of thinking</w:t>
+      </w:r>
+      <w:proofErr w:type="gramEnd"/>
+      <w:r>
+        <w:rPr>
+          <w:b/>
+          <w:bCs/>
+        </w:rPr>
+        <w:t xml:space="preserve">, creating, solving problems, and growing through the engineering design process. It is a title of participation, aspiration, and </w:t>
+      </w:r>
+      <w:proofErr w:type="gramStart"/>
+      <w:r>
+        <w:rPr>
+          <w:b/>
+          <w:bCs/>
+        </w:rPr>
+        <w:t>belonging—</w:t>
+      </w:r>
+      <w:proofErr w:type="gramEnd"/>
+      <w:r>
+        <w:rPr>
+          <w:b/>
+          <w:bCs/>
+        </w:rPr>
+        <w:t>not a professional credential.</w:t>
+      </w:r>
+    </w:p>
+    <w:p>
+      <w:pPr>
+        <w:rPr>
+          <w:b/>
+          <w:bCs/>
+        </w:rPr>
+      </w:pPr>
+      <w:r>
+        <w:rPr>
+          <w:b/>
+          <w:bCs/>
+        </w:rPr>
+        <w:t>Students officially become Horizon Engineers upon completing the Project Horizon induction experience, currently designated Mission 00.</w:t>
+      </w:r>
+    </w:p>
+    <w:p>
+      <w:pPr>
+        <w:rPr>
+          <w:b/>
+          <w:bCs/>
+        </w:rPr>
+      </w:pPr>
+    </w:p>
+    <w:p>
+      <w:pPr>
+        <w:rPr>
+          <w:b/>
+          <w:bCs/>
+        </w:rPr>
+      </w:pPr>
+    </w:p>
+    <w:p>
+      <w:pPr>
+        <w:rPr>
+          <w:b/>
+          <w:bCs/>
+        </w:rPr>
+      </w:pPr>
+    </w:p>
+    <w:p>
+      <w:pPr>
+        <w:rPr>
+          <w:b/>
+          <w:bCs/>
+        </w:rPr>
+      </w:pPr>
+    </w:p>
+    <w:p>
+      <w:pPr>
+        <w:rPr>
+          <w:b/>
+          <w:bCs/>
+        </w:rPr>
+      </w:pPr>
+    </w:p>
+    <w:p>
+      <w:pPr>
+        <w:rPr>
+          <w:b/>
+          <w:bCs/>
+        </w:rPr>
+      </w:pPr>
+    </w:p>
+    <w:p>
+      <w:pPr>
+        <w:rPr>
+          <w:b/>
+          <w:bCs/>
+        </w:rPr>
+      </w:pPr>
+    </w:p>
+    <w:p>
+      <w:pPr>
+        <w:rPr>
+          <w:b/>
+          <w:bCs/>
+        </w:rPr>
+      </w:pPr>
+    </w:p>
+    <w:p>
+      <w:pPr>
+        <w:rPr>
+          <w:b/>
+          <w:bCs/>
+        </w:rPr>
+      </w:pPr>
+    </w:p>
+    <w:p>
+      <w:pPr>
+        <w:rPr>
+          <w:b/>
+          <w:bCs/>
+        </w:rPr>
+      </w:pPr>
+    </w:p>
+    <w:p>
+      <w:pPr>
+        <w:rPr>
+          <w:b/>
+          <w:bCs/>
+        </w:rPr>
+      </w:pPr>
+    </w:p>
+    <w:p>
+      <w:pPr>
+        <w:rPr>
+          <w:b/>
+          <w:bCs/>
+        </w:rPr>
+      </w:pPr>
+    </w:p>
+    <w:p>
+      <w:pPr>
+        <w:rPr>
+          <w:b/>
+          <w:bCs/>
+        </w:rPr>
+      </w:pPr>
+      <w:r>
+        <w:rPr>
+          <w:b/>
+          <w:bCs/>
+        </w:rPr>
+        <w:lastRenderedPageBreak/>
+        <w:t>PHI-110</w:t>
+      </w:r>
+    </w:p>
+    <w:p>
+      <w:pPr>
+        <w:rPr>
+          <w:b/>
+          <w:bCs/>
+        </w:rPr>
+      </w:pPr>
+      <w:r>
+        <w:rPr>
+          <w:b/>
+          <w:bCs/>
+        </w:rPr>
+        <w:t>Project Horizon Engineering Design Standard</w:t>
+      </w:r>
+    </w:p>
+    <w:p>
+      <w:pPr>
+        <w:rPr>
+          <w:b/>
+          <w:bCs/>
+        </w:rPr>
+      </w:pPr>
+      <w:r>
+        <w:rPr>
+          <w:b/>
+          <w:bCs/>
+        </w:rPr>
+        <w:t>Version 1.0</w:t>
+      </w:r>
+    </w:p>
+    <w:p>
+      <w:r>
+        <w:pict w14:anchorId="31C0B2BD">
+          <v:rect id="_x0000_i1050" style="width:0;height:1.5pt" o:hralign="center" o:hrstd="t" o:hr="t" fillcolor="#a0a0a0" stroked="f"/>
+        </w:pict>
+      </w:r>
+    </w:p>
+    <w:p>
+      <w:pPr>
+        <w:rPr>
+          <w:b/>
+          <w:bCs/>
+        </w:rPr>
+      </w:pPr>
+      <w:r>
+        <w:rPr>
+          <w:b/>
+          <w:bCs/>
+        </w:rPr>
+        <w:t>Chapter 1</w:t>
+      </w:r>
+    </w:p>
+    <w:p>
+      <w:pPr>
+        <w:rPr>
+          <w:b/>
+          <w:bCs/>
+        </w:rPr>
+      </w:pPr>
+      <w:r>
+        <w:rPr>
+          <w:b/>
+          <w:bCs/>
+        </w:rPr>
+        <w:t>Purpose, Scope, and Guiding Principles</w:t>
+      </w:r>
+    </w:p>
+    <w:p>
+      <w:r>
+        <w:pict w14:anchorId="4895CCE8">
+          <v:rect id="_x0000_i1051" style="width:0;height:1.5pt" o:hralign="center" o:hrstd="t" o:hr="t" fillcolor="#a0a0a0" stroked="f"/>
+        </w:pict>
+      </w:r>
+    </w:p>
+    <w:p>
+      <w:pPr>
+        <w:rPr>
+          <w:b/>
+          <w:bCs/>
+        </w:rPr>
+      </w:pPr>
+      <w:r>
+        <w:rPr>
+          <w:b/>
+          <w:bCs/>
+        </w:rPr>
+        <w:t>1.1 Purpose</w:t>
+      </w:r>
+    </w:p>
+    <w:p>
+      <w:r>
+        <w:t xml:space="preserve">The </w:t>
+      </w:r>
+      <w:r>
+        <w:rPr>
+          <w:b/>
+          <w:bCs/>
+        </w:rPr>
+        <w:t>Project Horizon Engineering Design Standard (PHI-110)</w:t>
+      </w:r>
+      <w:r>
+        <w:t xml:space="preserve"> establishes the engineering requirements that govern the design, development, implementation, publication, and continuous improvement of every component of the Project Horizon Initiative.</w:t>
+      </w:r>
+    </w:p>
+    <w:p>
+      <w:r>
+        <w:t xml:space="preserve">Where the </w:t>
+      </w:r>
+      <w:r>
+        <w:rPr>
+          <w:b/>
+          <w:bCs/>
+        </w:rPr>
+        <w:t>Project Horizon Constitution (PHI-100)</w:t>
+      </w:r>
+      <w:r>
+        <w:t xml:space="preserve"> defines </w:t>
       </w:r>
       <w:r>
         <w:rPr>
           <w:i/>
           <w:iCs/>
         </w:rPr>
+        <w:t>why</w:t>
+      </w:r>
+      <w:r>
+        <w:t xml:space="preserve"> Project Horizon exists, this document defines </w:t>
+      </w:r>
+      <w:r>
+        <w:rPr>
+          <w:i/>
+          <w:iCs/>
+        </w:rPr>
         <w:t>how</w:t>
       </w:r>
       <w:r>
@@ -249,7 +3152,7 @@
     <w:p>
       <w:r>
         <w:pict w14:anchorId="35E2CEBA">
-          <v:rect id="_x0000_i1142" style="width:0;height:1.5pt" o:hralign="center" o:hrstd="t" o:hr="t" fillcolor="#a0a0a0" stroked="f"/>
+          <v:rect id="_x0000_i1052" style="width:0;height:1.5pt" o:hralign="center" o:hrstd="t" o:hr="t" fillcolor="#a0a0a0" stroked="f"/>
         </w:pict>
       </w:r>
     </w:p>
@@ -281,7 +3184,6 @@
         </w:numPr>
       </w:pPr>
       <w:r>
-        <w:lastRenderedPageBreak/>
         <w:t xml:space="preserve">Foundational documents </w:t>
       </w:r>
     </w:p>
@@ -337,7 +3239,13 @@
         </w:numPr>
       </w:pPr>
       <w:r>
-        <w:t xml:space="preserve">Digital resources </w:t>
+        <w:t xml:space="preserve">Digital </w:t>
+      </w:r>
+      <w:r>
+        <w:t>R</w:t>
+      </w:r>
+      <w:r>
+        <w:t xml:space="preserve">esources </w:t>
       </w:r>
     </w:p>
     <w:p>
@@ -348,7 +3256,14 @@
         </w:numPr>
       </w:pPr>
       <w:r>
-        <w:t xml:space="preserve">Graphics and branding </w:t>
+        <w:lastRenderedPageBreak/>
+        <w:t xml:space="preserve">Graphics and </w:t>
+      </w:r>
+      <w:r>
+        <w:t>B</w:t>
+      </w:r>
+      <w:r>
+        <w:t xml:space="preserve">randing </w:t>
       </w:r>
     </w:p>
     <w:p>
@@ -370,7 +3285,13 @@
         </w:numPr>
       </w:pPr>
       <w:r>
-        <w:t xml:space="preserve">Companion publications </w:t>
+        <w:t xml:space="preserve">Companion </w:t>
+      </w:r>
+      <w:r>
+        <w:t>P</w:t>
+      </w:r>
+      <w:r>
+        <w:t xml:space="preserve">ublications </w:t>
       </w:r>
     </w:p>
     <w:p>
@@ -381,7 +3302,19 @@
         </w:numPr>
       </w:pPr>
       <w:r>
-        <w:t xml:space="preserve">Future revisions and expansions </w:t>
+        <w:t xml:space="preserve">Future </w:t>
+      </w:r>
+      <w:r>
+        <w:t>R</w:t>
+      </w:r>
+      <w:r>
+        <w:t xml:space="preserve">evisions and </w:t>
+      </w:r>
+      <w:r>
+        <w:t>E</w:t>
+      </w:r>
+      <w:r>
+        <w:t xml:space="preserve">xpansions </w:t>
       </w:r>
     </w:p>
     <w:p>
@@ -392,7 +3325,7 @@
     <w:p>
       <w:r>
         <w:pict w14:anchorId="5921855E">
-          <v:rect id="_x0000_i1143" style="width:0;height:1.5pt" o:hralign="center" o:hrstd="t" o:hr="t" fillcolor="#a0a0a0" stroked="f"/>
+          <v:rect id="_x0000_i1053" style="width:0;height:1.5pt" o:hralign="center" o:hrstd="t" o:hr="t" fillcolor="#a0a0a0" stroked="f"/>
         </w:pict>
       </w:r>
     </w:p>
@@ -449,7 +3382,7 @@
     <w:p>
       <w:r>
         <w:pict w14:anchorId="76065225">
-          <v:rect id="_x0000_i1144" style="width:0;height:1.5pt" o:hralign="center" o:hrstd="t" o:hr="t" fillcolor="#a0a0a0" stroked="f"/>
+          <v:rect id="_x0000_i1054" style="width:0;height:1.5pt" o:hralign="center" o:hrstd="t" o:hr="t" fillcolor="#a0a0a0" stroked="f"/>
         </w:pict>
       </w:r>
     </w:p>
@@ -480,14 +3413,67 @@
     </w:p>
     <w:p>
       <w:r>
+        <w:t>Whenever uncertainty exists regarding curriculum design, publication standards, or instructional decisions, the Constitution establishes the guiding philosophy while PHI-110 establishes the implementation requirements.</w:t>
+      </w:r>
+    </w:p>
+    <w:p>
+      <w:r>
+        <w:pict w14:anchorId="6B8A3DF7">
+          <v:rect id="_x0000_i1055" style="width:0;height:1.5pt" o:hralign="center" o:hrstd="t" o:hr="t" fillcolor="#a0a0a0" stroked="f"/>
+        </w:pict>
+      </w:r>
+    </w:p>
+    <w:p>
+      <w:pPr>
+        <w:rPr>
+          <w:b/>
+          <w:bCs/>
+        </w:rPr>
+      </w:pPr>
+      <w:r>
+        <w:rPr>
+          <w:b/>
+          <w:bCs/>
+        </w:rPr>
+        <w:t>1.5 Guiding Principles</w:t>
+      </w:r>
+    </w:p>
+    <w:p>
+      <w:r>
         <w:lastRenderedPageBreak/>
-        <w:t>Whenever uncertainty exists regarding curriculum design, publication standards, or instructional decisions, the Constitution establishes the guiding philosophy while PHI-110 establishes the implementation requirements.</w:t>
-      </w:r>
-    </w:p>
-    <w:p>
-      <w:r>
-        <w:pict w14:anchorId="6B8A3DF7">
-          <v:rect id="_x0000_i1145" style="width:0;height:1.5pt" o:hralign="center" o:hrstd="t" o:hr="t" fillcolor="#a0a0a0" stroked="f"/>
+        <w:t>The following principles govern every engineering decision made within the Project Horizon Initiative.</w:t>
+      </w:r>
+      <w:r>
+        <w:t xml:space="preserve"> </w:t>
+      </w:r>
+      <w:r>
+        <w:t>These principles are derived from and shall be interpreted consistently with PHI-100.</w:t>
+      </w:r>
+    </w:p>
+    <w:p>
+      <w:pPr>
+        <w:rPr>
+          <w:b/>
+          <w:bCs/>
+        </w:rPr>
+      </w:pPr>
+      <w:r>
+        <w:rPr>
+          <w:b/>
+          <w:bCs/>
+        </w:rPr>
+        <w:t>PHI-GP-001</w:t>
+      </w:r>
+    </w:p>
+    <w:p>
+      <w:r>
+        <w:t>School should be memorable—not memorization.</w:t>
+      </w:r>
+    </w:p>
+    <w:p>
+      <w:r>
+        <w:pict w14:anchorId="3178158E">
+          <v:rect id="_x0000_i1056" style="width:0;height:1.5pt" o:hralign="center" o:hrstd="t" o:hr="t" fillcolor="#a0a0a0" stroked="f"/>
         </w:pict>
       </w:r>
     </w:p>
@@ -503,38 +3489,18 @@
           <w:b/>
           <w:bCs/>
         </w:rPr>
-        <w:t>1.5 Guiding Principles</w:t>
-      </w:r>
-    </w:p>
-    <w:p>
-      <w:r>
-        <w:t>The following principles govern every engineering decision made within the Project Horizon Initiative.</w:t>
-      </w:r>
-    </w:p>
-    <w:p>
-      <w:pPr>
-        <w:rPr>
-          <w:b/>
-          <w:bCs/>
-        </w:rPr>
-      </w:pPr>
-      <w:r>
-        <w:rPr>
-          <w:b/>
-          <w:bCs/>
-        </w:rPr>
-        <w:t>PHI-GP-001</w:t>
-      </w:r>
-    </w:p>
-    <w:p>
-      <w:r>
-        <w:t>School should be memorable—not memorization.</w:t>
-      </w:r>
-    </w:p>
-    <w:p>
-      <w:r>
-        <w:pict w14:anchorId="3178158E">
-          <v:rect id="_x0000_i1146" style="width:0;height:1.5pt" o:hralign="center" o:hrstd="t" o:hr="t" fillcolor="#a0a0a0" stroked="f"/>
+        <w:t>PHI-GP-002</w:t>
+      </w:r>
+    </w:p>
+    <w:p>
+      <w:r>
+        <w:t>Ordinary is overrated.</w:t>
+      </w:r>
+    </w:p>
+    <w:p>
+      <w:r>
+        <w:pict w14:anchorId="66DFC6EB">
+          <v:rect id="_x0000_i1057" style="width:0;height:1.5pt" o:hralign="center" o:hrstd="t" o:hr="t" fillcolor="#a0a0a0" stroked="f"/>
         </w:pict>
       </w:r>
     </w:p>
@@ -550,18 +3516,18 @@
           <w:b/>
           <w:bCs/>
         </w:rPr>
-        <w:t>PHI-GP-002</w:t>
-      </w:r>
-    </w:p>
-    <w:p>
-      <w:r>
-        <w:t>Ordinary is overrated.</w:t>
-      </w:r>
-    </w:p>
-    <w:p>
-      <w:r>
-        <w:pict w14:anchorId="66DFC6EB">
-          <v:rect id="_x0000_i1147" style="width:0;height:1.5pt" o:hralign="center" o:hrstd="t" o:hr="t" fillcolor="#a0a0a0" stroked="f"/>
+        <w:t>PHI-GP-003</w:t>
+      </w:r>
+    </w:p>
+    <w:p>
+      <w:r>
+        <w:t>Curiosity precedes compliance.</w:t>
+      </w:r>
+    </w:p>
+    <w:p>
+      <w:r>
+        <w:pict w14:anchorId="31DF1983">
+          <v:rect id="_x0000_i1058" style="width:0;height:1.5pt" o:hralign="center" o:hrstd="t" o:hr="t" fillcolor="#a0a0a0" stroked="f"/>
         </w:pict>
       </w:r>
     </w:p>
@@ -577,18 +3543,18 @@
           <w:b/>
           <w:bCs/>
         </w:rPr>
-        <w:t>PHI-GP-003</w:t>
-      </w:r>
-    </w:p>
-    <w:p>
-      <w:r>
-        <w:t>Curiosity precedes compliance.</w:t>
-      </w:r>
-    </w:p>
-    <w:p>
-      <w:r>
-        <w:pict w14:anchorId="31DF1983">
-          <v:rect id="_x0000_i1148" style="width:0;height:1.5pt" o:hralign="center" o:hrstd="t" o:hr="t" fillcolor="#a0a0a0" stroked="f"/>
+        <w:t>PHI-GP-004</w:t>
+      </w:r>
+    </w:p>
+    <w:p>
+      <w:r>
+        <w:t>Authentic problems produce authentic learning.</w:t>
+      </w:r>
+    </w:p>
+    <w:p>
+      <w:r>
+        <w:pict w14:anchorId="56E27EE5">
+          <v:rect id="_x0000_i1059" style="width:0;height:1.5pt" o:hralign="center" o:hrstd="t" o:hr="t" fillcolor="#a0a0a0" stroked="f"/>
         </w:pict>
       </w:r>
     </w:p>
@@ -604,18 +3570,18 @@
           <w:b/>
           <w:bCs/>
         </w:rPr>
-        <w:t>PHI-GP-004</w:t>
-      </w:r>
-    </w:p>
-    <w:p>
-      <w:r>
-        <w:t>Authentic problems produce authentic learning.</w:t>
-      </w:r>
-    </w:p>
-    <w:p>
-      <w:r>
-        <w:pict w14:anchorId="56E27EE5">
-          <v:rect id="_x0000_i1149" style="width:0;height:1.5pt" o:hralign="center" o:hrstd="t" o:hr="t" fillcolor="#a0a0a0" stroked="f"/>
+        <w:t>PHI-GP-005</w:t>
+      </w:r>
+    </w:p>
+    <w:p>
+      <w:r>
+        <w:t>Technology serves people.</w:t>
+      </w:r>
+    </w:p>
+    <w:p>
+      <w:r>
+        <w:pict w14:anchorId="4A2AFBE5">
+          <v:rect id="_x0000_i1060" style="width:0;height:1.5pt" o:hralign="center" o:hrstd="t" o:hr="t" fillcolor="#a0a0a0" stroked="f"/>
         </w:pict>
       </w:r>
     </w:p>
@@ -631,18 +3597,18 @@
           <w:b/>
           <w:bCs/>
         </w:rPr>
-        <w:t>PHI-GP-005</w:t>
-      </w:r>
-    </w:p>
-    <w:p>
-      <w:r>
-        <w:t>Technology serves people.</w:t>
-      </w:r>
-    </w:p>
-    <w:p>
-      <w:r>
-        <w:pict w14:anchorId="4A2AFBE5">
-          <v:rect id="_x0000_i1150" style="width:0;height:1.5pt" o:hralign="center" o:hrstd="t" o:hr="t" fillcolor="#a0a0a0" stroked="f"/>
+        <w:t>PHI-GP-006</w:t>
+      </w:r>
+    </w:p>
+    <w:p>
+      <w:r>
+        <w:t>Engineering is a mindset available to every learner.</w:t>
+      </w:r>
+    </w:p>
+    <w:p>
+      <w:r>
+        <w:pict w14:anchorId="6E0E5ED3">
+          <v:rect id="_x0000_i1061" style="width:0;height:1.5pt" o:hralign="center" o:hrstd="t" o:hr="t" fillcolor="#a0a0a0" stroked="f"/>
         </w:pict>
       </w:r>
     </w:p>
@@ -658,18 +3624,18 @@
           <w:b/>
           <w:bCs/>
         </w:rPr>
-        <w:t>PHI-GP-006</w:t>
-      </w:r>
-    </w:p>
-    <w:p>
-      <w:r>
-        <w:t>Engineering is a mindset available to every learner.</w:t>
-      </w:r>
-    </w:p>
-    <w:p>
-      <w:r>
-        <w:pict w14:anchorId="6E0E5ED3">
-          <v:rect id="_x0000_i1151" style="width:0;height:1.5pt" o:hralign="center" o:hrstd="t" o:hr="t" fillcolor="#a0a0a0" stroked="f"/>
+        <w:t>PHI-GP-007</w:t>
+      </w:r>
+    </w:p>
+    <w:p>
+      <w:r>
+        <w:t>Environment is curriculum.</w:t>
+      </w:r>
+    </w:p>
+    <w:p>
+      <w:r>
+        <w:pict w14:anchorId="3858AE4D">
+          <v:rect id="_x0000_i1062" style="width:0;height:1.5pt" o:hralign="center" o:hrstd="t" o:hr="t" fillcolor="#a0a0a0" stroked="f"/>
         </w:pict>
       </w:r>
     </w:p>
@@ -685,19 +3651,46 @@
           <w:b/>
           <w:bCs/>
         </w:rPr>
-        <w:t>PHI-GP-007</w:t>
-      </w:r>
-    </w:p>
-    <w:p>
-      <w:r>
-        <w:t>Environment is curriculum.</w:t>
-      </w:r>
-    </w:p>
-    <w:p>
-      <w:r>
+        <w:t>PHI-GP-008</w:t>
+      </w:r>
+    </w:p>
+    <w:p>
+      <w:r>
+        <w:t>Build once. Improve forever.</w:t>
+      </w:r>
+    </w:p>
+    <w:p>
+      <w:r>
+        <w:pict w14:anchorId="3D239E4F">
+          <v:rect id="_x0000_i1063" style="width:0;height:1.5pt" o:hralign="center" o:hrstd="t" o:hr="t" fillcolor="#a0a0a0" stroked="f"/>
+        </w:pict>
+      </w:r>
+    </w:p>
+    <w:p>
+      <w:pPr>
+        <w:rPr>
+          <w:b/>
+          <w:bCs/>
+        </w:rPr>
+      </w:pPr>
+      <w:r>
+        <w:rPr>
+          <w:b/>
+          <w:bCs/>
+        </w:rPr>
         <w:lastRenderedPageBreak/>
-        <w:pict w14:anchorId="3858AE4D">
-          <v:rect id="_x0000_i1152" style="width:0;height:1.5pt" o:hralign="center" o:hrstd="t" o:hr="t" fillcolor="#a0a0a0" stroked="f"/>
+        <w:t>PHI-GP-009</w:t>
+      </w:r>
+    </w:p>
+    <w:p>
+      <w:r>
+        <w:t>Every student deserves opportunities to create something meaningful.</w:t>
+      </w:r>
+    </w:p>
+    <w:p>
+      <w:r>
+        <w:pict w14:anchorId="1A7D0A7A">
+          <v:rect id="_x0000_i1064" style="width:0;height:1.5pt" o:hralign="center" o:hrstd="t" o:hr="t" fillcolor="#a0a0a0" stroked="f"/>
         </w:pict>
       </w:r>
     </w:p>
@@ -713,18 +3706,18 @@
           <w:b/>
           <w:bCs/>
         </w:rPr>
-        <w:t>PHI-GP-008</w:t>
-      </w:r>
-    </w:p>
-    <w:p>
-      <w:r>
-        <w:t>Build once. Improve forever.</w:t>
-      </w:r>
-    </w:p>
-    <w:p>
-      <w:r>
-        <w:pict w14:anchorId="3D239E4F">
-          <v:rect id="_x0000_i1153" style="width:0;height:1.5pt" o:hralign="center" o:hrstd="t" o:hr="t" fillcolor="#a0a0a0" stroked="f"/>
+        <w:t>PHI-GP-010</w:t>
+      </w:r>
+    </w:p>
+    <w:p>
+      <w:r>
+        <w:t>Project Horizon exists to inspire future innovators, not simply teach technology.</w:t>
+      </w:r>
+    </w:p>
+    <w:p>
+      <w:r>
+        <w:pict w14:anchorId="4A07B2A0">
+          <v:rect id="_x0000_i1065" style="width:0;height:1.5pt" o:hralign="center" o:hrstd="t" o:hr="t" fillcolor="#a0a0a0" stroked="f"/>
         </w:pict>
       </w:r>
     </w:p>
@@ -740,61 +3733,14 @@
           <w:b/>
           <w:bCs/>
         </w:rPr>
-        <w:t>PHI-GP-009</w:t>
-      </w:r>
-    </w:p>
-    <w:p>
-      <w:r>
-        <w:t>Every student deserves opportunities to create something meaningful.</w:t>
-      </w:r>
-    </w:p>
-    <w:p>
-      <w:r>
-        <w:pict w14:anchorId="1A7D0A7A">
-          <v:rect id="_x0000_i1154" style="width:0;height:1.5pt" o:hralign="center" o:hrstd="t" o:hr="t" fillcolor="#a0a0a0" stroked="f"/>
-        </w:pict>
-      </w:r>
-    </w:p>
-    <w:p>
-      <w:pPr>
-        <w:rPr>
-          <w:b/>
-          <w:bCs/>
-        </w:rPr>
-      </w:pPr>
-      <w:r>
-        <w:rPr>
-          <w:b/>
-          <w:bCs/>
-        </w:rPr>
-        <w:t>PHI-GP-010</w:t>
-      </w:r>
-    </w:p>
-    <w:p>
-      <w:r>
-        <w:t>Project Horizon exists to inspire future innovators, not simply teach technology.</w:t>
-      </w:r>
-    </w:p>
-    <w:p>
-      <w:r>
-        <w:pict w14:anchorId="4A07B2A0">
-          <v:rect id="_x0000_i1155" style="width:0;height:1.5pt" o:hralign="center" o:hrstd="t" o:hr="t" fillcolor="#a0a0a0" stroked="f"/>
-        </w:pict>
-      </w:r>
-    </w:p>
-    <w:p>
-      <w:pPr>
-        <w:rPr>
-          <w:b/>
-          <w:bCs/>
-        </w:rPr>
-      </w:pPr>
-      <w:r>
-        <w:rPr>
-          <w:b/>
-          <w:bCs/>
-        </w:rPr>
-        <w:t>1.6 Engineering Philosophy</w:t>
+        <w:t xml:space="preserve">1.6 </w:t>
+      </w:r>
+      <w:r>
+        <w:rPr>
+          <w:b/>
+          <w:bCs/>
+        </w:rPr>
+        <w:t>Project Horizon Engineering Process</w:t>
       </w:r>
     </w:p>
     <w:p>
@@ -887,7 +3833,7 @@
     <w:p>
       <w:r>
         <w:pict w14:anchorId="245C88D5">
-          <v:rect id="_x0000_i1156" style="width:0;height:1.5pt" o:hralign="center" o:hrstd="t" o:hr="t" fillcolor="#a0a0a0" stroked="f"/>
+          <v:rect id="_x0000_i1066" style="width:0;height:1.5pt" o:hralign="center" o:hrstd="t" o:hr="t" fillcolor="#a0a0a0" stroked="f"/>
         </w:pict>
       </w:r>
     </w:p>
@@ -903,33 +3849,124 @@
           <w:b/>
           <w:bCs/>
         </w:rPr>
-        <w:t>1.7 Founder Standard</w:t>
-      </w:r>
-    </w:p>
-    <w:p>
-      <w:r>
-        <w:t>Before any Project Horizon publication, mission, lesson, assessment, or Innovation Center resource is approved, it shall satisfy the following question:</w:t>
-      </w:r>
-    </w:p>
-    <w:p>
-      <w:r>
-        <w:rPr>
-          <w:b/>
-          <w:bCs/>
-        </w:rPr>
-        <w:t>Would we be proud to place the Project Horizon crest on this work?</w:t>
-      </w:r>
-    </w:p>
-    <w:p>
-      <w:r>
-        <w:t>If the answer is no, development shall continue until the answer becomes yes.</w:t>
+        <w:t xml:space="preserve">1.7 </w:t>
+      </w:r>
+      <w:r>
+        <w:rPr>
+          <w:b/>
+          <w:bCs/>
+        </w:rPr>
+        <w:t>Project Horizon Quality Test</w:t>
+      </w:r>
+    </w:p>
+    <w:p>
+      <w:r>
+        <w:t>Before any Project Horizon publication, mission, operation, assessment, or Innovation Center resource is approved, it shall satisfy the following question: Would we be proud to place the Project Horizon crest on this work?</w:t>
+      </w:r>
+      <w:r>
+        <w:pict w14:anchorId="0CFA0BA7">
+          <v:rect id="_x0000_i1067" style="width:0;height:1.5pt" o:hralign="center" o:hrstd="t" o:hr="t" fillcolor="#a0a0a0" stroked="f"/>
+        </w:pict>
+      </w:r>
+    </w:p>
+    <w:p>
+      <w:pPr>
+        <w:rPr>
+          <w:b/>
+          <w:bCs/>
+        </w:rPr>
+      </w:pPr>
+      <w:r>
+        <w:rPr>
+          <w:b/>
+          <w:bCs/>
+        </w:rPr>
+        <w:t>1.8 Closing Statement</w:t>
+      </w:r>
+    </w:p>
+    <w:p>
+      <w:r>
+        <w:t>Project Horizon is designed to evolve.</w:t>
+      </w:r>
+    </w:p>
+    <w:p>
+      <w:r>
+        <w:t>Technologies will change.</w:t>
+      </w:r>
+    </w:p>
+    <w:p>
+      <w:r>
+        <w:t>Tools will change.</w:t>
       </w:r>
     </w:p>
     <w:p>
       <w:r>
         <w:lastRenderedPageBreak/>
-        <w:pict w14:anchorId="0CFA0BA7">
-          <v:rect id="_x0000_i1157" style="width:0;height:1.5pt" o:hralign="center" o:hrstd="t" o:hr="t" fillcolor="#a0a0a0" stroked="f"/>
+        <w:t>Standards will change.</w:t>
+      </w:r>
+    </w:p>
+    <w:p>
+      <w:r>
+        <w:t>The commitment to curiosity, authentic learning, engineering excellence, and memorable educational experiences shall not.</w:t>
+      </w:r>
+    </w:p>
+    <w:p>
+      <w:r>
+        <w:t>PHI-110 exists to ensure that every future contribution to the Project Horizon Initiative honors that commitment.</w:t>
+      </w:r>
+    </w:p>
+    <w:p>
+      <w:pPr>
+        <w:rPr>
+          <w:b/>
+          <w:bCs/>
+        </w:rPr>
+      </w:pPr>
+    </w:p>
+    <w:p>
+      <w:pPr>
+        <w:rPr>
+          <w:b/>
+          <w:bCs/>
+        </w:rPr>
+      </w:pPr>
+      <w:r>
+        <w:rPr>
+          <w:b/>
+          <w:bCs/>
+        </w:rPr>
+        <w:t>Chapter 2</w:t>
+      </w:r>
+    </w:p>
+    <w:p>
+      <w:pPr>
+        <w:rPr>
+          <w:b/>
+          <w:bCs/>
+        </w:rPr>
+      </w:pPr>
+      <w:r>
+        <w:rPr>
+          <w:b/>
+          <w:bCs/>
+        </w:rPr>
+        <w:t>The Project Horizon System Architecture</w:t>
+      </w:r>
+    </w:p>
+    <w:p>
+      <w:pPr>
+        <w:rPr>
+          <w:b/>
+          <w:bCs/>
+        </w:rPr>
+      </w:pPr>
+      <w:r>
+        <w:rPr>
+          <w:b/>
+          <w:bCs/>
+        </w:rPr>
+        <w:pict w14:anchorId="529231F8">
+          <v:rect id="_x0000_i1068" style="width:0;height:1.5pt" o:hralign="center" o:hrstd="t" o:hr="t" fillcolor="#a0a0a0" stroked="f"/>
         </w:pict>
       </w:r>
     </w:p>
@@ -945,38 +3982,4258 @@
           <w:b/>
           <w:bCs/>
         </w:rPr>
-        <w:t>1.8 Closing Statement</w:t>
-      </w:r>
-    </w:p>
-    <w:p>
-      <w:r>
+        <w:t>Chapter Purpose</w:t>
+      </w:r>
+    </w:p>
+    <w:p>
+      <w:pPr>
+        <w:rPr>
+          <w:b/>
+          <w:bCs/>
+        </w:rPr>
+      </w:pPr>
+      <w:r>
+        <w:rPr>
+          <w:b/>
+          <w:bCs/>
+        </w:rPr>
+        <w:t xml:space="preserve">This chapter defines the architecture of the Project Horizon Educational System. Project Horizon is designed as an integrated system rather than a collection of instructional resources. Every publication, learning environment, instructional experience, assessment, and classroom practice operates as part of a larger structure intended to create extraordinary learning </w:t>
+      </w:r>
+      <w:proofErr w:type="spellStart"/>
+      <w:r>
+        <w:rPr>
+          <w:b/>
+          <w:bCs/>
+        </w:rPr>
+        <w:t>experiences.</w:t>
+      </w:r>
+      <w:proofErr w:type="spellEnd"/>
+    </w:p>
+    <w:p>
+      <w:pPr>
+        <w:rPr>
+          <w:b/>
+          <w:bCs/>
+        </w:rPr>
+      </w:pPr>
+      <w:r>
+        <w:rPr>
+          <w:b/>
+          <w:bCs/>
+        </w:rPr>
+        <w:t>Understanding this architecture is essential for every educator, curriculum developer, contributor, reviewer, and future steward of the Project Horizon Initiative.</w:t>
+      </w:r>
+    </w:p>
+    <w:p>
+      <w:pPr>
+        <w:rPr>
+          <w:b/>
+          <w:bCs/>
+        </w:rPr>
+      </w:pPr>
+      <w:r>
+        <w:rPr>
+          <w:b/>
+          <w:bCs/>
+        </w:rPr>
+        <w:t>The purpose of this chapter is to establish the relationships, dependencies, and responsibilities of each major component within the Project Horizon Framework.</w:t>
+      </w:r>
+    </w:p>
+    <w:p>
+      <w:pPr>
+        <w:rPr>
+          <w:b/>
+          <w:bCs/>
+        </w:rPr>
+      </w:pPr>
+      <w:r>
+        <w:rPr>
+          <w:b/>
+          <w:bCs/>
+        </w:rPr>
+        <w:pict w14:anchorId="4D93DA99">
+          <v:rect id="_x0000_i1069" style="width:0;height:1.5pt" o:hralign="center" o:hrstd="t" o:hr="t" fillcolor="#a0a0a0" stroked="f"/>
+        </w:pict>
+      </w:r>
+    </w:p>
+    <w:p>
+      <w:pPr>
+        <w:rPr>
+          <w:b/>
+          <w:bCs/>
+        </w:rPr>
+      </w:pPr>
+      <w:r>
+        <w:rPr>
+          <w:b/>
+          <w:bCs/>
+        </w:rPr>
+        <w:t>2.1 Systems Thinking</w:t>
+      </w:r>
+    </w:p>
+    <w:p>
+      <w:pPr>
+        <w:rPr>
+          <w:b/>
+          <w:bCs/>
+        </w:rPr>
+      </w:pPr>
+      <w:r>
+        <w:rPr>
+          <w:b/>
+          <w:bCs/>
+        </w:rPr>
+        <w:t>Project Horizon applies systems thinking to curriculum design.</w:t>
+      </w:r>
+    </w:p>
+    <w:p>
+      <w:pPr>
+        <w:rPr>
+          <w:b/>
+          <w:bCs/>
+        </w:rPr>
+      </w:pPr>
+      <w:r>
+        <w:rPr>
+          <w:b/>
+          <w:bCs/>
+        </w:rPr>
+        <w:t>Rather than viewing curriculum as a sequence of isolated lessons, Project Horizon recognizes that meaningful learning emerges from the interaction of many interconnected elements.</w:t>
+      </w:r>
+    </w:p>
+    <w:p>
+      <w:pPr>
+        <w:rPr>
+          <w:b/>
+          <w:bCs/>
+        </w:rPr>
+      </w:pPr>
+      <w:r>
+        <w:rPr>
+          <w:b/>
+          <w:bCs/>
+        </w:rPr>
+        <w:t>The classroom environment influences student engagement.</w:t>
+      </w:r>
+    </w:p>
+    <w:p>
+      <w:pPr>
+        <w:rPr>
+          <w:b/>
+          <w:bCs/>
+        </w:rPr>
+      </w:pPr>
+      <w:r>
+        <w:rPr>
+          <w:b/>
+          <w:bCs/>
+        </w:rPr>
+        <w:t>Instructional design influences confidence.</w:t>
+      </w:r>
+    </w:p>
+    <w:p>
+      <w:pPr>
+        <w:rPr>
+          <w:b/>
+          <w:bCs/>
+        </w:rPr>
+      </w:pPr>
+      <w:r>
+        <w:rPr>
+          <w:b/>
+          <w:bCs/>
+        </w:rPr>
+        <w:t>Assessment influences reflection.</w:t>
+      </w:r>
+    </w:p>
+    <w:p>
+      <w:pPr>
+        <w:rPr>
+          <w:b/>
+          <w:bCs/>
+        </w:rPr>
+      </w:pPr>
+      <w:r>
+        <w:rPr>
+          <w:b/>
+          <w:bCs/>
+        </w:rPr>
+        <w:t>Teacher preparation influences implementation.</w:t>
+      </w:r>
+    </w:p>
+    <w:p>
+      <w:pPr>
+        <w:rPr>
+          <w:b/>
+          <w:bCs/>
+        </w:rPr>
+      </w:pPr>
+      <w:r>
+        <w:rPr>
+          <w:b/>
+          <w:bCs/>
+        </w:rPr>
+        <w:lastRenderedPageBreak/>
+        <w:t>Culture influences motivation.</w:t>
+      </w:r>
+    </w:p>
+    <w:p>
+      <w:pPr>
+        <w:rPr>
+          <w:b/>
+          <w:bCs/>
+        </w:rPr>
+      </w:pPr>
+      <w:r>
+        <w:rPr>
+          <w:b/>
+          <w:bCs/>
+        </w:rPr>
+        <w:t>No component exists independently.</w:t>
+      </w:r>
+    </w:p>
+    <w:p>
+      <w:pPr>
+        <w:rPr>
+          <w:b/>
+          <w:bCs/>
+        </w:rPr>
+      </w:pPr>
+      <w:r>
+        <w:rPr>
+          <w:b/>
+          <w:bCs/>
+        </w:rPr>
+        <w:t>Each strengthens—or weakens—the effectiveness of the whole.</w:t>
+      </w:r>
+    </w:p>
+    <w:p>
+      <w:pPr>
+        <w:rPr>
+          <w:b/>
+          <w:bCs/>
+        </w:rPr>
+      </w:pPr>
+      <w:r>
+        <w:rPr>
+          <w:b/>
+          <w:bCs/>
+        </w:rPr>
+        <w:t xml:space="preserve">For this reason, Project Horizon </w:t>
+      </w:r>
+      <w:proofErr w:type="gramStart"/>
+      <w:r>
+        <w:rPr>
+          <w:b/>
+          <w:bCs/>
+        </w:rPr>
+        <w:t>shall</w:t>
+      </w:r>
+      <w:proofErr w:type="gramEnd"/>
+      <w:r>
+        <w:rPr>
+          <w:b/>
+          <w:bCs/>
+        </w:rPr>
+        <w:t xml:space="preserve"> be engineered as a complete educational system in which every component intentionally supports the student experience.</w:t>
+      </w:r>
+    </w:p>
+    <w:p>
+      <w:pPr>
+        <w:rPr>
+          <w:b/>
+          <w:bCs/>
+        </w:rPr>
+      </w:pPr>
+      <w:r>
+        <w:rPr>
+          <w:b/>
+          <w:bCs/>
+        </w:rPr>
+        <w:t>System performance cannot be evaluated solely by reviewing individual resources. It must be evaluated by examining how the components interact during implementation.</w:t>
+      </w:r>
+    </w:p>
+    <w:p>
+      <w:pPr>
+        <w:rPr>
+          <w:b/>
+          <w:bCs/>
+        </w:rPr>
+      </w:pPr>
+      <w:r>
+        <w:rPr>
+          <w:b/>
+          <w:bCs/>
+        </w:rPr>
+        <w:pict w14:anchorId="3C3601D0">
+          <v:rect id="_x0000_i1070" style="width:0;height:1.5pt" o:hralign="center" o:hrstd="t" o:hr="t" fillcolor="#a0a0a0" stroked="f"/>
+        </w:pict>
+      </w:r>
+    </w:p>
+    <w:p>
+      <w:pPr>
+        <w:rPr>
+          <w:b/>
+          <w:bCs/>
+        </w:rPr>
+      </w:pPr>
+      <w:r>
+        <w:rPr>
+          <w:b/>
+          <w:bCs/>
+        </w:rPr>
+        <w:t xml:space="preserve">2.2 </w:t>
+      </w:r>
+      <w:proofErr w:type="gramStart"/>
+      <w:r>
+        <w:rPr>
+          <w:b/>
+          <w:bCs/>
+        </w:rPr>
+        <w:t>The Project</w:t>
+      </w:r>
+      <w:proofErr w:type="gramEnd"/>
+      <w:r>
+        <w:rPr>
+          <w:b/>
+          <w:bCs/>
+        </w:rPr>
+        <w:t xml:space="preserve"> Horizon System Architecture</w:t>
+      </w:r>
+    </w:p>
+    <w:p>
+      <w:pPr>
+        <w:rPr>
+          <w:b/>
+          <w:bCs/>
+        </w:rPr>
+      </w:pPr>
+      <w:r>
+        <w:rPr>
+          <w:b/>
+          <w:bCs/>
+        </w:rPr>
+        <w:t>The Project Horizon Framework is organized into five architectural layers.</w:t>
+      </w:r>
+    </w:p>
+    <w:p>
+      <w:pPr>
+        <w:rPr>
+          <w:b/>
+          <w:bCs/>
+        </w:rPr>
+      </w:pPr>
+      <w:r>
+        <w:rPr>
+          <w:b/>
+          <w:bCs/>
+        </w:rPr>
+        <w:t>Each layer serves a unique purpose while supporting every layer above it.</w:t>
+      </w:r>
+    </w:p>
+    <w:p>
+      <w:pPr>
+        <w:rPr>
+          <w:b/>
+          <w:bCs/>
+        </w:rPr>
+      </w:pPr>
+      <w:r>
+        <w:rPr>
+          <w:b/>
+          <w:bCs/>
+          <w:noProof/>
+        </w:rPr>
+        <w:drawing>
+          <wp:inline distT="0" distB="0" distL="0" distR="0" wp14:anchorId="0664259D" wp14:editId="0477F211">
+            <wp:extent cx="5943600" cy="3962400"/>
+            <wp:effectExtent l="0" t="0" r="0" b="0"/>
+            <wp:docPr id="1943100604" name="Picture 1"/>
+            <wp:cNvGraphicFramePr>
+              <a:graphicFrameLocks xmlns:a="http://schemas.openxmlformats.org/drawingml/2006/main" noChangeAspect="1"/>
+            </wp:cNvGraphicFramePr>
+            <a:graphic xmlns:a="http://schemas.openxmlformats.org/drawingml/2006/main">
+              <a:graphicData uri="http://schemas.openxmlformats.org/drawingml/2006/picture">
+                <pic:pic xmlns:pic="http://schemas.openxmlformats.org/drawingml/2006/picture">
+                  <pic:nvPicPr>
+                    <pic:cNvPr id="1943100604" name="Picture 1943100604"/>
+                    <pic:cNvPicPr/>
+                  </pic:nvPicPr>
+                  <pic:blipFill>
+                    <a:blip r:embed="rId5" cstate="print">
+                      <a:extLst>
+                        <a:ext uri="{28A0092B-C50C-407E-A947-70E740481C1C}">
+                          <a14:useLocalDpi xmlns:a14="http://schemas.microsoft.com/office/drawing/2010/main" val="0"/>
+                        </a:ext>
+                      </a:extLst>
+                    </a:blip>
+                    <a:stretch>
+                      <a:fillRect/>
+                    </a:stretch>
+                  </pic:blipFill>
+                  <pic:spPr>
+                    <a:xfrm>
+                      <a:off x="0" y="0"/>
+                      <a:ext cx="5943600" cy="3962400"/>
+                    </a:xfrm>
+                    <a:prstGeom prst="rect">
+                      <a:avLst/>
+                    </a:prstGeom>
+                  </pic:spPr>
+                </pic:pic>
+              </a:graphicData>
+            </a:graphic>
+          </wp:inline>
+        </w:drawing>
+      </w:r>
+    </w:p>
+    <w:p>
+      <w:pPr>
+        <w:rPr>
+          <w:b/>
+          <w:bCs/>
+        </w:rPr>
+      </w:pPr>
+    </w:p>
+    <w:p>
+      <w:pPr>
+        <w:rPr>
+          <w:b/>
+          <w:bCs/>
+        </w:rPr>
+      </w:pPr>
+      <w:r>
+        <w:rPr>
+          <w:b/>
+          <w:bCs/>
+        </w:rPr>
+        <w:t xml:space="preserve">2.3 </w:t>
+      </w:r>
+      <w:r>
+        <w:rPr>
+          <w:b/>
+          <w:bCs/>
+        </w:rPr>
+        <w:t>The Five Architectural Layers</w:t>
+      </w:r>
+    </w:p>
+    <w:p>
+      <w:pPr>
+        <w:rPr>
+          <w:b/>
+          <w:bCs/>
+        </w:rPr>
+      </w:pPr>
+      <w:r>
+        <w:rPr>
+          <w:b/>
+          <w:bCs/>
+        </w:rPr>
+        <w:t>Layer One — Philosophy</w:t>
+      </w:r>
+    </w:p>
+    <w:p>
+      <w:pPr>
+        <w:rPr>
+          <w:b/>
+          <w:bCs/>
+        </w:rPr>
+      </w:pPr>
+      <w:r>
+        <w:rPr>
+          <w:b/>
+          <w:bCs/>
+        </w:rPr>
+        <w:lastRenderedPageBreak/>
+        <w:t>The Constitution establishes the beliefs, values, and purpose of Project Horizon.</w:t>
+      </w:r>
+    </w:p>
+    <w:p>
+      <w:pPr>
+        <w:rPr>
+          <w:b/>
+          <w:bCs/>
+        </w:rPr>
+      </w:pPr>
+      <w:r>
+        <w:rPr>
+          <w:b/>
+          <w:bCs/>
+        </w:rPr>
+        <w:t>It defines why the initiative exists.</w:t>
+      </w:r>
+    </w:p>
+    <w:p>
+      <w:pPr>
+        <w:rPr>
+          <w:b/>
+          <w:bCs/>
+        </w:rPr>
+      </w:pPr>
+      <w:r>
+        <w:rPr>
+          <w:b/>
+          <w:bCs/>
+        </w:rPr>
+        <w:t>Every future component shall remain consistent with these foundational principles.</w:t>
+      </w:r>
+    </w:p>
+    <w:p>
+      <w:pPr>
+        <w:rPr>
+          <w:b/>
+          <w:bCs/>
+        </w:rPr>
+      </w:pPr>
+      <w:r>
+        <w:rPr>
+          <w:b/>
+          <w:bCs/>
+        </w:rPr>
+        <w:t>PHI-100 serves as the highest governing authority within the Project Horizon publication system.</w:t>
+      </w:r>
+    </w:p>
+    <w:p>
+      <w:pPr>
+        <w:rPr>
+          <w:b/>
+          <w:bCs/>
+        </w:rPr>
+      </w:pPr>
+      <w:r>
+        <w:rPr>
+          <w:b/>
+          <w:bCs/>
+        </w:rPr>
+        <w:pict w14:anchorId="7EF0676B">
+          <v:rect id="_x0000_i1071" style="width:0;height:1.5pt" o:hralign="center" o:hrstd="t" o:hr="t" fillcolor="#a0a0a0" stroked="f"/>
+        </w:pict>
+      </w:r>
+    </w:p>
+    <w:p>
+      <w:pPr>
+        <w:rPr>
+          <w:b/>
+          <w:bCs/>
+        </w:rPr>
+      </w:pPr>
+      <w:r>
+        <w:rPr>
+          <w:b/>
+          <w:bCs/>
+        </w:rPr>
+        <w:t>Layer Two — Engineering Standards</w:t>
+      </w:r>
+    </w:p>
+    <w:p>
+      <w:pPr>
+        <w:rPr>
+          <w:b/>
+          <w:bCs/>
+        </w:rPr>
+      </w:pPr>
+      <w:r>
+        <w:rPr>
+          <w:b/>
+          <w:bCs/>
+        </w:rPr>
+        <w:t>The Engineering Design Standard defines how Project Horizon is built.</w:t>
+      </w:r>
+    </w:p>
+    <w:p>
+      <w:pPr>
+        <w:rPr>
+          <w:b/>
+          <w:bCs/>
+        </w:rPr>
+      </w:pPr>
+      <w:r>
+        <w:rPr>
+          <w:b/>
+          <w:bCs/>
+        </w:rPr>
+        <w:t>It establishes engineering requirements, publication standards, quality assurance practices, and implementation requirements.</w:t>
+      </w:r>
+    </w:p>
+    <w:p>
+      <w:pPr>
+        <w:rPr>
+          <w:b/>
+          <w:bCs/>
+        </w:rPr>
+      </w:pPr>
+      <w:r>
+        <w:rPr>
+          <w:b/>
+          <w:bCs/>
+        </w:rPr>
+        <w:t>No official Project Horizon publication shall conflict with the standards established within this document.</w:t>
+      </w:r>
+    </w:p>
+    <w:p>
+      <w:pPr>
+        <w:rPr>
+          <w:b/>
+          <w:bCs/>
+        </w:rPr>
+      </w:pPr>
+      <w:r>
+        <w:rPr>
+          <w:b/>
+          <w:bCs/>
+        </w:rPr>
+        <w:t>PHI-110 converts constitutional beliefs into requirements that can guide design decisions and be evaluated during review.</w:t>
+      </w:r>
+    </w:p>
+    <w:p>
+      <w:pPr>
+        <w:rPr>
+          <w:b/>
+          <w:bCs/>
+        </w:rPr>
+      </w:pPr>
+      <w:r>
+        <w:rPr>
+          <w:b/>
+          <w:bCs/>
+        </w:rPr>
+        <w:pict w14:anchorId="67BC726C">
+          <v:rect id="_x0000_i1072" style="width:0;height:1.5pt" o:hralign="center" o:hrstd="t" o:hr="t" fillcolor="#a0a0a0" stroked="f"/>
+        </w:pict>
+      </w:r>
+    </w:p>
+    <w:p>
+      <w:pPr>
+        <w:rPr>
+          <w:b/>
+          <w:bCs/>
+        </w:rPr>
+      </w:pPr>
+      <w:r>
+        <w:rPr>
+          <w:b/>
+          <w:bCs/>
+        </w:rPr>
+        <w:t>Layer Three — Framework Architecture</w:t>
+      </w:r>
+    </w:p>
+    <w:p>
+      <w:pPr>
+        <w:rPr>
+          <w:b/>
+          <w:bCs/>
+        </w:rPr>
+      </w:pPr>
+      <w:r>
+        <w:rPr>
+          <w:b/>
+          <w:bCs/>
+        </w:rPr>
+        <w:t xml:space="preserve">The Curriculum Architecture publication, PHI-200, defines how educational experiences are organized into missions, operations, assessments, Field Manuals, Horizon Challenges, and authentic learning </w:t>
+      </w:r>
+      <w:proofErr w:type="spellStart"/>
+      <w:r>
+        <w:rPr>
+          <w:b/>
+          <w:bCs/>
+        </w:rPr>
+        <w:t>experiences.</w:t>
+      </w:r>
+      <w:proofErr w:type="spellEnd"/>
+    </w:p>
+    <w:p>
+      <w:pPr>
+        <w:rPr>
+          <w:b/>
+          <w:bCs/>
+        </w:rPr>
+      </w:pPr>
+      <w:r>
+        <w:rPr>
+          <w:b/>
+          <w:bCs/>
+        </w:rPr>
+        <w:t>It translates engineering standards into educational architecture.</w:t>
+      </w:r>
+    </w:p>
+    <w:p>
+      <w:pPr>
+        <w:rPr>
+          <w:b/>
+          <w:bCs/>
+        </w:rPr>
+      </w:pPr>
+      <w:r>
+        <w:rPr>
+          <w:b/>
+          <w:bCs/>
+        </w:rPr>
+        <w:pict w14:anchorId="437E917F">
+          <v:rect id="_x0000_i1073" style="width:0;height:1.5pt" o:hralign="center" o:hrstd="t" o:hr="t" fillcolor="#a0a0a0" stroked="f"/>
+        </w:pict>
+      </w:r>
+    </w:p>
+    <w:p>
+      <w:pPr>
+        <w:rPr>
+          <w:b/>
+          <w:bCs/>
+        </w:rPr>
+      </w:pPr>
+      <w:r>
+        <w:rPr>
+          <w:b/>
+          <w:bCs/>
+        </w:rPr>
+        <w:t>Layer Four — Implementation Resources</w:t>
+      </w:r>
+    </w:p>
+    <w:p>
+      <w:pPr>
+        <w:rPr>
+          <w:b/>
+          <w:bCs/>
+        </w:rPr>
+      </w:pPr>
+      <w:r>
+        <w:rPr>
+          <w:b/>
+          <w:bCs/>
+        </w:rPr>
+        <w:t xml:space="preserve">Teacher resources, student materials, innovation </w:t>
+      </w:r>
+      <w:r>
+        <w:rPr>
+          <w:b/>
+          <w:bCs/>
+        </w:rPr>
+        <w:t>C</w:t>
+      </w:r>
+      <w:r>
+        <w:rPr>
+          <w:b/>
+          <w:bCs/>
+        </w:rPr>
+        <w:t>enter resources, assessments, templates, and digital assets provide educators with the tools necessary to implement Project Horizon successfully.</w:t>
+      </w:r>
+    </w:p>
+    <w:p>
+      <w:pPr>
+        <w:rPr>
+          <w:b/>
+          <w:bCs/>
+        </w:rPr>
+      </w:pPr>
+      <w:r>
+        <w:rPr>
+          <w:b/>
+          <w:bCs/>
+        </w:rPr>
+        <w:t>These resources exist to support—not replace—professional judgment and instructional expertise.</w:t>
+      </w:r>
+    </w:p>
+    <w:p>
+      <w:pPr>
+        <w:rPr>
+          <w:b/>
+          <w:bCs/>
+        </w:rPr>
+      </w:pPr>
+      <w:r>
+        <w:rPr>
+          <w:b/>
+          <w:bCs/>
+        </w:rPr>
+        <w:t>Implementation resources shall reduce unnecessary teacher workload and make high-quality implementation practical.</w:t>
+      </w:r>
+    </w:p>
+    <w:p>
+      <w:pPr>
+        <w:rPr>
+          <w:b/>
+          <w:bCs/>
+        </w:rPr>
+      </w:pPr>
+      <w:r>
+        <w:rPr>
+          <w:b/>
+          <w:bCs/>
+        </w:rPr>
+        <w:lastRenderedPageBreak/>
+        <w:pict w14:anchorId="69A07D11">
+          <v:rect id="_x0000_i1074" style="width:0;height:1.5pt" o:hralign="center" o:hrstd="t" o:hr="t" fillcolor="#a0a0a0" stroked="f"/>
+        </w:pict>
+      </w:r>
+    </w:p>
+    <w:p>
+      <w:pPr>
+        <w:rPr>
+          <w:b/>
+          <w:bCs/>
+        </w:rPr>
+      </w:pPr>
+      <w:r>
+        <w:rPr>
+          <w:b/>
+          <w:bCs/>
+        </w:rPr>
+        <w:t>Layer Five — Student Experience</w:t>
+      </w:r>
+    </w:p>
+    <w:p>
+      <w:pPr>
+        <w:rPr>
+          <w:b/>
+          <w:bCs/>
+        </w:rPr>
+      </w:pPr>
+      <w:r>
+        <w:rPr>
+          <w:b/>
+          <w:bCs/>
+        </w:rPr>
+        <w:t>The highest layer of the Project Horizon Framework is the experience of the Horizon Engineer.</w:t>
+      </w:r>
+    </w:p>
+    <w:p>
+      <w:pPr>
+        <w:rPr>
+          <w:b/>
+          <w:bCs/>
+        </w:rPr>
+      </w:pPr>
+      <w:r>
+        <w:rPr>
+          <w:b/>
+          <w:bCs/>
+        </w:rPr>
+        <w:t>Every design decision within the Project Horizon Initiative shall ultimately strengthen this experience.</w:t>
+      </w:r>
+    </w:p>
+    <w:p>
+      <w:pPr>
+        <w:rPr>
+          <w:b/>
+          <w:bCs/>
+        </w:rPr>
+      </w:pPr>
+      <w:r>
+        <w:rPr>
+          <w:b/>
+          <w:bCs/>
+        </w:rPr>
+        <w:t>The growth, capability, confidence, belonging, and ethical development of the Horizon Engineer constitute the primary measures of system success.</w:t>
+      </w:r>
+      <w:r>
+        <w:rPr>
+          <w:b/>
+          <w:bCs/>
+        </w:rPr>
+        <w:pict w14:anchorId="4CEADD67">
+          <v:rect id="_x0000_i1075" style="width:0;height:1.5pt" o:hralign="center" o:hrstd="t" o:hr="t" fillcolor="#a0a0a0" stroked="f"/>
+        </w:pict>
+      </w:r>
+    </w:p>
+    <w:p>
+      <w:pPr>
+        <w:rPr>
+          <w:b/>
+          <w:bCs/>
+        </w:rPr>
+      </w:pPr>
+      <w:r>
+        <w:rPr>
+          <w:b/>
+          <w:bCs/>
+        </w:rPr>
+        <w:t>2.</w:t>
+      </w:r>
+      <w:r>
+        <w:rPr>
+          <w:b/>
+          <w:bCs/>
+        </w:rPr>
+        <w:t xml:space="preserve">4 </w:t>
+      </w:r>
+      <w:r>
+        <w:rPr>
+          <w:b/>
+          <w:bCs/>
+        </w:rPr>
+        <w:t>System Relationships and Interfaces</w:t>
+      </w:r>
+    </w:p>
+    <w:p>
+      <w:pPr>
+        <w:rPr>
+          <w:b/>
+          <w:bCs/>
+        </w:rPr>
+      </w:pPr>
+      <w:r>
+        <w:rPr>
+          <w:b/>
+          <w:bCs/>
+        </w:rPr>
+        <w:t xml:space="preserve">Every official Project Horizon publication shall identify its relationship </w:t>
+      </w:r>
+      <w:proofErr w:type="gramStart"/>
+      <w:r>
+        <w:rPr>
+          <w:b/>
+          <w:bCs/>
+        </w:rPr>
+        <w:t>to</w:t>
+      </w:r>
+      <w:proofErr w:type="gramEnd"/>
+      <w:r>
+        <w:rPr>
+          <w:b/>
+          <w:bCs/>
+        </w:rPr>
+        <w:t xml:space="preserve"> the broader framework.</w:t>
+      </w:r>
+    </w:p>
+    <w:p>
+      <w:pPr>
+        <w:rPr>
+          <w:b/>
+          <w:bCs/>
+        </w:rPr>
+      </w:pPr>
+      <w:r>
+        <w:rPr>
+          <w:b/>
+          <w:bCs/>
+        </w:rPr>
+        <w:t>Publications shall define:</w:t>
+      </w:r>
+    </w:p>
+    <w:p>
+      <w:pPr>
+        <w:numPr>
+          <w:ilvl w:val="0"/>
+          <w:numId w:val="6"/>
+        </w:numPr>
+        <w:rPr>
+          <w:b/>
+          <w:bCs/>
+        </w:rPr>
+      </w:pPr>
+      <w:r>
+        <w:rPr>
+          <w:b/>
+          <w:bCs/>
+        </w:rPr>
+        <w:t xml:space="preserve">Their purpose </w:t>
+      </w:r>
+    </w:p>
+    <w:p>
+      <w:pPr>
+        <w:numPr>
+          <w:ilvl w:val="0"/>
+          <w:numId w:val="6"/>
+        </w:numPr>
+        <w:rPr>
+          <w:b/>
+          <w:bCs/>
+        </w:rPr>
+      </w:pPr>
+      <w:r>
+        <w:rPr>
+          <w:b/>
+          <w:bCs/>
+        </w:rPr>
+        <w:t xml:space="preserve">Their intended audience </w:t>
+      </w:r>
+    </w:p>
+    <w:p>
+      <w:pPr>
+        <w:numPr>
+          <w:ilvl w:val="0"/>
+          <w:numId w:val="6"/>
+        </w:numPr>
+        <w:rPr>
+          <w:b/>
+          <w:bCs/>
+        </w:rPr>
+      </w:pPr>
+      <w:r>
+        <w:rPr>
+          <w:b/>
+          <w:bCs/>
+        </w:rPr>
+        <w:t xml:space="preserve">Required inputs </w:t>
+      </w:r>
+    </w:p>
+    <w:p>
+      <w:pPr>
+        <w:numPr>
+          <w:ilvl w:val="0"/>
+          <w:numId w:val="6"/>
+        </w:numPr>
+        <w:rPr>
+          <w:b/>
+          <w:bCs/>
+        </w:rPr>
+      </w:pPr>
+      <w:r>
+        <w:rPr>
+          <w:b/>
+          <w:bCs/>
+        </w:rPr>
+        <w:t xml:space="preserve">Expected outputs </w:t>
+      </w:r>
+    </w:p>
+    <w:p>
+      <w:pPr>
+        <w:numPr>
+          <w:ilvl w:val="0"/>
+          <w:numId w:val="6"/>
+        </w:numPr>
+        <w:rPr>
+          <w:b/>
+          <w:bCs/>
+        </w:rPr>
+      </w:pPr>
+      <w:r>
+        <w:rPr>
+          <w:b/>
+          <w:bCs/>
+        </w:rPr>
+        <w:t xml:space="preserve">Related publications </w:t>
+      </w:r>
+    </w:p>
+    <w:p>
+      <w:pPr>
+        <w:numPr>
+          <w:ilvl w:val="0"/>
+          <w:numId w:val="6"/>
+        </w:numPr>
+        <w:rPr>
+          <w:b/>
+          <w:bCs/>
+        </w:rPr>
+      </w:pPr>
+      <w:r>
+        <w:rPr>
+          <w:b/>
+          <w:bCs/>
+        </w:rPr>
+        <w:t xml:space="preserve">Dependencies </w:t>
+      </w:r>
+    </w:p>
+    <w:p>
+      <w:pPr>
+        <w:numPr>
+          <w:ilvl w:val="0"/>
+          <w:numId w:val="6"/>
+        </w:numPr>
+        <w:rPr>
+          <w:b/>
+          <w:bCs/>
+        </w:rPr>
+      </w:pPr>
+      <w:r>
+        <w:rPr>
+          <w:b/>
+          <w:bCs/>
+        </w:rPr>
+        <w:t>Governing requirements</w:t>
+      </w:r>
+    </w:p>
+    <w:p>
+      <w:pPr>
+        <w:numPr>
+          <w:ilvl w:val="0"/>
+          <w:numId w:val="6"/>
+        </w:numPr>
+        <w:rPr>
+          <w:b/>
+          <w:bCs/>
+        </w:rPr>
+      </w:pPr>
+      <w:r>
+        <w:rPr>
+          <w:b/>
+          <w:bCs/>
+        </w:rPr>
+        <w:t xml:space="preserve"> Required inputs</w:t>
+      </w:r>
+    </w:p>
+    <w:p>
+      <w:pPr>
+        <w:numPr>
+          <w:ilvl w:val="0"/>
+          <w:numId w:val="6"/>
+        </w:numPr>
+        <w:rPr>
+          <w:b/>
+          <w:bCs/>
+        </w:rPr>
+      </w:pPr>
+      <w:r>
+        <w:rPr>
+          <w:b/>
+          <w:bCs/>
+        </w:rPr>
+        <w:t xml:space="preserve"> Expected outputs</w:t>
+      </w:r>
+    </w:p>
+    <w:p>
+      <w:pPr>
+        <w:numPr>
+          <w:ilvl w:val="0"/>
+          <w:numId w:val="6"/>
+        </w:numPr>
+        <w:rPr>
+          <w:b/>
+          <w:bCs/>
+        </w:rPr>
+      </w:pPr>
+      <w:r>
+        <w:rPr>
+          <w:b/>
+          <w:bCs/>
+        </w:rPr>
+        <w:t xml:space="preserve"> Responsible publication or team</w:t>
+      </w:r>
+    </w:p>
+    <w:p>
+      <w:pPr>
+        <w:numPr>
+          <w:ilvl w:val="0"/>
+          <w:numId w:val="6"/>
+        </w:numPr>
+        <w:rPr>
+          <w:b/>
+          <w:bCs/>
+        </w:rPr>
+      </w:pPr>
+      <w:r>
+        <w:rPr>
+          <w:b/>
+          <w:bCs/>
+        </w:rPr>
+        <w:t xml:space="preserve"> Dependent publications</w:t>
+      </w:r>
+    </w:p>
+    <w:p>
+      <w:pPr>
+        <w:numPr>
+          <w:ilvl w:val="0"/>
+          <w:numId w:val="6"/>
+        </w:numPr>
+        <w:rPr>
+          <w:b/>
+          <w:bCs/>
+        </w:rPr>
+      </w:pPr>
+      <w:r>
+        <w:rPr>
+          <w:b/>
+          <w:bCs/>
+        </w:rPr>
+        <w:t xml:space="preserve"> Implementation evidence</w:t>
+      </w:r>
+    </w:p>
+    <w:p>
+      <w:pPr>
+        <w:numPr>
+          <w:ilvl w:val="0"/>
+          <w:numId w:val="6"/>
+        </w:numPr>
+        <w:rPr>
+          <w:b/>
+          <w:bCs/>
+        </w:rPr>
+      </w:pPr>
+      <w:r>
+        <w:rPr>
+          <w:b/>
+          <w:bCs/>
+        </w:rPr>
+        <w:t xml:space="preserve"> Review and revision pathway</w:t>
+      </w:r>
+    </w:p>
+    <w:p>
+      <w:pPr>
+        <w:rPr>
+          <w:b/>
+          <w:bCs/>
+        </w:rPr>
+      </w:pPr>
+      <w:r>
+        <w:rPr>
+          <w:b/>
+          <w:bCs/>
+        </w:rPr>
+        <w:t>This approach promotes consistency, traceability, and long-term maintainability across the initiative.</w:t>
+      </w:r>
+    </w:p>
+    <w:p>
+      <w:pPr>
+        <w:rPr>
+          <w:b/>
+          <w:bCs/>
+        </w:rPr>
+      </w:pPr>
+      <w:r>
+        <w:rPr>
+          <w:b/>
+          <w:bCs/>
+        </w:rPr>
+        <w:lastRenderedPageBreak/>
+        <w:t>Changes to one publication shall be evaluated for their impact upon all dependent publications.</w:t>
+      </w:r>
+    </w:p>
+    <w:p>
+      <w:pPr>
+        <w:rPr>
+          <w:b/>
+          <w:bCs/>
+        </w:rPr>
+      </w:pPr>
+      <w:r>
+        <w:rPr>
+          <w:b/>
+          <w:bCs/>
+        </w:rPr>
+        <w:pict w14:anchorId="693C854B">
+          <v:rect id="_x0000_i1099" style="width:0;height:1.5pt" o:hralign="center" o:hrstd="t" o:hr="t" fillcolor="#a0a0a0" stroked="f"/>
+        </w:pict>
+      </w:r>
+    </w:p>
+    <w:p>
+      <w:pPr>
+        <w:rPr>
+          <w:b/>
+          <w:bCs/>
+        </w:rPr>
+      </w:pPr>
+      <w:r>
+        <w:rPr>
+          <w:b/>
+          <w:bCs/>
+        </w:rPr>
+        <w:t>2.</w:t>
+      </w:r>
+      <w:r>
+        <w:rPr>
+          <w:b/>
+          <w:bCs/>
+        </w:rPr>
+        <w:t>5</w:t>
+      </w:r>
+      <w:r>
+        <w:rPr>
+          <w:b/>
+          <w:bCs/>
+        </w:rPr>
+        <w:t xml:space="preserve"> Framework Components</w:t>
+      </w:r>
+    </w:p>
+    <w:p>
+      <w:pPr>
+        <w:rPr>
+          <w:b/>
+          <w:bCs/>
+        </w:rPr>
+      </w:pPr>
+      <w:r>
+        <w:rPr>
+          <w:b/>
+          <w:bCs/>
+        </w:rPr>
+        <w:t>Project Horizon consists of interconnected components that collectively create a unified educational experience.</w:t>
+      </w:r>
+    </w:p>
+    <w:p>
+      <w:pPr>
+        <w:rPr>
+          <w:b/>
+          <w:bCs/>
+        </w:rPr>
+      </w:pPr>
+      <w:r>
+        <w:rPr>
+          <w:b/>
+          <w:bCs/>
+        </w:rPr>
+        <w:t>These components include, but are not limited to:</w:t>
+      </w:r>
+    </w:p>
+    <w:p>
+      <w:pPr>
+        <w:numPr>
+          <w:ilvl w:val="0"/>
+          <w:numId w:val="7"/>
+        </w:numPr>
+        <w:rPr>
+          <w:b/>
+          <w:bCs/>
+        </w:rPr>
+      </w:pPr>
+      <w:r>
+        <w:rPr>
+          <w:b/>
+          <w:bCs/>
+        </w:rPr>
+        <w:t xml:space="preserve">Constitution </w:t>
+      </w:r>
+    </w:p>
+    <w:p>
+      <w:pPr>
+        <w:numPr>
+          <w:ilvl w:val="0"/>
+          <w:numId w:val="7"/>
+        </w:numPr>
+        <w:rPr>
+          <w:b/>
+          <w:bCs/>
+        </w:rPr>
+      </w:pPr>
+      <w:r>
+        <w:rPr>
+          <w:b/>
+          <w:bCs/>
+        </w:rPr>
+        <w:t xml:space="preserve">Engineering Design Standard </w:t>
+      </w:r>
+    </w:p>
+    <w:p>
+      <w:pPr>
+        <w:numPr>
+          <w:ilvl w:val="0"/>
+          <w:numId w:val="7"/>
+        </w:numPr>
+        <w:rPr>
+          <w:b/>
+          <w:bCs/>
+        </w:rPr>
+      </w:pPr>
+      <w:r>
+        <w:rPr>
+          <w:b/>
+          <w:bCs/>
+        </w:rPr>
+        <w:t xml:space="preserve">Curriculum Framework </w:t>
+      </w:r>
+    </w:p>
+    <w:p>
+      <w:pPr>
+        <w:numPr>
+          <w:ilvl w:val="0"/>
+          <w:numId w:val="7"/>
+        </w:numPr>
+        <w:rPr>
+          <w:b/>
+          <w:bCs/>
+        </w:rPr>
+      </w:pPr>
+      <w:r>
+        <w:rPr>
+          <w:b/>
+          <w:bCs/>
+        </w:rPr>
+        <w:t xml:space="preserve">Teacher Resources </w:t>
+      </w:r>
+    </w:p>
+    <w:p>
+      <w:pPr>
+        <w:numPr>
+          <w:ilvl w:val="0"/>
+          <w:numId w:val="7"/>
+        </w:numPr>
+        <w:rPr>
+          <w:b/>
+          <w:bCs/>
+        </w:rPr>
+      </w:pPr>
+      <w:r>
+        <w:rPr>
+          <w:b/>
+          <w:bCs/>
+        </w:rPr>
+        <w:t xml:space="preserve">Student Resources </w:t>
+      </w:r>
+    </w:p>
+    <w:p>
+      <w:pPr>
+        <w:numPr>
+          <w:ilvl w:val="0"/>
+          <w:numId w:val="7"/>
+        </w:numPr>
+        <w:rPr>
+          <w:b/>
+          <w:bCs/>
+        </w:rPr>
+      </w:pPr>
+      <w:r>
+        <w:rPr>
+          <w:b/>
+          <w:bCs/>
+        </w:rPr>
+        <w:t xml:space="preserve">Innovation Center Resources </w:t>
+      </w:r>
+    </w:p>
+    <w:p>
+      <w:pPr>
+        <w:numPr>
+          <w:ilvl w:val="0"/>
+          <w:numId w:val="7"/>
+        </w:numPr>
+        <w:rPr>
+          <w:b/>
+          <w:bCs/>
+        </w:rPr>
+      </w:pPr>
+      <w:r>
+        <w:rPr>
+          <w:b/>
+          <w:bCs/>
+        </w:rPr>
+        <w:t xml:space="preserve">Assessment System </w:t>
+      </w:r>
+    </w:p>
+    <w:p>
+      <w:pPr>
+        <w:numPr>
+          <w:ilvl w:val="0"/>
+          <w:numId w:val="7"/>
+        </w:numPr>
+        <w:rPr>
+          <w:b/>
+          <w:bCs/>
+        </w:rPr>
+      </w:pPr>
+      <w:r>
+        <w:rPr>
+          <w:b/>
+          <w:bCs/>
+        </w:rPr>
+        <w:t xml:space="preserve">Branding and Identity Standards </w:t>
+      </w:r>
+    </w:p>
+    <w:p>
+      <w:pPr>
+        <w:numPr>
+          <w:ilvl w:val="0"/>
+          <w:numId w:val="7"/>
+        </w:numPr>
+        <w:rPr>
+          <w:b/>
+          <w:bCs/>
+        </w:rPr>
+      </w:pPr>
+      <w:r>
+        <w:rPr>
+          <w:b/>
+          <w:bCs/>
+        </w:rPr>
+        <w:t xml:space="preserve">Digital Resources </w:t>
+      </w:r>
+    </w:p>
+    <w:p>
+      <w:pPr>
+        <w:numPr>
+          <w:ilvl w:val="0"/>
+          <w:numId w:val="7"/>
+        </w:numPr>
+        <w:rPr>
+          <w:b/>
+          <w:bCs/>
+        </w:rPr>
+      </w:pPr>
+      <w:r>
+        <w:rPr>
+          <w:b/>
+          <w:bCs/>
+        </w:rPr>
+        <w:t xml:space="preserve">Professional Learning Resources </w:t>
+      </w:r>
+    </w:p>
+    <w:p>
+      <w:pPr>
+        <w:rPr>
+          <w:b/>
+          <w:bCs/>
+        </w:rPr>
+      </w:pPr>
+      <w:r>
+        <w:rPr>
+          <w:b/>
+          <w:bCs/>
+        </w:rPr>
+        <w:t>Each component exists to fulfill a specific function while supporting the overall framework.</w:t>
+      </w:r>
+    </w:p>
+    <w:p>
+      <w:pPr>
+        <w:rPr>
+          <w:b/>
+          <w:bCs/>
+        </w:rPr>
+      </w:pPr>
+      <w:r>
+        <w:rPr>
+          <w:b/>
+          <w:bCs/>
+        </w:rPr>
+        <w:t>No component should duplicate responsibilities assigned to another publication.</w:t>
+      </w:r>
+    </w:p>
+    <w:p>
+      <w:pPr>
+        <w:rPr>
+          <w:b/>
+          <w:bCs/>
+        </w:rPr>
+      </w:pPr>
+      <w:r>
+        <w:rPr>
+          <w:b/>
+          <w:bCs/>
+        </w:rPr>
+        <w:pict w14:anchorId="51D27605">
+          <v:rect id="_x0000_i1077" style="width:0;height:1.5pt" o:hralign="center" o:hrstd="t" o:hr="t" fillcolor="#a0a0a0" stroked="f"/>
+        </w:pict>
+      </w:r>
+    </w:p>
+    <w:p>
+      <w:pPr>
+        <w:rPr>
+          <w:b/>
+          <w:bCs/>
+        </w:rPr>
+      </w:pPr>
+      <w:r>
+        <w:rPr>
+          <w:b/>
+          <w:bCs/>
+        </w:rPr>
+        <w:t>2.</w:t>
+      </w:r>
+      <w:r>
+        <w:rPr>
+          <w:b/>
+          <w:bCs/>
+        </w:rPr>
+        <w:t>6</w:t>
+      </w:r>
+      <w:r>
+        <w:rPr>
+          <w:b/>
+          <w:bCs/>
+        </w:rPr>
+        <w:t xml:space="preserve"> </w:t>
+      </w:r>
+      <w:r>
+        <w:rPr>
+          <w:b/>
+          <w:bCs/>
+        </w:rPr>
+        <w:t>Design Authority and Order of Precedence</w:t>
+      </w:r>
+    </w:p>
+    <w:p>
+      <w:pPr>
+        <w:rPr>
+          <w:b/>
+          <w:bCs/>
+        </w:rPr>
+      </w:pPr>
+      <w:r>
+        <w:rPr>
+          <w:b/>
+          <w:bCs/>
+        </w:rPr>
+        <w:t>Engineering decisions within Project Horizon shall follow the following order of precedence:</w:t>
+      </w:r>
+    </w:p>
+    <w:p>
+      <w:pPr>
+        <w:numPr>
+          <w:ilvl w:val="0"/>
+          <w:numId w:val="8"/>
+        </w:numPr>
+        <w:rPr>
+          <w:b/>
+          <w:bCs/>
+        </w:rPr>
+      </w:pPr>
+      <w:r>
+        <w:rPr>
+          <w:b/>
+          <w:bCs/>
+        </w:rPr>
+        <w:t xml:space="preserve"> PHI-100 Constitution</w:t>
+      </w:r>
+    </w:p>
+    <w:p>
+      <w:pPr>
+        <w:numPr>
+          <w:ilvl w:val="0"/>
+          <w:numId w:val="8"/>
+        </w:numPr>
+        <w:rPr>
+          <w:b/>
+          <w:bCs/>
+        </w:rPr>
+      </w:pPr>
+      <w:r>
+        <w:rPr>
+          <w:b/>
+          <w:bCs/>
+        </w:rPr>
+        <w:t xml:space="preserve"> PHI-110 Engineering Design Standard</w:t>
+      </w:r>
+    </w:p>
+    <w:p>
+      <w:pPr>
+        <w:numPr>
+          <w:ilvl w:val="0"/>
+          <w:numId w:val="8"/>
+        </w:numPr>
+        <w:rPr>
+          <w:b/>
+          <w:bCs/>
+        </w:rPr>
+      </w:pPr>
+      <w:r>
+        <w:rPr>
+          <w:b/>
+          <w:bCs/>
+        </w:rPr>
+        <w:t xml:space="preserve"> PHI-200 Curriculum Architecture</w:t>
+      </w:r>
+    </w:p>
+    <w:p>
+      <w:pPr>
+        <w:numPr>
+          <w:ilvl w:val="0"/>
+          <w:numId w:val="8"/>
+        </w:numPr>
+        <w:rPr>
+          <w:b/>
+          <w:bCs/>
+        </w:rPr>
+      </w:pPr>
+      <w:r>
+        <w:rPr>
+          <w:b/>
+          <w:bCs/>
+        </w:rPr>
+        <w:lastRenderedPageBreak/>
+        <w:t xml:space="preserve"> State or Program Frameworks</w:t>
+      </w:r>
+    </w:p>
+    <w:p>
+      <w:pPr>
+        <w:numPr>
+          <w:ilvl w:val="0"/>
+          <w:numId w:val="8"/>
+        </w:numPr>
+        <w:rPr>
+          <w:b/>
+          <w:bCs/>
+        </w:rPr>
+      </w:pPr>
+      <w:r>
+        <w:rPr>
+          <w:b/>
+          <w:bCs/>
+        </w:rPr>
+        <w:t xml:space="preserve"> Teacher Resources</w:t>
+      </w:r>
+    </w:p>
+    <w:p>
+      <w:pPr>
+        <w:numPr>
+          <w:ilvl w:val="0"/>
+          <w:numId w:val="8"/>
+        </w:numPr>
+        <w:rPr>
+          <w:b/>
+          <w:bCs/>
+        </w:rPr>
+      </w:pPr>
+      <w:r>
+        <w:rPr>
+          <w:b/>
+          <w:bCs/>
+        </w:rPr>
+        <w:t xml:space="preserve"> Student Resources</w:t>
+      </w:r>
+    </w:p>
+    <w:p>
+      <w:pPr>
+        <w:numPr>
+          <w:ilvl w:val="0"/>
+          <w:numId w:val="8"/>
+        </w:numPr>
+        <w:rPr>
+          <w:b/>
+          <w:bCs/>
+        </w:rPr>
+      </w:pPr>
+      <w:r>
+        <w:rPr>
+          <w:b/>
+          <w:bCs/>
+        </w:rPr>
+        <w:t xml:space="preserve"> Supporting and Digital Materials</w:t>
+      </w:r>
+      <w:r>
+        <w:rPr>
+          <w:b/>
+          <w:bCs/>
+        </w:rPr>
+        <w:t xml:space="preserve"> </w:t>
+      </w:r>
+    </w:p>
+    <w:p>
+      <w:pPr>
+        <w:rPr>
+          <w:b/>
+          <w:bCs/>
+        </w:rPr>
+      </w:pPr>
+      <w:r>
+        <w:rPr>
+          <w:b/>
+          <w:bCs/>
+        </w:rPr>
+        <w:t xml:space="preserve">When two documents at the same hierarchical level conflict, the most recently approved document shall not automatically take precedence. The conflict shall be </w:t>
+      </w:r>
+      <w:proofErr w:type="gramStart"/>
+      <w:r>
+        <w:rPr>
+          <w:b/>
+          <w:bCs/>
+        </w:rPr>
+        <w:t>referred</w:t>
+      </w:r>
+      <w:proofErr w:type="gramEnd"/>
+      <w:r>
+        <w:rPr>
+          <w:b/>
+          <w:bCs/>
+        </w:rPr>
+        <w:t xml:space="preserve"> for formal review and documented resolution.</w:t>
+      </w:r>
+    </w:p>
+    <w:p>
+      <w:pPr>
+        <w:rPr>
+          <w:b/>
+          <w:bCs/>
+        </w:rPr>
+      </w:pPr>
+      <w:r>
+        <w:rPr>
+          <w:b/>
+          <w:bCs/>
+        </w:rPr>
+        <w:t>This structure preserves consistency while allowing future expansion.</w:t>
+      </w:r>
+    </w:p>
+    <w:p>
+      <w:pPr>
+        <w:rPr>
+          <w:b/>
+          <w:bCs/>
+        </w:rPr>
+      </w:pPr>
+      <w:r>
+        <w:rPr>
+          <w:b/>
+          <w:bCs/>
+        </w:rPr>
+        <w:pict w14:anchorId="12068D9D">
+          <v:rect id="_x0000_i1078" style="width:0;height:1.5pt" o:hralign="center" o:hrstd="t" o:hr="t" fillcolor="#a0a0a0" stroked="f"/>
+        </w:pict>
+      </w:r>
+    </w:p>
+    <w:p>
+      <w:pPr>
+        <w:rPr>
+          <w:b/>
+          <w:bCs/>
+        </w:rPr>
+      </w:pPr>
+      <w:r>
+        <w:rPr>
+          <w:b/>
+          <w:bCs/>
+        </w:rPr>
+        <w:t>2.</w:t>
+      </w:r>
+      <w:r>
+        <w:rPr>
+          <w:b/>
+          <w:bCs/>
+        </w:rPr>
+        <w:t>7</w:t>
+      </w:r>
+      <w:r>
+        <w:rPr>
+          <w:b/>
+          <w:bCs/>
+        </w:rPr>
+        <w:t xml:space="preserve"> </w:t>
+      </w:r>
+      <w:r>
+        <w:rPr>
+          <w:b/>
+          <w:bCs/>
+        </w:rPr>
+        <w:t>Architectural Design Principles</w:t>
+      </w:r>
+    </w:p>
+    <w:p>
+      <w:pPr>
+        <w:rPr>
+          <w:b/>
+          <w:bCs/>
+        </w:rPr>
+      </w:pPr>
+      <w:r>
+        <w:rPr>
+          <w:b/>
+          <w:bCs/>
+        </w:rPr>
+        <w:t>Project Horizon is engineered according to five foundational principles.</w:t>
+      </w:r>
+    </w:p>
+    <w:p>
+      <w:pPr>
+        <w:rPr>
+          <w:b/>
+          <w:bCs/>
+        </w:rPr>
+      </w:pPr>
+      <w:r>
+        <w:rPr>
+          <w:b/>
+          <w:bCs/>
+        </w:rPr>
+        <w:t>Intentionality</w:t>
+      </w:r>
+    </w:p>
+    <w:p>
+      <w:pPr>
+        <w:rPr>
+          <w:b/>
+          <w:bCs/>
+        </w:rPr>
+      </w:pPr>
+      <w:r>
+        <w:rPr>
+          <w:b/>
+          <w:bCs/>
+        </w:rPr>
+        <w:t>Every component exists for a clearly defined purpose.</w:t>
+      </w:r>
+    </w:p>
+    <w:p>
+      <w:pPr>
+        <w:rPr>
+          <w:b/>
+          <w:bCs/>
+        </w:rPr>
+      </w:pPr>
+      <w:r>
+        <w:rPr>
+          <w:b/>
+          <w:bCs/>
+        </w:rPr>
+        <w:t>Nothing is included simply because it is traditional.</w:t>
+      </w:r>
+    </w:p>
+    <w:p>
+      <w:pPr>
+        <w:rPr>
+          <w:b/>
+          <w:bCs/>
+        </w:rPr>
+      </w:pPr>
+      <w:r>
+        <w:rPr>
+          <w:b/>
+          <w:bCs/>
+        </w:rPr>
+        <w:pict w14:anchorId="207373D0">
+          <v:rect id="_x0000_i1079" style="width:0;height:1.5pt" o:hralign="center" o:hrstd="t" o:hr="t" fillcolor="#a0a0a0" stroked="f"/>
+        </w:pict>
+      </w:r>
+    </w:p>
+    <w:p>
+      <w:pPr>
+        <w:rPr>
+          <w:b/>
+          <w:bCs/>
+        </w:rPr>
+      </w:pPr>
+      <w:r>
+        <w:rPr>
+          <w:b/>
+          <w:bCs/>
+        </w:rPr>
+        <w:t>Consistency</w:t>
+      </w:r>
+    </w:p>
+    <w:p>
+      <w:pPr>
+        <w:rPr>
+          <w:b/>
+          <w:bCs/>
+        </w:rPr>
+      </w:pPr>
+      <w:r>
+        <w:rPr>
+          <w:b/>
+          <w:bCs/>
+        </w:rPr>
+        <w:t>Students and educators should experience a coherent identity throughout every Project Horizon publication and learning experience.</w:t>
+      </w:r>
+    </w:p>
+    <w:p>
+      <w:pPr>
+        <w:rPr>
+          <w:b/>
+          <w:bCs/>
+        </w:rPr>
+      </w:pPr>
+      <w:r>
+        <w:rPr>
+          <w:b/>
+          <w:bCs/>
+        </w:rPr>
+        <w:pict w14:anchorId="082EB9C0">
+          <v:rect id="_x0000_i1080" style="width:0;height:1.5pt" o:hralign="center" o:hrstd="t" o:hr="t" fillcolor="#a0a0a0" stroked="f"/>
+        </w:pict>
+      </w:r>
+    </w:p>
+    <w:p>
+      <w:pPr>
+        <w:rPr>
+          <w:b/>
+          <w:bCs/>
+        </w:rPr>
+      </w:pPr>
+      <w:r>
+        <w:rPr>
+          <w:b/>
+          <w:bCs/>
+        </w:rPr>
+        <w:t>Authenticity</w:t>
+      </w:r>
+    </w:p>
+    <w:p>
+      <w:pPr>
+        <w:rPr>
+          <w:b/>
+          <w:bCs/>
+        </w:rPr>
+      </w:pPr>
+      <w:r>
+        <w:rPr>
+          <w:b/>
+          <w:bCs/>
+        </w:rPr>
+        <w:t>Learning experiences should reflect authentic challenges, authentic audiences, and authentic applications whenever practical.</w:t>
+      </w:r>
+    </w:p>
+    <w:p>
+      <w:pPr>
+        <w:rPr>
+          <w:b/>
+          <w:bCs/>
+        </w:rPr>
+      </w:pPr>
+      <w:r>
+        <w:rPr>
+          <w:b/>
+          <w:bCs/>
+        </w:rPr>
+        <w:pict w14:anchorId="03989D4C">
+          <v:rect id="_x0000_i1081" style="width:0;height:1.5pt" o:hralign="center" o:hrstd="t" o:hr="t" fillcolor="#a0a0a0" stroked="f"/>
+        </w:pict>
+      </w:r>
+    </w:p>
+    <w:p>
+      <w:pPr>
+        <w:rPr>
+          <w:b/>
+          <w:bCs/>
+        </w:rPr>
+      </w:pPr>
+      <w:r>
+        <w:rPr>
+          <w:b/>
+          <w:bCs/>
+        </w:rPr>
+        <w:t>Adaptability</w:t>
+      </w:r>
+    </w:p>
+    <w:p>
+      <w:pPr>
+        <w:rPr>
+          <w:b/>
+          <w:bCs/>
+        </w:rPr>
+      </w:pPr>
+      <w:r>
+        <w:rPr>
+          <w:b/>
+          <w:bCs/>
+        </w:rPr>
+        <w:t>The framework should remain flexible enough to support multiple educational settings while preserving its core philosophy and identity.</w:t>
+      </w:r>
+    </w:p>
+    <w:p>
+      <w:pPr>
+        <w:rPr>
+          <w:b/>
+          <w:bCs/>
+        </w:rPr>
+      </w:pPr>
+      <w:r>
+        <w:rPr>
+          <w:b/>
+          <w:bCs/>
+        </w:rPr>
+        <w:pict w14:anchorId="7279B68B">
+          <v:rect id="_x0000_i1101" style="width:0;height:1.5pt" o:hralign="center" o:hrstd="t" o:hr="t" fillcolor="#a0a0a0" stroked="f"/>
+        </w:pict>
+      </w:r>
+    </w:p>
+    <w:p>
+      <w:pPr>
+        <w:rPr>
+          <w:b/>
+          <w:bCs/>
+        </w:rPr>
+      </w:pPr>
+      <w:r>
+        <w:rPr>
+          <w:b/>
+          <w:bCs/>
+        </w:rPr>
+        <w:lastRenderedPageBreak/>
+        <w:t>Traceability</w:t>
+      </w:r>
+    </w:p>
+    <w:p>
+      <w:pPr>
+        <w:rPr>
+          <w:b/>
+          <w:bCs/>
+        </w:rPr>
+      </w:pPr>
+      <w:r>
+        <w:rPr>
+          <w:b/>
+          <w:bCs/>
+        </w:rPr>
+        <w:t xml:space="preserve">Every major design decision shall be connected to </w:t>
+      </w:r>
+      <w:proofErr w:type="gramStart"/>
+      <w:r>
+        <w:rPr>
+          <w:b/>
+          <w:bCs/>
+        </w:rPr>
+        <w:t>a constitutional</w:t>
+      </w:r>
+      <w:proofErr w:type="gramEnd"/>
+      <w:r>
+        <w:rPr>
+          <w:b/>
+          <w:bCs/>
+        </w:rPr>
+        <w:t xml:space="preserve"> belief, engineering requirement, curriculum objective, implementation need, or documented evidence.</w:t>
+      </w:r>
+    </w:p>
+    <w:p>
+      <w:pPr>
+        <w:rPr>
+          <w:b/>
+          <w:bCs/>
+        </w:rPr>
+      </w:pPr>
+      <w:r>
+        <w:rPr>
+          <w:b/>
+          <w:bCs/>
+        </w:rPr>
+        <w:pict w14:anchorId="0284329B">
+          <v:rect id="_x0000_i1102" style="width:0;height:1.5pt" o:hralign="center" o:hrstd="t" o:hr="t" fillcolor="#a0a0a0" stroked="f"/>
+        </w:pict>
+      </w:r>
+    </w:p>
+    <w:p>
+      <w:pPr>
+        <w:rPr>
+          <w:b/>
+          <w:bCs/>
+        </w:rPr>
+      </w:pPr>
+      <w:r>
+        <w:rPr>
+          <w:b/>
+          <w:bCs/>
+        </w:rPr>
+        <w:t>Usability</w:t>
+      </w:r>
+    </w:p>
+    <w:p>
+      <w:pPr>
+        <w:rPr>
+          <w:b/>
+          <w:bCs/>
+        </w:rPr>
+      </w:pPr>
+      <w:r>
+        <w:rPr>
+          <w:b/>
+          <w:bCs/>
+        </w:rPr>
+        <w:t>Resources shall be practical for Mission Directors and understandable for Horizon Engineers.</w:t>
+      </w:r>
+    </w:p>
+    <w:p>
+      <w:pPr>
+        <w:rPr>
+          <w:b/>
+          <w:bCs/>
+        </w:rPr>
+      </w:pPr>
+      <w:r>
+        <w:rPr>
+          <w:b/>
+          <w:bCs/>
+        </w:rPr>
+        <w:pict w14:anchorId="2A0A8F00">
+          <v:rect id="_x0000_i1106" style="width:0;height:1.5pt" o:hralign="center" o:hrstd="t" o:hr="t" fillcolor="#a0a0a0" stroked="f"/>
+        </w:pict>
+      </w:r>
+    </w:p>
+    <w:p>
+      <w:pPr>
+        <w:rPr>
+          <w:b/>
+          <w:bCs/>
+        </w:rPr>
+      </w:pPr>
+      <w:r>
+        <w:rPr>
+          <w:b/>
+          <w:bCs/>
+        </w:rPr>
+        <w:t>Sustainability</w:t>
+      </w:r>
+    </w:p>
+    <w:p>
+      <w:pPr>
+        <w:rPr>
+          <w:b/>
+          <w:bCs/>
+        </w:rPr>
+      </w:pPr>
+      <w:r>
+        <w:rPr>
+          <w:b/>
+          <w:bCs/>
+        </w:rPr>
+        <w:t>The system shall be maintainable over time without depending on a single person, platform, vendor, or technology.</w:t>
+      </w:r>
+    </w:p>
+    <w:p>
+      <w:pPr>
+        <w:rPr>
+          <w:b/>
+          <w:bCs/>
+        </w:rPr>
+      </w:pPr>
+      <w:r>
+        <w:rPr>
+          <w:b/>
+          <w:bCs/>
+        </w:rPr>
+        <w:pict w14:anchorId="4BA2475E">
+          <v:rect id="_x0000_i1107" style="width:0;height:1.5pt" o:hralign="center" o:hrstd="t" o:hr="t" fillcolor="#a0a0a0" stroked="f"/>
+        </w:pict>
+      </w:r>
+    </w:p>
+    <w:p>
+      <w:pPr>
+        <w:rPr>
+          <w:b/>
+          <w:bCs/>
+        </w:rPr>
+      </w:pPr>
+      <w:r>
+        <w:rPr>
+          <w:b/>
+          <w:bCs/>
+        </w:rPr>
+        <w:t xml:space="preserve"> </w:t>
+      </w:r>
+      <w:r>
+        <w:rPr>
+          <w:b/>
+          <w:bCs/>
+        </w:rPr>
+        <w:t>Continuous Improvement</w:t>
+      </w:r>
+    </w:p>
+    <w:p>
+      <w:pPr>
+        <w:rPr>
+          <w:b/>
+          <w:bCs/>
+        </w:rPr>
+      </w:pPr>
+      <w:r>
+        <w:rPr>
+          <w:b/>
+          <w:bCs/>
+        </w:rPr>
         <w:t>Project Horizon is designed to evolve.</w:t>
       </w:r>
     </w:p>
     <w:p>
-      <w:r>
-        <w:t>Technologies will change.</w:t>
-      </w:r>
-    </w:p>
-    <w:p>
-      <w:r>
-        <w:t>Tools will change.</w:t>
-      </w:r>
-    </w:p>
-    <w:p>
-      <w:r>
-        <w:t>Standards will change.</w:t>
-      </w:r>
-    </w:p>
-    <w:p>
-      <w:r>
-        <w:t>The commitment to curiosity, authentic learning, engineering excellence, and memorable educational experiences shall not.</w:t>
-      </w:r>
-    </w:p>
-    <w:p>
-      <w:r>
-        <w:t>PHI-110 exists to ensure that every future contribution to the Project Horizon Initiative honors that commitment.</w:t>
-      </w:r>
+      <w:pPr>
+        <w:rPr>
+          <w:b/>
+          <w:bCs/>
+        </w:rPr>
+      </w:pPr>
+      <w:r>
+        <w:rPr>
+          <w:b/>
+          <w:bCs/>
+        </w:rPr>
+        <w:t xml:space="preserve">Feedback from educators, students, industry partners, and research </w:t>
+      </w:r>
+      <w:proofErr w:type="gramStart"/>
+      <w:r>
+        <w:rPr>
+          <w:b/>
+          <w:bCs/>
+        </w:rPr>
+        <w:t>shall</w:t>
+      </w:r>
+      <w:proofErr w:type="gramEnd"/>
+      <w:r>
+        <w:rPr>
+          <w:b/>
+          <w:bCs/>
+        </w:rPr>
+        <w:t xml:space="preserve"> inform future revisions.</w:t>
+      </w:r>
+    </w:p>
+    <w:p>
+      <w:pPr>
+        <w:rPr>
+          <w:b/>
+          <w:bCs/>
+        </w:rPr>
+      </w:pPr>
+      <w:r>
+        <w:rPr>
+          <w:b/>
+          <w:bCs/>
+        </w:rPr>
+        <w:t>Improvement is a defining characteristic of the initiative.</w:t>
+      </w:r>
+    </w:p>
+    <w:p>
+      <w:pPr>
+        <w:rPr>
+          <w:b/>
+          <w:bCs/>
+        </w:rPr>
+      </w:pPr>
+      <w:r>
+        <w:rPr>
+          <w:b/>
+          <w:bCs/>
+        </w:rPr>
+        <w:pict w14:anchorId="2672AF20">
+          <v:rect id="_x0000_i1083" style="width:0;height:1.5pt" o:hralign="center" o:hrstd="t" o:hr="t" fillcolor="#a0a0a0" stroked="f"/>
+        </w:pict>
+      </w:r>
+    </w:p>
+    <w:p>
+      <w:pPr>
+        <w:rPr>
+          <w:b/>
+          <w:bCs/>
+        </w:rPr>
+      </w:pPr>
+      <w:r>
+        <w:rPr>
+          <w:b/>
+          <w:bCs/>
+        </w:rPr>
+        <w:t>2.7 Engineering Requirements</w:t>
+      </w:r>
+    </w:p>
+    <w:p>
+      <w:pPr>
+        <w:rPr>
+          <w:b/>
+          <w:bCs/>
+        </w:rPr>
+      </w:pPr>
+      <w:r>
+        <w:rPr>
+          <w:b/>
+          <w:bCs/>
+        </w:rPr>
+        <w:t>PHI-SYS-201</w:t>
+      </w:r>
+    </w:p>
+    <w:p>
+      <w:pPr>
+        <w:rPr>
+          <w:b/>
+          <w:bCs/>
+        </w:rPr>
+      </w:pPr>
+      <w:r>
+        <w:rPr>
+          <w:b/>
+          <w:bCs/>
+        </w:rPr>
+        <w:t>Project Horizon shall be engineered as an integrated educational system.</w:t>
+      </w:r>
+    </w:p>
+    <w:p>
+      <w:pPr>
+        <w:rPr>
+          <w:b/>
+          <w:bCs/>
+        </w:rPr>
+      </w:pPr>
+      <w:r>
+        <w:rPr>
+          <w:b/>
+          <w:bCs/>
+        </w:rPr>
+        <w:pict w14:anchorId="18B524E9">
+          <v:rect id="_x0000_i1084" style="width:0;height:1.5pt" o:hralign="center" o:hrstd="t" o:hr="t" fillcolor="#a0a0a0" stroked="f"/>
+        </w:pict>
+      </w:r>
+    </w:p>
+    <w:p>
+      <w:pPr>
+        <w:rPr>
+          <w:b/>
+          <w:bCs/>
+        </w:rPr>
+      </w:pPr>
+      <w:r>
+        <w:rPr>
+          <w:b/>
+          <w:bCs/>
+        </w:rPr>
+        <w:t>PHI-SYS-202</w:t>
+      </w:r>
+    </w:p>
+    <w:p>
+      <w:pPr>
+        <w:rPr>
+          <w:b/>
+          <w:bCs/>
+        </w:rPr>
+      </w:pPr>
+      <w:r>
+        <w:rPr>
+          <w:b/>
+          <w:bCs/>
+        </w:rPr>
+        <w:t>Every official publication shall support the overall framework.</w:t>
+      </w:r>
+    </w:p>
+    <w:p>
+      <w:pPr>
+        <w:rPr>
+          <w:b/>
+          <w:bCs/>
+        </w:rPr>
+      </w:pPr>
+      <w:r>
+        <w:rPr>
+          <w:b/>
+          <w:bCs/>
+        </w:rPr>
+        <w:pict w14:anchorId="7855C0A7">
+          <v:rect id="_x0000_i1085" style="width:0;height:1.5pt" o:hralign="center" o:hrstd="t" o:hr="t" fillcolor="#a0a0a0" stroked="f"/>
+        </w:pict>
+      </w:r>
+    </w:p>
+    <w:p>
+      <w:pPr>
+        <w:rPr>
+          <w:b/>
+          <w:bCs/>
+        </w:rPr>
+      </w:pPr>
+      <w:r>
+        <w:rPr>
+          <w:b/>
+          <w:bCs/>
+        </w:rPr>
+        <w:t>PHI-SYS-203</w:t>
+      </w:r>
+    </w:p>
+    <w:p>
+      <w:pPr>
+        <w:rPr>
+          <w:b/>
+          <w:bCs/>
+        </w:rPr>
+      </w:pPr>
+      <w:r>
+        <w:rPr>
+          <w:b/>
+          <w:bCs/>
+        </w:rPr>
+        <w:t>Every component shall have a clearly defined purpose and responsibility.</w:t>
+      </w:r>
+    </w:p>
+    <w:p>
+      <w:pPr>
+        <w:rPr>
+          <w:b/>
+          <w:bCs/>
+        </w:rPr>
+      </w:pPr>
+      <w:r>
+        <w:rPr>
+          <w:b/>
+          <w:bCs/>
+        </w:rPr>
+        <w:lastRenderedPageBreak/>
+        <w:pict w14:anchorId="0CCCC7D9">
+          <v:rect id="_x0000_i1086" style="width:0;height:1.5pt" o:hralign="center" o:hrstd="t" o:hr="t" fillcolor="#a0a0a0" stroked="f"/>
+        </w:pict>
+      </w:r>
+    </w:p>
+    <w:p>
+      <w:pPr>
+        <w:rPr>
+          <w:b/>
+          <w:bCs/>
+        </w:rPr>
+      </w:pPr>
+      <w:r>
+        <w:rPr>
+          <w:b/>
+          <w:bCs/>
+        </w:rPr>
+        <w:t>PHI-SYS-204</w:t>
+      </w:r>
+    </w:p>
+    <w:p>
+      <w:pPr>
+        <w:rPr>
+          <w:b/>
+          <w:bCs/>
+        </w:rPr>
+      </w:pPr>
+      <w:r>
+        <w:rPr>
+          <w:b/>
+          <w:bCs/>
+        </w:rPr>
+        <w:t xml:space="preserve">Engineering decisions </w:t>
+      </w:r>
+      <w:proofErr w:type="gramStart"/>
+      <w:r>
+        <w:rPr>
+          <w:b/>
+          <w:bCs/>
+        </w:rPr>
+        <w:t>shall</w:t>
+      </w:r>
+      <w:proofErr w:type="gramEnd"/>
+      <w:r>
+        <w:rPr>
+          <w:b/>
+          <w:bCs/>
+        </w:rPr>
+        <w:t xml:space="preserve"> prioritize consistency across the initiative.</w:t>
+      </w:r>
+    </w:p>
+    <w:p>
+      <w:pPr>
+        <w:rPr>
+          <w:b/>
+          <w:bCs/>
+        </w:rPr>
+      </w:pPr>
+      <w:r>
+        <w:rPr>
+          <w:b/>
+          <w:bCs/>
+        </w:rPr>
+        <w:pict w14:anchorId="271B8901">
+          <v:rect id="_x0000_i1087" style="width:0;height:1.5pt" o:hralign="center" o:hrstd="t" o:hr="t" fillcolor="#a0a0a0" stroked="f"/>
+        </w:pict>
+      </w:r>
+    </w:p>
+    <w:p>
+      <w:pPr>
+        <w:rPr>
+          <w:b/>
+          <w:bCs/>
+        </w:rPr>
+      </w:pPr>
+      <w:r>
+        <w:rPr>
+          <w:b/>
+          <w:bCs/>
+        </w:rPr>
+        <w:t>PHI-SYS-205</w:t>
+      </w:r>
+    </w:p>
+    <w:p>
+      <w:pPr>
+        <w:rPr>
+          <w:b/>
+          <w:bCs/>
+        </w:rPr>
+      </w:pPr>
+      <w:r>
+        <w:rPr>
+          <w:b/>
+          <w:bCs/>
+        </w:rPr>
+        <w:t>The Horizon Engineer shall remain the primary beneficiary of every design decision.</w:t>
+      </w:r>
+    </w:p>
+    <w:p>
+      <w:pPr>
+        <w:rPr>
+          <w:b/>
+          <w:bCs/>
+        </w:rPr>
+      </w:pPr>
+      <w:r>
+        <w:rPr>
+          <w:b/>
+          <w:bCs/>
+        </w:rPr>
+        <w:pict w14:anchorId="6663B58A">
+          <v:rect id="_x0000_i1088" style="width:0;height:1.5pt" o:hralign="center" o:hrstd="t" o:hr="t" fillcolor="#a0a0a0" stroked="f"/>
+        </w:pict>
+      </w:r>
+    </w:p>
+    <w:p>
+      <w:pPr>
+        <w:rPr>
+          <w:b/>
+          <w:bCs/>
+        </w:rPr>
+      </w:pPr>
+      <w:r>
+        <w:rPr>
+          <w:b/>
+          <w:bCs/>
+        </w:rPr>
+        <w:t>PHI-SYS-206</w:t>
+      </w:r>
+    </w:p>
+    <w:p>
+      <w:pPr>
+        <w:rPr>
+          <w:b/>
+          <w:bCs/>
+        </w:rPr>
+      </w:pPr>
+      <w:r>
+        <w:rPr>
+          <w:b/>
+          <w:bCs/>
+        </w:rPr>
+        <w:t>Framework improvements shall preserve the philosophy established by the Constitution.</w:t>
+      </w:r>
+    </w:p>
+    <w:p>
+      <w:pPr>
+        <w:rPr>
+          <w:b/>
+          <w:bCs/>
+        </w:rPr>
+      </w:pPr>
+      <w:r>
+        <w:rPr>
+          <w:b/>
+          <w:bCs/>
+        </w:rPr>
+        <w:pict w14:anchorId="1A386898">
+          <v:rect id="_x0000_i1089" style="width:0;height:1.5pt" o:hralign="center" o:hrstd="t" o:hr="t" fillcolor="#a0a0a0" stroked="f"/>
+        </w:pict>
+      </w:r>
+    </w:p>
+    <w:p>
+      <w:pPr>
+        <w:rPr>
+          <w:b/>
+          <w:bCs/>
+        </w:rPr>
+      </w:pPr>
+      <w:r>
+        <w:rPr>
+          <w:b/>
+          <w:bCs/>
+        </w:rPr>
+        <w:t>PHI-SYS-207</w:t>
+      </w:r>
+    </w:p>
+    <w:p>
+      <w:pPr>
+        <w:rPr>
+          <w:b/>
+          <w:bCs/>
+        </w:rPr>
+      </w:pPr>
+      <w:r>
+        <w:rPr>
+          <w:b/>
+          <w:bCs/>
+        </w:rPr>
+        <w:t>Framework components shall minimize duplication while maximizing interoperability.</w:t>
+      </w:r>
+    </w:p>
+    <w:p>
+      <w:pPr>
+        <w:rPr>
+          <w:b/>
+          <w:bCs/>
+        </w:rPr>
+      </w:pPr>
+      <w:r>
+        <w:rPr>
+          <w:b/>
+          <w:bCs/>
+        </w:rPr>
+        <w:pict w14:anchorId="0111538F">
+          <v:rect id="_x0000_i1090" style="width:0;height:1.5pt" o:hralign="center" o:hrstd="t" o:hr="t" fillcolor="#a0a0a0" stroked="f"/>
+        </w:pict>
+      </w:r>
+    </w:p>
+    <w:p>
+      <w:pPr>
+        <w:rPr>
+          <w:b/>
+          <w:bCs/>
+        </w:rPr>
+      </w:pPr>
+      <w:r>
+        <w:rPr>
+          <w:b/>
+          <w:bCs/>
+        </w:rPr>
+        <w:t>PHI-SYS-208</w:t>
+      </w:r>
+    </w:p>
+    <w:p>
+      <w:pPr>
+        <w:rPr>
+          <w:b/>
+          <w:bCs/>
+        </w:rPr>
+      </w:pPr>
+      <w:r>
+        <w:rPr>
+          <w:b/>
+          <w:bCs/>
+        </w:rPr>
+        <w:t>The Project Horizon Framework shall remain adaptable for implementation across diverse educational environments.</w:t>
+      </w:r>
+    </w:p>
+    <w:p>
+      <w:pPr>
+        <w:rPr>
+          <w:b/>
+          <w:bCs/>
+        </w:rPr>
+      </w:pPr>
+      <w:r>
+        <w:rPr>
+          <w:b/>
+          <w:bCs/>
+        </w:rPr>
+        <w:pict w14:anchorId="10BF3B3E">
+          <v:rect id="_x0000_i1091" style="width:0;height:1.5pt" o:hralign="center" o:hrstd="t" o:hr="t" fillcolor="#a0a0a0" stroked="f"/>
+        </w:pict>
+      </w:r>
+    </w:p>
+    <w:p>
+      <w:pPr>
+        <w:rPr>
+          <w:b/>
+          <w:bCs/>
+        </w:rPr>
+      </w:pPr>
+      <w:r>
+        <w:rPr>
+          <w:b/>
+          <w:bCs/>
+        </w:rPr>
+        <w:t>2.8 The Horizon Engineer Experience Test</w:t>
+      </w:r>
+    </w:p>
+    <w:p>
+      <w:pPr>
+        <w:rPr>
+          <w:b/>
+          <w:bCs/>
+        </w:rPr>
+      </w:pPr>
+      <w:r>
+        <w:rPr>
+          <w:b/>
+          <w:bCs/>
+        </w:rPr>
+        <w:t>Every Project Horizon component shall be evaluated according to its effect on the Horizon Engineer experience.</w:t>
+      </w:r>
+    </w:p>
+    <w:p>
+      <w:pPr>
+        <w:pStyle w:val="ListParagraph"/>
+        <w:numPr>
+          <w:ilvl w:val="0"/>
+          <w:numId w:val="10"/>
+        </w:numPr>
+        <w:rPr>
+          <w:b/>
+          <w:bCs/>
+        </w:rPr>
+      </w:pPr>
+      <w:r>
+        <w:rPr>
+          <w:b/>
+          <w:bCs/>
+        </w:rPr>
+        <w:t>- Does the component increase curiosity?</w:t>
+      </w:r>
+    </w:p>
+    <w:p>
+      <w:pPr>
+        <w:pStyle w:val="ListParagraph"/>
+        <w:numPr>
+          <w:ilvl w:val="0"/>
+          <w:numId w:val="10"/>
+        </w:numPr>
+        <w:rPr>
+          <w:b/>
+          <w:bCs/>
+        </w:rPr>
+      </w:pPr>
+      <w:r>
+        <w:rPr>
+          <w:b/>
+          <w:bCs/>
+        </w:rPr>
+        <w:t>- Does it strengthen capability or confidence?</w:t>
+      </w:r>
+    </w:p>
+    <w:p>
+      <w:pPr>
+        <w:pStyle w:val="ListParagraph"/>
+        <w:numPr>
+          <w:ilvl w:val="0"/>
+          <w:numId w:val="10"/>
+        </w:numPr>
+        <w:rPr>
+          <w:b/>
+          <w:bCs/>
+        </w:rPr>
+      </w:pPr>
+      <w:r>
+        <w:rPr>
+          <w:b/>
+          <w:bCs/>
+        </w:rPr>
+        <w:t>- Does it support authentic creation or problem solving?</w:t>
+      </w:r>
+    </w:p>
+    <w:p>
+      <w:pPr>
+        <w:pStyle w:val="ListParagraph"/>
+        <w:numPr>
+          <w:ilvl w:val="0"/>
+          <w:numId w:val="10"/>
+        </w:numPr>
+        <w:rPr>
+          <w:b/>
+          <w:bCs/>
+        </w:rPr>
+      </w:pPr>
+      <w:r>
+        <w:rPr>
+          <w:b/>
+          <w:bCs/>
+        </w:rPr>
+        <w:t>- Does it promote ethical and responsible use of technology?</w:t>
+      </w:r>
+    </w:p>
+    <w:p>
+      <w:pPr>
+        <w:pStyle w:val="ListParagraph"/>
+        <w:numPr>
+          <w:ilvl w:val="0"/>
+          <w:numId w:val="10"/>
+        </w:numPr>
+        <w:rPr>
+          <w:b/>
+          <w:bCs/>
+        </w:rPr>
+      </w:pPr>
+      <w:r>
+        <w:rPr>
+          <w:b/>
+          <w:bCs/>
+        </w:rPr>
+        <w:t>- Does it contribute to belonging within the Horizon Lab?</w:t>
+      </w:r>
+    </w:p>
+    <w:p>
+      <w:pPr>
+        <w:pStyle w:val="ListParagraph"/>
+        <w:numPr>
+          <w:ilvl w:val="0"/>
+          <w:numId w:val="10"/>
+        </w:numPr>
+        <w:rPr>
+          <w:b/>
+          <w:bCs/>
+        </w:rPr>
+      </w:pPr>
+      <w:r>
+        <w:rPr>
+          <w:b/>
+          <w:bCs/>
+        </w:rPr>
+        <w:t>- Does it create unnecessary confusion, workload, or frustration?</w:t>
+      </w:r>
+    </w:p>
+    <w:p>
+      <w:pPr>
+        <w:pStyle w:val="ListParagraph"/>
+        <w:numPr>
+          <w:ilvl w:val="0"/>
+          <w:numId w:val="10"/>
+        </w:numPr>
+        <w:rPr>
+          <w:b/>
+          <w:bCs/>
+        </w:rPr>
+      </w:pPr>
+      <w:r>
+        <w:rPr>
+          <w:b/>
+          <w:bCs/>
+        </w:rPr>
+        <w:t>- Would the experience remain meaningful without the branding?</w:t>
+      </w:r>
+    </w:p>
+    <w:p>
+      <w:pPr>
+        <w:rPr>
+          <w:b/>
+          <w:bCs/>
+        </w:rPr>
+      </w:pPr>
+    </w:p>
+    <w:p>
+      <w:pPr>
+        <w:rPr>
+          <w:b/>
+          <w:bCs/>
+        </w:rPr>
+      </w:pPr>
+      <w:r>
+        <w:rPr>
+          <w:b/>
+          <w:bCs/>
+        </w:rPr>
+        <w:lastRenderedPageBreak/>
+        <w:t>2.9 Feedback and Continuous Improvement</w:t>
+      </w:r>
+    </w:p>
+    <w:p>
+      <w:pPr>
+        <w:pStyle w:val="ListParagraph"/>
+        <w:numPr>
+          <w:ilvl w:val="0"/>
+          <w:numId w:val="11"/>
+        </w:numPr>
+        <w:rPr>
+          <w:b/>
+          <w:bCs/>
+        </w:rPr>
+      </w:pPr>
+      <w:r>
+        <w:rPr>
+          <w:b/>
+          <w:bCs/>
+        </w:rPr>
+        <w:t xml:space="preserve"> Horizon Engineers</w:t>
+      </w:r>
+    </w:p>
+    <w:p>
+      <w:pPr>
+        <w:pStyle w:val="ListParagraph"/>
+        <w:numPr>
+          <w:ilvl w:val="0"/>
+          <w:numId w:val="11"/>
+        </w:numPr>
+        <w:rPr>
+          <w:b/>
+          <w:bCs/>
+        </w:rPr>
+      </w:pPr>
+      <w:r>
+        <w:rPr>
+          <w:b/>
+          <w:bCs/>
+        </w:rPr>
+        <w:t xml:space="preserve"> Mission Directors</w:t>
+      </w:r>
+    </w:p>
+    <w:p>
+      <w:pPr>
+        <w:pStyle w:val="ListParagraph"/>
+        <w:numPr>
+          <w:ilvl w:val="0"/>
+          <w:numId w:val="11"/>
+        </w:numPr>
+        <w:rPr>
+          <w:b/>
+          <w:bCs/>
+        </w:rPr>
+      </w:pPr>
+      <w:r>
+        <w:rPr>
+          <w:b/>
+          <w:bCs/>
+        </w:rPr>
+        <w:t xml:space="preserve"> Curriculum Architects</w:t>
+      </w:r>
+    </w:p>
+    <w:p>
+      <w:pPr>
+        <w:pStyle w:val="ListParagraph"/>
+        <w:numPr>
+          <w:ilvl w:val="0"/>
+          <w:numId w:val="11"/>
+        </w:numPr>
+        <w:rPr>
+          <w:b/>
+          <w:bCs/>
+        </w:rPr>
+      </w:pPr>
+      <w:r>
+        <w:rPr>
+          <w:b/>
+          <w:bCs/>
+        </w:rPr>
+        <w:t xml:space="preserve"> Reviewers</w:t>
+      </w:r>
+    </w:p>
+    <w:p>
+      <w:pPr>
+        <w:pStyle w:val="ListParagraph"/>
+        <w:numPr>
+          <w:ilvl w:val="0"/>
+          <w:numId w:val="11"/>
+        </w:numPr>
+        <w:rPr>
+          <w:b/>
+          <w:bCs/>
+        </w:rPr>
+      </w:pPr>
+      <w:r>
+        <w:rPr>
+          <w:b/>
+          <w:bCs/>
+        </w:rPr>
+        <w:t xml:space="preserve"> Educational leaders</w:t>
+      </w:r>
+    </w:p>
+    <w:p>
+      <w:pPr>
+        <w:pStyle w:val="ListParagraph"/>
+        <w:numPr>
+          <w:ilvl w:val="0"/>
+          <w:numId w:val="11"/>
+        </w:numPr>
+        <w:rPr>
+          <w:b/>
+          <w:bCs/>
+        </w:rPr>
+      </w:pPr>
+      <w:r>
+        <w:rPr>
+          <w:b/>
+          <w:bCs/>
+        </w:rPr>
+        <w:t xml:space="preserve"> Industry and community partners</w:t>
+      </w:r>
+    </w:p>
+    <w:p>
+      <w:pPr>
+        <w:pStyle w:val="ListParagraph"/>
+        <w:numPr>
+          <w:ilvl w:val="0"/>
+          <w:numId w:val="11"/>
+        </w:numPr>
+        <w:rPr>
+          <w:b/>
+          <w:bCs/>
+        </w:rPr>
+      </w:pPr>
+      <w:r>
+        <w:rPr>
+          <w:b/>
+          <w:bCs/>
+        </w:rPr>
+        <w:t xml:space="preserve"> Implementation evidence</w:t>
+      </w:r>
+    </w:p>
+    <w:p>
+      <w:pPr>
+        <w:pStyle w:val="ListParagraph"/>
+        <w:numPr>
+          <w:ilvl w:val="0"/>
+          <w:numId w:val="11"/>
+        </w:numPr>
+        <w:rPr>
+          <w:b/>
+          <w:bCs/>
+        </w:rPr>
+      </w:pPr>
+      <w:r>
+        <w:rPr>
+          <w:b/>
+          <w:bCs/>
+        </w:rPr>
+        <w:t xml:space="preserve"> Assessment results</w:t>
+      </w:r>
+    </w:p>
+    <w:p>
+      <w:pPr>
+        <w:rPr>
+          <w:b/>
+          <w:bCs/>
+        </w:rPr>
+      </w:pPr>
+      <w:r>
+        <w:rPr>
+          <w:b/>
+          <w:bCs/>
+        </w:rPr>
+        <w:t xml:space="preserve">Feedback </w:t>
+      </w:r>
+      <w:proofErr w:type="gramStart"/>
+      <w:r>
+        <w:rPr>
+          <w:b/>
+          <w:bCs/>
+        </w:rPr>
+        <w:t>shall</w:t>
+      </w:r>
+      <w:proofErr w:type="gramEnd"/>
+      <w:r>
+        <w:rPr>
+          <w:b/>
+          <w:bCs/>
+        </w:rPr>
+        <w:t xml:space="preserve"> inform revision but </w:t>
+      </w:r>
+      <w:proofErr w:type="gramStart"/>
+      <w:r>
+        <w:rPr>
+          <w:b/>
+          <w:bCs/>
+        </w:rPr>
+        <w:t>shall</w:t>
+      </w:r>
+      <w:proofErr w:type="gramEnd"/>
+      <w:r>
+        <w:rPr>
+          <w:b/>
+          <w:bCs/>
+        </w:rPr>
+        <w:t xml:space="preserve"> not override the Constitution or weaken protected elements of the Project Horizon identity.</w:t>
+      </w:r>
+    </w:p>
+    <w:p>
+      <w:pPr>
+        <w:rPr>
+          <w:b/>
+          <w:bCs/>
+        </w:rPr>
+      </w:pPr>
+      <w:r>
+        <w:rPr>
+          <w:b/>
+          <w:bCs/>
+        </w:rPr>
+        <w:pict w14:anchorId="7F6CD350">
+          <v:rect id="_x0000_i1108" style="width:0;height:1.5pt" o:hralign="center" o:hrstd="t" o:hr="t" fillcolor="#a0a0a0" stroked="f"/>
+        </w:pict>
+      </w:r>
+    </w:p>
+    <w:p>
+      <w:pPr>
+        <w:rPr>
+          <w:b/>
+          <w:bCs/>
+        </w:rPr>
+      </w:pPr>
+      <w:r>
+        <w:rPr>
+          <w:b/>
+          <w:bCs/>
+        </w:rPr>
+        <w:t xml:space="preserve">2.10 </w:t>
+      </w:r>
+      <w:r>
+        <w:rPr>
+          <w:b/>
+          <w:bCs/>
+        </w:rPr>
+        <w:t>System Integrity</w:t>
+      </w:r>
+    </w:p>
+    <w:p>
+      <w:pPr>
+        <w:rPr>
+          <w:b/>
+          <w:bCs/>
+        </w:rPr>
+      </w:pPr>
+      <w:r>
+        <w:rPr>
+          <w:b/>
+          <w:bCs/>
+        </w:rPr>
+        <w:t>A resource shall not be considered an official Project Horizon resource merely because it uses Project Horizon terminology, branding, or visual elements. Official status requires alignment with the Constitution, PHI-110, applicable curriculum architecture, publication standards, and quality-review requirements.</w:t>
+      </w:r>
+    </w:p>
+    <w:p>
+      <w:pPr>
+        <w:rPr>
+          <w:b/>
+          <w:bCs/>
+        </w:rPr>
+      </w:pPr>
+      <w:r>
+        <w:rPr>
+          <w:b/>
+          <w:bCs/>
+        </w:rPr>
+        <w:pict w14:anchorId="7A86EC47">
+          <v:rect id="_x0000_i1109" style="width:0;height:1.5pt" o:hralign="center" o:hrstd="t" o:hr="t" fillcolor="#a0a0a0" stroked="f"/>
+        </w:pict>
+      </w:r>
+    </w:p>
+    <w:p>
+      <w:pPr>
+        <w:rPr>
+          <w:b/>
+          <w:bCs/>
+        </w:rPr>
+      </w:pPr>
+      <w:r>
+        <w:rPr>
+          <w:b/>
+          <w:bCs/>
+        </w:rPr>
+        <w:t>2.11 Adaptability and Protected Elements</w:t>
+      </w:r>
+    </w:p>
+    <w:p>
+      <w:pPr>
+        <w:rPr>
+          <w:b/>
+          <w:bCs/>
+        </w:rPr>
+      </w:pPr>
+      <w:r>
+        <w:rPr>
+          <w:b/>
+          <w:bCs/>
+        </w:rPr>
+        <w:t>Identify adaptable elements:</w:t>
+      </w:r>
+    </w:p>
+    <w:p>
+      <w:pPr>
+        <w:pStyle w:val="ListParagraph"/>
+        <w:numPr>
+          <w:ilvl w:val="0"/>
+          <w:numId w:val="12"/>
+        </w:numPr>
+        <w:rPr>
+          <w:b/>
+          <w:bCs/>
+        </w:rPr>
+      </w:pPr>
+      <w:r>
+        <w:rPr>
+          <w:b/>
+          <w:bCs/>
+        </w:rPr>
+        <w:t xml:space="preserve"> Scheduling</w:t>
+      </w:r>
+    </w:p>
+    <w:p>
+      <w:pPr>
+        <w:pStyle w:val="ListParagraph"/>
+        <w:numPr>
+          <w:ilvl w:val="0"/>
+          <w:numId w:val="12"/>
+        </w:numPr>
+        <w:rPr>
+          <w:b/>
+          <w:bCs/>
+        </w:rPr>
+      </w:pPr>
+      <w:r>
+        <w:rPr>
+          <w:b/>
+          <w:bCs/>
+        </w:rPr>
+        <w:t xml:space="preserve"> Local examples</w:t>
+      </w:r>
+    </w:p>
+    <w:p>
+      <w:pPr>
+        <w:pStyle w:val="ListParagraph"/>
+        <w:numPr>
+          <w:ilvl w:val="0"/>
+          <w:numId w:val="12"/>
+        </w:numPr>
+        <w:rPr>
+          <w:b/>
+          <w:bCs/>
+        </w:rPr>
+      </w:pPr>
+      <w:r>
+        <w:rPr>
+          <w:b/>
+          <w:bCs/>
+        </w:rPr>
+        <w:t xml:space="preserve"> Available tools and equipment</w:t>
+      </w:r>
+    </w:p>
+    <w:p>
+      <w:pPr>
+        <w:pStyle w:val="ListParagraph"/>
+        <w:numPr>
+          <w:ilvl w:val="0"/>
+          <w:numId w:val="12"/>
+        </w:numPr>
+        <w:rPr>
+          <w:b/>
+          <w:bCs/>
+        </w:rPr>
+      </w:pPr>
+      <w:r>
+        <w:rPr>
+          <w:b/>
+          <w:bCs/>
+        </w:rPr>
+        <w:t xml:space="preserve"> State-standard alignment</w:t>
+      </w:r>
+    </w:p>
+    <w:p>
+      <w:pPr>
+        <w:pStyle w:val="ListParagraph"/>
+        <w:numPr>
+          <w:ilvl w:val="0"/>
+          <w:numId w:val="12"/>
+        </w:numPr>
+        <w:rPr>
+          <w:b/>
+          <w:bCs/>
+        </w:rPr>
+      </w:pPr>
+      <w:r>
+        <w:rPr>
+          <w:b/>
+          <w:bCs/>
+        </w:rPr>
+        <w:t xml:space="preserve"> Mission pacing</w:t>
+      </w:r>
+    </w:p>
+    <w:p>
+      <w:pPr>
+        <w:pStyle w:val="ListParagraph"/>
+        <w:numPr>
+          <w:ilvl w:val="0"/>
+          <w:numId w:val="12"/>
+        </w:numPr>
+        <w:rPr>
+          <w:b/>
+          <w:bCs/>
+        </w:rPr>
+      </w:pPr>
+      <w:r>
+        <w:rPr>
+          <w:b/>
+          <w:bCs/>
+        </w:rPr>
+        <w:t xml:space="preserve"> Community partnerships</w:t>
+      </w:r>
+    </w:p>
+    <w:p>
+      <w:pPr>
+        <w:pStyle w:val="ListParagraph"/>
+        <w:numPr>
+          <w:ilvl w:val="0"/>
+          <w:numId w:val="12"/>
+        </w:numPr>
+        <w:rPr>
+          <w:b/>
+          <w:bCs/>
+        </w:rPr>
+      </w:pPr>
+      <w:r>
+        <w:rPr>
+          <w:b/>
+          <w:bCs/>
+        </w:rPr>
+        <w:t xml:space="preserve"> Supplemental resources</w:t>
+      </w:r>
+    </w:p>
+    <w:p>
+      <w:pPr>
+        <w:pStyle w:val="ListParagraph"/>
+        <w:rPr>
+          <w:b/>
+          <w:bCs/>
+        </w:rPr>
+      </w:pPr>
+    </w:p>
+    <w:p>
+      <w:pPr>
+        <w:rPr>
+          <w:b/>
+          <w:bCs/>
+        </w:rPr>
+      </w:pPr>
+      <w:r>
+        <w:rPr>
+          <w:b/>
+          <w:bCs/>
+        </w:rPr>
+        <w:t>Identify protected elements:</w:t>
+      </w:r>
+    </w:p>
+    <w:p>
+      <w:pPr>
+        <w:pStyle w:val="ListParagraph"/>
+        <w:numPr>
+          <w:ilvl w:val="0"/>
+          <w:numId w:val="13"/>
+        </w:numPr>
+        <w:rPr>
+          <w:b/>
+          <w:bCs/>
+        </w:rPr>
+      </w:pPr>
+      <w:r>
+        <w:rPr>
+          <w:b/>
+          <w:bCs/>
+        </w:rPr>
+        <w:t xml:space="preserve"> Constitutional beliefs</w:t>
+      </w:r>
+    </w:p>
+    <w:p>
+      <w:pPr>
+        <w:pStyle w:val="ListParagraph"/>
+        <w:numPr>
+          <w:ilvl w:val="0"/>
+          <w:numId w:val="13"/>
+        </w:numPr>
+        <w:rPr>
+          <w:b/>
+          <w:bCs/>
+        </w:rPr>
+      </w:pPr>
+      <w:r>
+        <w:rPr>
+          <w:b/>
+          <w:bCs/>
+        </w:rPr>
+        <w:t xml:space="preserve"> Horizon Engineer-centered design</w:t>
+      </w:r>
+    </w:p>
+    <w:p>
+      <w:pPr>
+        <w:pStyle w:val="ListParagraph"/>
+        <w:numPr>
+          <w:ilvl w:val="0"/>
+          <w:numId w:val="13"/>
+        </w:numPr>
+        <w:rPr>
+          <w:b/>
+          <w:bCs/>
+        </w:rPr>
+      </w:pPr>
+      <w:r>
+        <w:rPr>
+          <w:b/>
+          <w:bCs/>
+        </w:rPr>
+        <w:t xml:space="preserve"> Mission-based structure</w:t>
+      </w:r>
+    </w:p>
+    <w:p>
+      <w:pPr>
+        <w:pStyle w:val="ListParagraph"/>
+        <w:numPr>
+          <w:ilvl w:val="0"/>
+          <w:numId w:val="13"/>
+        </w:numPr>
+        <w:rPr>
+          <w:b/>
+          <w:bCs/>
+        </w:rPr>
+      </w:pPr>
+      <w:r>
+        <w:rPr>
+          <w:b/>
+          <w:bCs/>
+        </w:rPr>
+        <w:lastRenderedPageBreak/>
+        <w:t xml:space="preserve"> Authentic problem solving</w:t>
+      </w:r>
+    </w:p>
+    <w:p>
+      <w:pPr>
+        <w:pStyle w:val="ListParagraph"/>
+        <w:numPr>
+          <w:ilvl w:val="0"/>
+          <w:numId w:val="13"/>
+        </w:numPr>
+        <w:rPr>
+          <w:b/>
+          <w:bCs/>
+        </w:rPr>
+      </w:pPr>
+      <w:r>
+        <w:rPr>
+          <w:b/>
+          <w:bCs/>
+        </w:rPr>
+        <w:t xml:space="preserve"> Ethical technology use</w:t>
+      </w:r>
+    </w:p>
+    <w:p>
+      <w:pPr>
+        <w:pStyle w:val="ListParagraph"/>
+        <w:numPr>
+          <w:ilvl w:val="0"/>
+          <w:numId w:val="13"/>
+        </w:numPr>
+        <w:rPr>
+          <w:b/>
+          <w:bCs/>
+        </w:rPr>
+      </w:pPr>
+      <w:r>
+        <w:rPr>
+          <w:b/>
+          <w:bCs/>
+        </w:rPr>
+        <w:t xml:space="preserve"> Project Horizon terminology</w:t>
+      </w:r>
+    </w:p>
+    <w:p>
+      <w:pPr>
+        <w:pStyle w:val="ListParagraph"/>
+        <w:numPr>
+          <w:ilvl w:val="0"/>
+          <w:numId w:val="13"/>
+        </w:numPr>
+        <w:rPr>
+          <w:b/>
+          <w:bCs/>
+        </w:rPr>
+      </w:pPr>
+      <w:r>
+        <w:rPr>
+          <w:b/>
+          <w:bCs/>
+        </w:rPr>
+        <w:t xml:space="preserve"> Core identity and publication standards</w:t>
+      </w:r>
+    </w:p>
+    <w:p>
+      <w:pPr>
+        <w:pStyle w:val="ListParagraph"/>
+        <w:numPr>
+          <w:ilvl w:val="0"/>
+          <w:numId w:val="13"/>
+        </w:numPr>
+        <w:rPr>
+          <w:b/>
+          <w:bCs/>
+        </w:rPr>
+      </w:pPr>
+      <w:r>
+        <w:rPr>
+          <w:b/>
+          <w:bCs/>
+        </w:rPr>
+        <w:t xml:space="preserve"> Quality expectations</w:t>
+      </w:r>
+    </w:p>
+    <w:p>
+      <w:pPr>
+        <w:rPr>
+          <w:b/>
+          <w:bCs/>
+        </w:rPr>
+      </w:pPr>
+      <w:r>
+        <w:rPr>
+          <w:b/>
+          <w:bCs/>
+        </w:rPr>
+        <w:pict w14:anchorId="544A3743">
+          <v:rect id="_x0000_i1110" style="width:0;height:1.5pt" o:hralign="center" o:hrstd="t" o:hr="t" fillcolor="#a0a0a0" stroked="f"/>
+        </w:pict>
+      </w:r>
+    </w:p>
+    <w:p>
+      <w:pPr>
+        <w:rPr>
+          <w:b/>
+          <w:bCs/>
+        </w:rPr>
+      </w:pPr>
+      <w:r>
+        <w:rPr>
+          <w:b/>
+          <w:bCs/>
+        </w:rPr>
+        <w:t>2.12 System Failure Conditions</w:t>
+      </w:r>
+    </w:p>
+    <w:p>
+      <w:pPr>
+        <w:pStyle w:val="ListParagraph"/>
+        <w:numPr>
+          <w:ilvl w:val="0"/>
+          <w:numId w:val="14"/>
+        </w:numPr>
+        <w:rPr>
+          <w:b/>
+          <w:bCs/>
+        </w:rPr>
+      </w:pPr>
+      <w:r>
+        <w:rPr>
+          <w:b/>
+          <w:bCs/>
+        </w:rPr>
+        <w:t>Activities without meaningful purpose</w:t>
+      </w:r>
+    </w:p>
+    <w:p>
+      <w:pPr>
+        <w:pStyle w:val="ListParagraph"/>
+        <w:numPr>
+          <w:ilvl w:val="0"/>
+          <w:numId w:val="14"/>
+        </w:numPr>
+        <w:rPr>
+          <w:b/>
+          <w:bCs/>
+        </w:rPr>
+      </w:pPr>
+      <w:r>
+        <w:rPr>
+          <w:b/>
+          <w:bCs/>
+        </w:rPr>
+        <w:t xml:space="preserve"> Technology </w:t>
+      </w:r>
+      <w:proofErr w:type="gramStart"/>
+      <w:r>
+        <w:rPr>
+          <w:b/>
+          <w:bCs/>
+        </w:rPr>
+        <w:t>included</w:t>
+      </w:r>
+      <w:proofErr w:type="gramEnd"/>
+      <w:r>
+        <w:rPr>
+          <w:b/>
+          <w:bCs/>
+        </w:rPr>
+        <w:t xml:space="preserve"> only for novelty</w:t>
+      </w:r>
+    </w:p>
+    <w:p>
+      <w:pPr>
+        <w:pStyle w:val="ListParagraph"/>
+        <w:numPr>
+          <w:ilvl w:val="0"/>
+          <w:numId w:val="14"/>
+        </w:numPr>
+        <w:rPr>
+          <w:b/>
+          <w:bCs/>
+        </w:rPr>
+      </w:pPr>
+      <w:r>
+        <w:rPr>
+          <w:b/>
+          <w:bCs/>
+        </w:rPr>
+        <w:t xml:space="preserve"> Branding used as a substitute for substance</w:t>
+      </w:r>
+    </w:p>
+    <w:p>
+      <w:pPr>
+        <w:pStyle w:val="ListParagraph"/>
+        <w:numPr>
+          <w:ilvl w:val="0"/>
+          <w:numId w:val="14"/>
+        </w:numPr>
+        <w:rPr>
+          <w:b/>
+          <w:bCs/>
+        </w:rPr>
+      </w:pPr>
+      <w:r>
+        <w:rPr>
+          <w:b/>
+          <w:bCs/>
+        </w:rPr>
+        <w:t xml:space="preserve"> Assessments disconnected from missions</w:t>
+      </w:r>
+    </w:p>
+    <w:p>
+      <w:pPr>
+        <w:pStyle w:val="ListParagraph"/>
+        <w:numPr>
+          <w:ilvl w:val="0"/>
+          <w:numId w:val="14"/>
+        </w:numPr>
+        <w:rPr>
+          <w:b/>
+          <w:bCs/>
+        </w:rPr>
+      </w:pPr>
+      <w:r>
+        <w:rPr>
+          <w:b/>
+          <w:bCs/>
+        </w:rPr>
+        <w:t xml:space="preserve"> Excessive terminology without authentic culture</w:t>
+      </w:r>
+    </w:p>
+    <w:p>
+      <w:pPr>
+        <w:pStyle w:val="ListParagraph"/>
+        <w:numPr>
+          <w:ilvl w:val="0"/>
+          <w:numId w:val="14"/>
+        </w:numPr>
+        <w:rPr>
+          <w:b/>
+          <w:bCs/>
+        </w:rPr>
+      </w:pPr>
+      <w:r>
+        <w:rPr>
+          <w:b/>
+          <w:bCs/>
+        </w:rPr>
+        <w:t xml:space="preserve"> Resources requiring unreasonable Mission Director preparation</w:t>
+      </w:r>
+    </w:p>
+    <w:p>
+      <w:pPr>
+        <w:pStyle w:val="ListParagraph"/>
+        <w:numPr>
+          <w:ilvl w:val="0"/>
+          <w:numId w:val="14"/>
+        </w:numPr>
+        <w:rPr>
+          <w:b/>
+          <w:bCs/>
+        </w:rPr>
+      </w:pPr>
+      <w:r>
+        <w:rPr>
+          <w:b/>
+          <w:bCs/>
+        </w:rPr>
+        <w:t xml:space="preserve"> Student work that imitates professionalism without developing professional thinking</w:t>
+      </w:r>
+    </w:p>
+    <w:p>
+      <w:pPr>
+        <w:pStyle w:val="ListParagraph"/>
+        <w:numPr>
+          <w:ilvl w:val="0"/>
+          <w:numId w:val="14"/>
+        </w:numPr>
+        <w:rPr>
+          <w:b/>
+          <w:bCs/>
+        </w:rPr>
+      </w:pPr>
+      <w:r>
+        <w:rPr>
+          <w:b/>
+          <w:bCs/>
+        </w:rPr>
+        <w:t xml:space="preserve"> Duplicate publications with unclear responsibility</w:t>
+      </w:r>
+    </w:p>
+    <w:p>
+      <w:pPr>
+        <w:pStyle w:val="ListParagraph"/>
+        <w:numPr>
+          <w:ilvl w:val="0"/>
+          <w:numId w:val="14"/>
+        </w:numPr>
+        <w:rPr>
+          <w:b/>
+          <w:bCs/>
+        </w:rPr>
+      </w:pPr>
+      <w:r>
+        <w:rPr>
+          <w:b/>
+          <w:bCs/>
+        </w:rPr>
+        <w:t xml:space="preserve"> Local adaptations that weaken the Constitution</w:t>
+      </w:r>
+    </w:p>
+    <w:p>
+      <w:pPr>
+        <w:pStyle w:val="ListParagraph"/>
+        <w:numPr>
+          <w:ilvl w:val="0"/>
+          <w:numId w:val="14"/>
+        </w:numPr>
+        <w:rPr>
+          <w:b/>
+          <w:bCs/>
+        </w:rPr>
+      </w:pPr>
+      <w:r>
+        <w:rPr>
+          <w:b/>
+          <w:bCs/>
+        </w:rPr>
+        <w:t xml:space="preserve"> Dependence on one vendor, platform, contributor, or technology</w:t>
+      </w:r>
+    </w:p>
+    <w:p>
+      <w:pPr>
+        <w:pStyle w:val="ListParagraph"/>
+        <w:numPr>
+          <w:ilvl w:val="0"/>
+          <w:numId w:val="14"/>
+        </w:numPr>
+        <w:rPr>
+          <w:b/>
+          <w:bCs/>
+        </w:rPr>
+      </w:pPr>
+      <w:r>
+        <w:rPr>
+          <w:b/>
+          <w:bCs/>
+        </w:rPr>
+        <w:t xml:space="preserve"> Resources that look impressive but do not improve learning</w:t>
+      </w:r>
+    </w:p>
+    <w:p>
+      <w:pPr>
+        <w:rPr>
+          <w:b/>
+          <w:bCs/>
+        </w:rPr>
+      </w:pPr>
+      <w:r>
+        <w:rPr>
+          <w:b/>
+          <w:bCs/>
+        </w:rPr>
+        <w:t>When these conditions are present, revision shall occur before the resource is approved as an official Project Horizon component.</w:t>
+      </w:r>
+    </w:p>
+    <w:p>
+      <w:pPr>
+        <w:rPr>
+          <w:b/>
+          <w:bCs/>
+        </w:rPr>
+      </w:pPr>
+      <w:r>
+        <w:rPr>
+          <w:b/>
+          <w:bCs/>
+        </w:rPr>
+        <w:t>2.13 Engineering Requirements</w:t>
+      </w:r>
+    </w:p>
+    <w:p>
+      <w:pPr>
+        <w:rPr>
+          <w:b/>
+          <w:bCs/>
+        </w:rPr>
+      </w:pPr>
+      <w:r>
+        <w:rPr>
+          <w:b/>
+          <w:bCs/>
+        </w:rPr>
+        <w:t>The chapters that follow define the engineering standards required to build, maintain, and continuously improve that system.</w:t>
+      </w:r>
+    </w:p>
+    <w:p>
+      <w:pPr>
+        <w:rPr>
+          <w:b/>
+          <w:bCs/>
+        </w:rPr>
+      </w:pPr>
+    </w:p>
+    <w:p>
+      <w:pPr>
+        <w:rPr>
+          <w:b/>
+          <w:bCs/>
+        </w:rPr>
+      </w:pPr>
+      <w:r>
+        <w:rPr>
+          <w:b/>
+          <w:bCs/>
+        </w:rPr>
+        <w:t>PHI-SYS-209</w:t>
+      </w:r>
+    </w:p>
+    <w:p>
+      <w:pPr>
+        <w:rPr>
+          <w:b/>
+          <w:bCs/>
+        </w:rPr>
+      </w:pPr>
+      <w:r>
+        <w:rPr>
+          <w:b/>
+          <w:bCs/>
+        </w:rPr>
+        <w:t>Every official component shall identify its governing requirements, required inputs, expected outputs, dependencies, and revision pathway.</w:t>
+      </w:r>
+    </w:p>
+    <w:p>
+      <w:pPr>
+        <w:rPr>
+          <w:b/>
+          <w:bCs/>
+        </w:rPr>
+      </w:pPr>
+    </w:p>
+    <w:p>
+      <w:pPr>
+        <w:rPr>
+          <w:b/>
+          <w:bCs/>
+        </w:rPr>
+      </w:pPr>
+      <w:r>
+        <w:rPr>
+          <w:b/>
+          <w:bCs/>
+        </w:rPr>
+        <w:t>PHI-SYS-210</w:t>
+      </w:r>
+    </w:p>
+    <w:p>
+      <w:pPr>
+        <w:rPr>
+          <w:b/>
+          <w:bCs/>
+        </w:rPr>
+      </w:pPr>
+      <w:r>
+        <w:rPr>
+          <w:b/>
+          <w:bCs/>
+        </w:rPr>
+        <w:lastRenderedPageBreak/>
+        <w:t>Every official component shall be evaluated according to its effect on the Horizon Engineer experience.</w:t>
+      </w:r>
+    </w:p>
+    <w:p>
+      <w:pPr>
+        <w:rPr>
+          <w:b/>
+          <w:bCs/>
+        </w:rPr>
+      </w:pPr>
+    </w:p>
+    <w:p>
+      <w:pPr>
+        <w:rPr>
+          <w:b/>
+          <w:bCs/>
+        </w:rPr>
+      </w:pPr>
+      <w:r>
+        <w:rPr>
+          <w:b/>
+          <w:bCs/>
+        </w:rPr>
+        <w:t>PHI-SYS-211</w:t>
+      </w:r>
+    </w:p>
+    <w:p>
+      <w:pPr>
+        <w:rPr>
+          <w:b/>
+          <w:bCs/>
+        </w:rPr>
+      </w:pPr>
+      <w:r>
+        <w:rPr>
+          <w:b/>
+          <w:bCs/>
+        </w:rPr>
+        <w:t>Project Horizon branding and terminology shall not substitute for instructional quality or system alignment.</w:t>
+      </w:r>
+    </w:p>
+    <w:p>
+      <w:pPr>
+        <w:rPr>
+          <w:b/>
+          <w:bCs/>
+        </w:rPr>
+      </w:pPr>
+    </w:p>
+    <w:p>
+      <w:pPr>
+        <w:rPr>
+          <w:b/>
+          <w:bCs/>
+        </w:rPr>
+      </w:pPr>
+      <w:r>
+        <w:rPr>
+          <w:b/>
+          <w:bCs/>
+        </w:rPr>
+        <w:t>PHI-SYS-212</w:t>
+      </w:r>
+    </w:p>
+    <w:p>
+      <w:pPr>
+        <w:rPr>
+          <w:b/>
+          <w:bCs/>
+        </w:rPr>
+      </w:pPr>
+      <w:r>
+        <w:rPr>
+          <w:b/>
+          <w:bCs/>
+        </w:rPr>
+        <w:t>Local adaptations shall preserve all protected elements of the Project Horizon Educational System.</w:t>
+      </w:r>
+    </w:p>
+    <w:p>
+      <w:pPr>
+        <w:rPr>
+          <w:b/>
+          <w:bCs/>
+        </w:rPr>
+      </w:pPr>
+    </w:p>
+    <w:p>
+      <w:pPr>
+        <w:rPr>
+          <w:b/>
+          <w:bCs/>
+        </w:rPr>
+      </w:pPr>
+      <w:r>
+        <w:rPr>
+          <w:b/>
+          <w:bCs/>
+        </w:rPr>
+        <w:t>PHI-SYS-213</w:t>
+      </w:r>
+    </w:p>
+    <w:p>
+      <w:pPr>
+        <w:rPr>
+          <w:b/>
+          <w:bCs/>
+        </w:rPr>
+      </w:pPr>
+      <w:r>
+        <w:rPr>
+          <w:b/>
+          <w:bCs/>
+        </w:rPr>
+        <w:t>System feedback shall be documented and considered during formal revision cycles.</w:t>
+      </w:r>
+    </w:p>
+    <w:p>
+      <w:pPr>
+        <w:rPr>
+          <w:b/>
+          <w:bCs/>
+        </w:rPr>
+      </w:pPr>
+    </w:p>
+    <w:p>
+      <w:pPr>
+        <w:rPr>
+          <w:b/>
+          <w:bCs/>
+        </w:rPr>
+      </w:pPr>
+      <w:r>
+        <w:rPr>
+          <w:b/>
+          <w:bCs/>
+        </w:rPr>
+        <w:t>PHI-SYS-214</w:t>
+      </w:r>
+    </w:p>
+    <w:p>
+      <w:pPr>
+        <w:rPr>
+          <w:b/>
+          <w:bCs/>
+        </w:rPr>
+      </w:pPr>
+      <w:r>
+        <w:rPr>
+          <w:b/>
+          <w:bCs/>
+        </w:rPr>
+        <w:t>Project Horizon resources shall be designed for long-term maintainability and shall avoid unnecessary dependence on a single individual, platform, vendor, or technology.</w:t>
+      </w:r>
+    </w:p>
+    <w:p>
+      <w:pPr>
+        <w:rPr>
+          <w:b/>
+          <w:bCs/>
+        </w:rPr>
+      </w:pPr>
+    </w:p>
+    <w:p>
+      <w:pPr>
+        <w:rPr>
+          <w:b/>
+          <w:bCs/>
+        </w:rPr>
+      </w:pPr>
+      <w:r>
+        <w:rPr>
+          <w:b/>
+          <w:bCs/>
+        </w:rPr>
+        <w:t>PHI-SYS-215</w:t>
+      </w:r>
+    </w:p>
+    <w:p>
+      <w:pPr>
+        <w:rPr>
+          <w:b/>
+          <w:bCs/>
+        </w:rPr>
+      </w:pPr>
+      <w:r>
+        <w:rPr>
+          <w:b/>
+          <w:bCs/>
+        </w:rPr>
+        <w:t>Every official resource shall demonstrate traceability to the Constitution, PHI-110, or an applicable subordinate requirement.</w:t>
+      </w:r>
+    </w:p>
+    <w:p>
+      <w:pPr>
+        <w:rPr>
+          <w:b/>
+          <w:bCs/>
+        </w:rPr>
+      </w:pPr>
+    </w:p>
+    <w:p>
+      <w:pPr>
+        <w:rPr>
+          <w:b/>
+          <w:bCs/>
+        </w:rPr>
+      </w:pPr>
+      <w:r>
+        <w:rPr>
+          <w:b/>
+          <w:bCs/>
+        </w:rPr>
+        <w:t>2</w:t>
+      </w:r>
+      <w:r>
+        <w:rPr>
+          <w:b/>
+          <w:bCs/>
+        </w:rPr>
+        <w:t>.</w:t>
+      </w:r>
+      <w:r>
+        <w:rPr>
+          <w:b/>
+          <w:bCs/>
+        </w:rPr>
+        <w:t>14</w:t>
+      </w:r>
+      <w:r>
+        <w:rPr>
+          <w:b/>
+          <w:bCs/>
+        </w:rPr>
+        <w:t xml:space="preserve"> Chapter Summary</w:t>
+      </w:r>
+    </w:p>
+    <w:p>
+      <w:pPr>
+        <w:rPr>
+          <w:b/>
+          <w:bCs/>
+        </w:rPr>
+      </w:pPr>
+      <w:r>
+        <w:rPr>
+          <w:b/>
+          <w:bCs/>
+        </w:rPr>
+        <w:t>Project Horizon is not a textbook.</w:t>
+      </w:r>
+    </w:p>
+    <w:p>
+      <w:pPr>
+        <w:rPr>
+          <w:b/>
+          <w:bCs/>
+        </w:rPr>
+      </w:pPr>
+      <w:r>
+        <w:rPr>
+          <w:b/>
+          <w:bCs/>
+        </w:rPr>
+        <w:t>It is not a pacing guide.</w:t>
+      </w:r>
+    </w:p>
+    <w:p>
+      <w:pPr>
+        <w:rPr>
+          <w:b/>
+          <w:bCs/>
+        </w:rPr>
+      </w:pPr>
+      <w:r>
+        <w:rPr>
+          <w:b/>
+          <w:bCs/>
+        </w:rPr>
+        <w:t>It is not a collection of disconnected instructional activities.</w:t>
+      </w:r>
+    </w:p>
+    <w:p>
+      <w:pPr>
+        <w:rPr>
+          <w:b/>
+          <w:bCs/>
+        </w:rPr>
+      </w:pPr>
+      <w:r>
+        <w:rPr>
+          <w:b/>
+          <w:bCs/>
+        </w:rPr>
+        <w:t>It is an intentionally engineered educational framework.</w:t>
+      </w:r>
+    </w:p>
+    <w:p>
+      <w:pPr>
+        <w:rPr>
+          <w:b/>
+          <w:bCs/>
+        </w:rPr>
+      </w:pPr>
+      <w:r>
+        <w:rPr>
+          <w:b/>
+          <w:bCs/>
+        </w:rPr>
+        <w:lastRenderedPageBreak/>
+        <w:t xml:space="preserve">It is an intentionally engineered educational system. Every publication, learning experience, Horizon Lab environment, assessment, and supporting resource shall strengthen a unified structure whose purpose is to cultivate capable, curious, confident, ethical, and connected Horizon </w:t>
+      </w:r>
+      <w:proofErr w:type="spellStart"/>
+      <w:r>
+        <w:rPr>
+          <w:b/>
+          <w:bCs/>
+        </w:rPr>
+        <w:t>Engineers.</w:t>
+      </w:r>
+      <w:proofErr w:type="spellEnd"/>
+    </w:p>
+    <w:p>
+      <w:pPr>
+        <w:rPr>
+          <w:b/>
+          <w:bCs/>
+        </w:rPr>
+      </w:pPr>
+    </w:p>
+    <w:p>
+      <w:pPr>
+        <w:rPr>
+          <w:b/>
+          <w:bCs/>
+        </w:rPr>
+      </w:pPr>
+    </w:p>
+    <w:p>
+      <w:pPr>
+        <w:rPr>
+          <w:b/>
+          <w:bCs/>
+        </w:rPr>
+      </w:pPr>
     </w:p>
     <w:p/>
     <w:sectPr>
@@ -991,7 +8248,1291 @@
 
 <file path=word/numbering.xml><?xml version="1.0" encoding="utf-8"?>
 <w:numbering xmlns:wpc="http://schemas.microsoft.com/office/word/2010/wordprocessingCanvas" xmlns:cx="http://schemas.microsoft.com/office/drawing/2014/chartex" xmlns:cx1="http://schemas.microsoft.com/office/drawing/2015/9/8/chartex" xmlns:cx2="http://schemas.microsoft.com/office/drawing/2015/10/21/chartex" xmlns:cx3="http://schemas.microsoft.com/office/drawing/2016/5/9/chartex" xmlns:cx4="http://schemas.microsoft.com/office/drawing/2016/5/10/chartex" xmlns:cx5="http://schemas.microsoft.com/office/drawing/2016/5/11/chartex" xmlns:cx6="http://schemas.microsoft.com/office/drawing/2016/5/12/chartex" xmlns:cx7="http://schemas.microsoft.com/office/drawing/2016/5/13/chartex" xmlns:cx8="http://schemas.microsoft.com/office/drawing/2016/5/14/chartex" xmlns:mc="http://schemas.openxmlformats.org/markup-compatibility/2006" xmlns:aink="http://schemas.microsoft.com/office/drawing/2016/ink" xmlns:am3d="http://schemas.microsoft.com/office/drawing/2017/model3d" xmlns:o="urn:schemas-microsoft-com:office:office" xmlns:oel="http://schemas.microsoft.com/office/2019/extlst" xmlns:r="http://schemas.openxmlformats.org/officeDocument/2006/relationships" xmlns:m="http://schemas.openxmlformats.org/officeDocument/2006/math" xmlns:v="urn:schemas-microsoft-com:vml" xmlns:wp14="http://schemas.microsoft.com/office/word/2010/wordprocessingDrawing" xmlns:wp="http://schemas.openxmlformats.org/drawingml/2006/wordprocessingDrawing" xmlns:w10="urn:schemas-microsoft-com:office:word" xmlns:w="http://schemas.openxmlformats.org/wordprocessingml/2006/main" xmlns:w14="http://schemas.microsoft.com/office/word/2010/wordml" xmlns:w15="http://schemas.microsoft.com/office/word/2012/wordml" xmlns:w16cex="http://schemas.microsoft.com/office/word/2018/wordml/cex" xmlns:w16cid="http://schemas.microsoft.com/office/word/2016/wordml/cid" xmlns:w16="http://schemas.microsoft.com/office/word/2018/wordml" xmlns:w16du="http://schemas.microsoft.com/office/word/2023/wordml/word16du" xmlns:w16sdtdh="http://schemas.microsoft.com/office/word/2020/wordml/sdtdatahash" xmlns:w16sdtfl="http://schemas.microsoft.com/office/word/2024/wordml/sdtformatlock" xmlns:w16se="http://schemas.microsoft.com/office/word/2015/wordml/symex" xmlns:wpg="http://schemas.microsoft.com/office/word/2010/wordprocessingGroup" xmlns:wpi="http://schemas.microsoft.com/office/word/2010/wordprocessingInk" xmlns:wne="http://schemas.microsoft.com/office/word/2006/wordml" xmlns:wps="http://schemas.microsoft.com/office/word/2010/wordprocessingShape" mc:Ignorable="w14 w15 w16se w16cid w16 w16cex w16sdtdh w16sdtfl w16du wp14">
+  <w:numPicBullet w:numPicBulletId="0">
+    <w:pict>
+      <v:rect id="_x0000_i1025" style="width:0;height:1.5pt" o:hralign="center" o:bullet="t" o:hrstd="t" o:hr="t" fillcolor="#a0a0a0" stroked="f"/>
+    </w:pict>
+  </w:numPicBullet>
+  <w:numPicBullet w:numPicBulletId="1">
+    <w:pict>
+      <v:rect id="_x0000_i1026" style="width:0;height:1.5pt" o:hralign="center" o:bullet="t" o:hrstd="t" o:hr="t" fillcolor="#a0a0a0" stroked="f"/>
+    </w:pict>
+  </w:numPicBullet>
   <w:abstractNum w:abstractNumId="0" w15:restartNumberingAfterBreak="0">
+    <w:nsid w:val="00975EDC"/>
+    <w:multiLevelType w:val="hybridMultilevel"/>
+    <w:tmpl w:val="C722EF04"/>
+    <w:lvl w:ilvl="0" w:tplc="04090001">
+      <w:start w:val="1"/>
+      <w:numFmt w:val="bullet"/>
+      <w:lvlText w:val=""/>
+      <w:lvlJc w:val="left"/>
+      <w:pPr>
+        <w:ind w:left="720" w:hanging="360"/>
+      </w:pPr>
+      <w:rPr>
+        <w:rFonts w:ascii="Symbol" w:hAnsi="Symbol" w:hint="default"/>
+      </w:rPr>
+    </w:lvl>
+    <w:lvl w:ilvl="1" w:tplc="04090003" w:tentative="1">
+      <w:start w:val="1"/>
+      <w:numFmt w:val="bullet"/>
+      <w:lvlText w:val="o"/>
+      <w:lvlJc w:val="left"/>
+      <w:pPr>
+        <w:ind w:left="1440" w:hanging="360"/>
+      </w:pPr>
+      <w:rPr>
+        <w:rFonts w:ascii="Courier New" w:hAnsi="Courier New" w:cs="Courier New" w:hint="default"/>
+      </w:rPr>
+    </w:lvl>
+    <w:lvl w:ilvl="2" w:tplc="04090005" w:tentative="1">
+      <w:start w:val="1"/>
+      <w:numFmt w:val="bullet"/>
+      <w:lvlText w:val=""/>
+      <w:lvlJc w:val="left"/>
+      <w:pPr>
+        <w:ind w:left="2160" w:hanging="360"/>
+      </w:pPr>
+      <w:rPr>
+        <w:rFonts w:ascii="Wingdings" w:hAnsi="Wingdings" w:hint="default"/>
+      </w:rPr>
+    </w:lvl>
+    <w:lvl w:ilvl="3" w:tplc="04090001" w:tentative="1">
+      <w:start w:val="1"/>
+      <w:numFmt w:val="bullet"/>
+      <w:lvlText w:val=""/>
+      <w:lvlJc w:val="left"/>
+      <w:pPr>
+        <w:ind w:left="2880" w:hanging="360"/>
+      </w:pPr>
+      <w:rPr>
+        <w:rFonts w:ascii="Symbol" w:hAnsi="Symbol" w:hint="default"/>
+      </w:rPr>
+    </w:lvl>
+    <w:lvl w:ilvl="4" w:tplc="04090003" w:tentative="1">
+      <w:start w:val="1"/>
+      <w:numFmt w:val="bullet"/>
+      <w:lvlText w:val="o"/>
+      <w:lvlJc w:val="left"/>
+      <w:pPr>
+        <w:ind w:left="3600" w:hanging="360"/>
+      </w:pPr>
+      <w:rPr>
+        <w:rFonts w:ascii="Courier New" w:hAnsi="Courier New" w:cs="Courier New" w:hint="default"/>
+      </w:rPr>
+    </w:lvl>
+    <w:lvl w:ilvl="5" w:tplc="04090005" w:tentative="1">
+      <w:start w:val="1"/>
+      <w:numFmt w:val="bullet"/>
+      <w:lvlText w:val=""/>
+      <w:lvlJc w:val="left"/>
+      <w:pPr>
+        <w:ind w:left="4320" w:hanging="360"/>
+      </w:pPr>
+      <w:rPr>
+        <w:rFonts w:ascii="Wingdings" w:hAnsi="Wingdings" w:hint="default"/>
+      </w:rPr>
+    </w:lvl>
+    <w:lvl w:ilvl="6" w:tplc="04090001" w:tentative="1">
+      <w:start w:val="1"/>
+      <w:numFmt w:val="bullet"/>
+      <w:lvlText w:val=""/>
+      <w:lvlJc w:val="left"/>
+      <w:pPr>
+        <w:ind w:left="5040" w:hanging="360"/>
+      </w:pPr>
+      <w:rPr>
+        <w:rFonts w:ascii="Symbol" w:hAnsi="Symbol" w:hint="default"/>
+      </w:rPr>
+    </w:lvl>
+    <w:lvl w:ilvl="7" w:tplc="04090003" w:tentative="1">
+      <w:start w:val="1"/>
+      <w:numFmt w:val="bullet"/>
+      <w:lvlText w:val="o"/>
+      <w:lvlJc w:val="left"/>
+      <w:pPr>
+        <w:ind w:left="5760" w:hanging="360"/>
+      </w:pPr>
+      <w:rPr>
+        <w:rFonts w:ascii="Courier New" w:hAnsi="Courier New" w:cs="Courier New" w:hint="default"/>
+      </w:rPr>
+    </w:lvl>
+    <w:lvl w:ilvl="8" w:tplc="04090005" w:tentative="1">
+      <w:start w:val="1"/>
+      <w:numFmt w:val="bullet"/>
+      <w:lvlText w:val=""/>
+      <w:lvlJc w:val="left"/>
+      <w:pPr>
+        <w:ind w:left="6480" w:hanging="360"/>
+      </w:pPr>
+      <w:rPr>
+        <w:rFonts w:ascii="Wingdings" w:hAnsi="Wingdings" w:hint="default"/>
+      </w:rPr>
+    </w:lvl>
+  </w:abstractNum>
+  <w:abstractNum w:abstractNumId="1" w15:restartNumberingAfterBreak="0">
+    <w:nsid w:val="0F3A4B6E"/>
+    <w:multiLevelType w:val="multilevel"/>
+    <w:tmpl w:val="13C0EFC0"/>
+    <w:lvl w:ilvl="0">
+      <w:start w:val="1"/>
+      <w:numFmt w:val="bullet"/>
+      <w:lvlText w:val=""/>
+      <w:lvlJc w:val="left"/>
+      <w:pPr>
+        <w:tabs>
+          <w:tab w:val="num" w:pos="720"/>
+        </w:tabs>
+        <w:ind w:left="720" w:hanging="360"/>
+      </w:pPr>
+      <w:rPr>
+        <w:rFonts w:ascii="Symbol" w:hAnsi="Symbol" w:hint="default"/>
+        <w:sz w:val="20"/>
+      </w:rPr>
+    </w:lvl>
+    <w:lvl w:ilvl="1" w:tentative="1">
+      <w:start w:val="1"/>
+      <w:numFmt w:val="bullet"/>
+      <w:lvlText w:val="o"/>
+      <w:lvlJc w:val="left"/>
+      <w:pPr>
+        <w:tabs>
+          <w:tab w:val="num" w:pos="1440"/>
+        </w:tabs>
+        <w:ind w:left="1440" w:hanging="360"/>
+      </w:pPr>
+      <w:rPr>
+        <w:rFonts w:ascii="Courier New" w:hAnsi="Courier New" w:hint="default"/>
+        <w:sz w:val="20"/>
+      </w:rPr>
+    </w:lvl>
+    <w:lvl w:ilvl="2" w:tentative="1">
+      <w:start w:val="1"/>
+      <w:numFmt w:val="bullet"/>
+      <w:lvlText w:val=""/>
+      <w:lvlJc w:val="left"/>
+      <w:pPr>
+        <w:tabs>
+          <w:tab w:val="num" w:pos="2160"/>
+        </w:tabs>
+        <w:ind w:left="2160" w:hanging="360"/>
+      </w:pPr>
+      <w:rPr>
+        <w:rFonts w:ascii="Wingdings" w:hAnsi="Wingdings" w:hint="default"/>
+        <w:sz w:val="20"/>
+      </w:rPr>
+    </w:lvl>
+    <w:lvl w:ilvl="3" w:tentative="1">
+      <w:start w:val="1"/>
+      <w:numFmt w:val="bullet"/>
+      <w:lvlText w:val=""/>
+      <w:lvlJc w:val="left"/>
+      <w:pPr>
+        <w:tabs>
+          <w:tab w:val="num" w:pos="2880"/>
+        </w:tabs>
+        <w:ind w:left="2880" w:hanging="360"/>
+      </w:pPr>
+      <w:rPr>
+        <w:rFonts w:ascii="Wingdings" w:hAnsi="Wingdings" w:hint="default"/>
+        <w:sz w:val="20"/>
+      </w:rPr>
+    </w:lvl>
+    <w:lvl w:ilvl="4" w:tentative="1">
+      <w:start w:val="1"/>
+      <w:numFmt w:val="bullet"/>
+      <w:lvlText w:val=""/>
+      <w:lvlJc w:val="left"/>
+      <w:pPr>
+        <w:tabs>
+          <w:tab w:val="num" w:pos="3600"/>
+        </w:tabs>
+        <w:ind w:left="3600" w:hanging="360"/>
+      </w:pPr>
+      <w:rPr>
+        <w:rFonts w:ascii="Wingdings" w:hAnsi="Wingdings" w:hint="default"/>
+        <w:sz w:val="20"/>
+      </w:rPr>
+    </w:lvl>
+    <w:lvl w:ilvl="5" w:tentative="1">
+      <w:start w:val="1"/>
+      <w:numFmt w:val="bullet"/>
+      <w:lvlText w:val=""/>
+      <w:lvlJc w:val="left"/>
+      <w:pPr>
+        <w:tabs>
+          <w:tab w:val="num" w:pos="4320"/>
+        </w:tabs>
+        <w:ind w:left="4320" w:hanging="360"/>
+      </w:pPr>
+      <w:rPr>
+        <w:rFonts w:ascii="Wingdings" w:hAnsi="Wingdings" w:hint="default"/>
+        <w:sz w:val="20"/>
+      </w:rPr>
+    </w:lvl>
+    <w:lvl w:ilvl="6" w:tentative="1">
+      <w:start w:val="1"/>
+      <w:numFmt w:val="bullet"/>
+      <w:lvlText w:val=""/>
+      <w:lvlJc w:val="left"/>
+      <w:pPr>
+        <w:tabs>
+          <w:tab w:val="num" w:pos="5040"/>
+        </w:tabs>
+        <w:ind w:left="5040" w:hanging="360"/>
+      </w:pPr>
+      <w:rPr>
+        <w:rFonts w:ascii="Wingdings" w:hAnsi="Wingdings" w:hint="default"/>
+        <w:sz w:val="20"/>
+      </w:rPr>
+    </w:lvl>
+    <w:lvl w:ilvl="7" w:tentative="1">
+      <w:start w:val="1"/>
+      <w:numFmt w:val="bullet"/>
+      <w:lvlText w:val=""/>
+      <w:lvlJc w:val="left"/>
+      <w:pPr>
+        <w:tabs>
+          <w:tab w:val="num" w:pos="5760"/>
+        </w:tabs>
+        <w:ind w:left="5760" w:hanging="360"/>
+      </w:pPr>
+      <w:rPr>
+        <w:rFonts w:ascii="Wingdings" w:hAnsi="Wingdings" w:hint="default"/>
+        <w:sz w:val="20"/>
+      </w:rPr>
+    </w:lvl>
+    <w:lvl w:ilvl="8" w:tentative="1">
+      <w:start w:val="1"/>
+      <w:numFmt w:val="bullet"/>
+      <w:lvlText w:val=""/>
+      <w:lvlJc w:val="left"/>
+      <w:pPr>
+        <w:tabs>
+          <w:tab w:val="num" w:pos="6480"/>
+        </w:tabs>
+        <w:ind w:left="6480" w:hanging="360"/>
+      </w:pPr>
+      <w:rPr>
+        <w:rFonts w:ascii="Wingdings" w:hAnsi="Wingdings" w:hint="default"/>
+        <w:sz w:val="20"/>
+      </w:rPr>
+    </w:lvl>
+  </w:abstractNum>
+  <w:abstractNum w:abstractNumId="2" w15:restartNumberingAfterBreak="0">
+    <w:nsid w:val="17361F34"/>
+    <w:multiLevelType w:val="hybridMultilevel"/>
+    <w:tmpl w:val="AE929C86"/>
+    <w:lvl w:ilvl="0" w:tplc="04090001">
+      <w:start w:val="1"/>
+      <w:numFmt w:val="bullet"/>
+      <w:lvlText w:val=""/>
+      <w:lvlJc w:val="left"/>
+      <w:pPr>
+        <w:ind w:left="720" w:hanging="360"/>
+      </w:pPr>
+      <w:rPr>
+        <w:rFonts w:ascii="Symbol" w:hAnsi="Symbol" w:hint="default"/>
+      </w:rPr>
+    </w:lvl>
+    <w:lvl w:ilvl="1" w:tplc="04090003" w:tentative="1">
+      <w:start w:val="1"/>
+      <w:numFmt w:val="bullet"/>
+      <w:lvlText w:val="o"/>
+      <w:lvlJc w:val="left"/>
+      <w:pPr>
+        <w:ind w:left="1440" w:hanging="360"/>
+      </w:pPr>
+      <w:rPr>
+        <w:rFonts w:ascii="Courier New" w:hAnsi="Courier New" w:cs="Courier New" w:hint="default"/>
+      </w:rPr>
+    </w:lvl>
+    <w:lvl w:ilvl="2" w:tplc="04090005" w:tentative="1">
+      <w:start w:val="1"/>
+      <w:numFmt w:val="bullet"/>
+      <w:lvlText w:val=""/>
+      <w:lvlJc w:val="left"/>
+      <w:pPr>
+        <w:ind w:left="2160" w:hanging="360"/>
+      </w:pPr>
+      <w:rPr>
+        <w:rFonts w:ascii="Wingdings" w:hAnsi="Wingdings" w:hint="default"/>
+      </w:rPr>
+    </w:lvl>
+    <w:lvl w:ilvl="3" w:tplc="04090001" w:tentative="1">
+      <w:start w:val="1"/>
+      <w:numFmt w:val="bullet"/>
+      <w:lvlText w:val=""/>
+      <w:lvlJc w:val="left"/>
+      <w:pPr>
+        <w:ind w:left="2880" w:hanging="360"/>
+      </w:pPr>
+      <w:rPr>
+        <w:rFonts w:ascii="Symbol" w:hAnsi="Symbol" w:hint="default"/>
+      </w:rPr>
+    </w:lvl>
+    <w:lvl w:ilvl="4" w:tplc="04090003" w:tentative="1">
+      <w:start w:val="1"/>
+      <w:numFmt w:val="bullet"/>
+      <w:lvlText w:val="o"/>
+      <w:lvlJc w:val="left"/>
+      <w:pPr>
+        <w:ind w:left="3600" w:hanging="360"/>
+      </w:pPr>
+      <w:rPr>
+        <w:rFonts w:ascii="Courier New" w:hAnsi="Courier New" w:cs="Courier New" w:hint="default"/>
+      </w:rPr>
+    </w:lvl>
+    <w:lvl w:ilvl="5" w:tplc="04090005" w:tentative="1">
+      <w:start w:val="1"/>
+      <w:numFmt w:val="bullet"/>
+      <w:lvlText w:val=""/>
+      <w:lvlJc w:val="left"/>
+      <w:pPr>
+        <w:ind w:left="4320" w:hanging="360"/>
+      </w:pPr>
+      <w:rPr>
+        <w:rFonts w:ascii="Wingdings" w:hAnsi="Wingdings" w:hint="default"/>
+      </w:rPr>
+    </w:lvl>
+    <w:lvl w:ilvl="6" w:tplc="04090001" w:tentative="1">
+      <w:start w:val="1"/>
+      <w:numFmt w:val="bullet"/>
+      <w:lvlText w:val=""/>
+      <w:lvlJc w:val="left"/>
+      <w:pPr>
+        <w:ind w:left="5040" w:hanging="360"/>
+      </w:pPr>
+      <w:rPr>
+        <w:rFonts w:ascii="Symbol" w:hAnsi="Symbol" w:hint="default"/>
+      </w:rPr>
+    </w:lvl>
+    <w:lvl w:ilvl="7" w:tplc="04090003" w:tentative="1">
+      <w:start w:val="1"/>
+      <w:numFmt w:val="bullet"/>
+      <w:lvlText w:val="o"/>
+      <w:lvlJc w:val="left"/>
+      <w:pPr>
+        <w:ind w:left="5760" w:hanging="360"/>
+      </w:pPr>
+      <w:rPr>
+        <w:rFonts w:ascii="Courier New" w:hAnsi="Courier New" w:cs="Courier New" w:hint="default"/>
+      </w:rPr>
+    </w:lvl>
+    <w:lvl w:ilvl="8" w:tplc="04090005" w:tentative="1">
+      <w:start w:val="1"/>
+      <w:numFmt w:val="bullet"/>
+      <w:lvlText w:val=""/>
+      <w:lvlJc w:val="left"/>
+      <w:pPr>
+        <w:ind w:left="6480" w:hanging="360"/>
+      </w:pPr>
+      <w:rPr>
+        <w:rFonts w:ascii="Wingdings" w:hAnsi="Wingdings" w:hint="default"/>
+      </w:rPr>
+    </w:lvl>
+  </w:abstractNum>
+  <w:abstractNum w:abstractNumId="3" w15:restartNumberingAfterBreak="0">
+    <w:nsid w:val="176248A4"/>
+    <w:multiLevelType w:val="multilevel"/>
+    <w:tmpl w:val="08366B8C"/>
+    <w:lvl w:ilvl="0">
+      <w:start w:val="1"/>
+      <w:numFmt w:val="bullet"/>
+      <w:lvlText w:val=""/>
+      <w:lvlJc w:val="left"/>
+      <w:pPr>
+        <w:tabs>
+          <w:tab w:val="num" w:pos="720"/>
+        </w:tabs>
+        <w:ind w:left="720" w:hanging="360"/>
+      </w:pPr>
+      <w:rPr>
+        <w:rFonts w:ascii="Symbol" w:hAnsi="Symbol" w:hint="default"/>
+        <w:sz w:val="20"/>
+      </w:rPr>
+    </w:lvl>
+    <w:lvl w:ilvl="1" w:tentative="1">
+      <w:start w:val="1"/>
+      <w:numFmt w:val="bullet"/>
+      <w:lvlText w:val="o"/>
+      <w:lvlJc w:val="left"/>
+      <w:pPr>
+        <w:tabs>
+          <w:tab w:val="num" w:pos="1440"/>
+        </w:tabs>
+        <w:ind w:left="1440" w:hanging="360"/>
+      </w:pPr>
+      <w:rPr>
+        <w:rFonts w:ascii="Courier New" w:hAnsi="Courier New" w:hint="default"/>
+        <w:sz w:val="20"/>
+      </w:rPr>
+    </w:lvl>
+    <w:lvl w:ilvl="2" w:tentative="1">
+      <w:start w:val="1"/>
+      <w:numFmt w:val="bullet"/>
+      <w:lvlText w:val=""/>
+      <w:lvlJc w:val="left"/>
+      <w:pPr>
+        <w:tabs>
+          <w:tab w:val="num" w:pos="2160"/>
+        </w:tabs>
+        <w:ind w:left="2160" w:hanging="360"/>
+      </w:pPr>
+      <w:rPr>
+        <w:rFonts w:ascii="Wingdings" w:hAnsi="Wingdings" w:hint="default"/>
+        <w:sz w:val="20"/>
+      </w:rPr>
+    </w:lvl>
+    <w:lvl w:ilvl="3" w:tentative="1">
+      <w:start w:val="1"/>
+      <w:numFmt w:val="bullet"/>
+      <w:lvlText w:val=""/>
+      <w:lvlJc w:val="left"/>
+      <w:pPr>
+        <w:tabs>
+          <w:tab w:val="num" w:pos="2880"/>
+        </w:tabs>
+        <w:ind w:left="2880" w:hanging="360"/>
+      </w:pPr>
+      <w:rPr>
+        <w:rFonts w:ascii="Wingdings" w:hAnsi="Wingdings" w:hint="default"/>
+        <w:sz w:val="20"/>
+      </w:rPr>
+    </w:lvl>
+    <w:lvl w:ilvl="4" w:tentative="1">
+      <w:start w:val="1"/>
+      <w:numFmt w:val="bullet"/>
+      <w:lvlText w:val=""/>
+      <w:lvlJc w:val="left"/>
+      <w:pPr>
+        <w:tabs>
+          <w:tab w:val="num" w:pos="3600"/>
+        </w:tabs>
+        <w:ind w:left="3600" w:hanging="360"/>
+      </w:pPr>
+      <w:rPr>
+        <w:rFonts w:ascii="Wingdings" w:hAnsi="Wingdings" w:hint="default"/>
+        <w:sz w:val="20"/>
+      </w:rPr>
+    </w:lvl>
+    <w:lvl w:ilvl="5" w:tentative="1">
+      <w:start w:val="1"/>
+      <w:numFmt w:val="bullet"/>
+      <w:lvlText w:val=""/>
+      <w:lvlJc w:val="left"/>
+      <w:pPr>
+        <w:tabs>
+          <w:tab w:val="num" w:pos="4320"/>
+        </w:tabs>
+        <w:ind w:left="4320" w:hanging="360"/>
+      </w:pPr>
+      <w:rPr>
+        <w:rFonts w:ascii="Wingdings" w:hAnsi="Wingdings" w:hint="default"/>
+        <w:sz w:val="20"/>
+      </w:rPr>
+    </w:lvl>
+    <w:lvl w:ilvl="6" w:tentative="1">
+      <w:start w:val="1"/>
+      <w:numFmt w:val="bullet"/>
+      <w:lvlText w:val=""/>
+      <w:lvlJc w:val="left"/>
+      <w:pPr>
+        <w:tabs>
+          <w:tab w:val="num" w:pos="5040"/>
+        </w:tabs>
+        <w:ind w:left="5040" w:hanging="360"/>
+      </w:pPr>
+      <w:rPr>
+        <w:rFonts w:ascii="Wingdings" w:hAnsi="Wingdings" w:hint="default"/>
+        <w:sz w:val="20"/>
+      </w:rPr>
+    </w:lvl>
+    <w:lvl w:ilvl="7" w:tentative="1">
+      <w:start w:val="1"/>
+      <w:numFmt w:val="bullet"/>
+      <w:lvlText w:val=""/>
+      <w:lvlJc w:val="left"/>
+      <w:pPr>
+        <w:tabs>
+          <w:tab w:val="num" w:pos="5760"/>
+        </w:tabs>
+        <w:ind w:left="5760" w:hanging="360"/>
+      </w:pPr>
+      <w:rPr>
+        <w:rFonts w:ascii="Wingdings" w:hAnsi="Wingdings" w:hint="default"/>
+        <w:sz w:val="20"/>
+      </w:rPr>
+    </w:lvl>
+    <w:lvl w:ilvl="8" w:tentative="1">
+      <w:start w:val="1"/>
+      <w:numFmt w:val="bullet"/>
+      <w:lvlText w:val=""/>
+      <w:lvlJc w:val="left"/>
+      <w:pPr>
+        <w:tabs>
+          <w:tab w:val="num" w:pos="6480"/>
+        </w:tabs>
+        <w:ind w:left="6480" w:hanging="360"/>
+      </w:pPr>
+      <w:rPr>
+        <w:rFonts w:ascii="Wingdings" w:hAnsi="Wingdings" w:hint="default"/>
+        <w:sz w:val="20"/>
+      </w:rPr>
+    </w:lvl>
+  </w:abstractNum>
+  <w:abstractNum w:abstractNumId="4" w15:restartNumberingAfterBreak="0">
+    <w:nsid w:val="1AE90911"/>
+    <w:multiLevelType w:val="hybridMultilevel"/>
+    <w:tmpl w:val="D0189E68"/>
+    <w:lvl w:ilvl="0" w:tplc="04090001">
+      <w:start w:val="1"/>
+      <w:numFmt w:val="bullet"/>
+      <w:lvlText w:val=""/>
+      <w:lvlJc w:val="left"/>
+      <w:pPr>
+        <w:ind w:left="720" w:hanging="360"/>
+      </w:pPr>
+      <w:rPr>
+        <w:rFonts w:ascii="Symbol" w:hAnsi="Symbol" w:hint="default"/>
+      </w:rPr>
+    </w:lvl>
+    <w:lvl w:ilvl="1" w:tplc="04090003" w:tentative="1">
+      <w:start w:val="1"/>
+      <w:numFmt w:val="bullet"/>
+      <w:lvlText w:val="o"/>
+      <w:lvlJc w:val="left"/>
+      <w:pPr>
+        <w:ind w:left="1440" w:hanging="360"/>
+      </w:pPr>
+      <w:rPr>
+        <w:rFonts w:ascii="Courier New" w:hAnsi="Courier New" w:cs="Courier New" w:hint="default"/>
+      </w:rPr>
+    </w:lvl>
+    <w:lvl w:ilvl="2" w:tplc="04090005" w:tentative="1">
+      <w:start w:val="1"/>
+      <w:numFmt w:val="bullet"/>
+      <w:lvlText w:val=""/>
+      <w:lvlJc w:val="left"/>
+      <w:pPr>
+        <w:ind w:left="2160" w:hanging="360"/>
+      </w:pPr>
+      <w:rPr>
+        <w:rFonts w:ascii="Wingdings" w:hAnsi="Wingdings" w:hint="default"/>
+      </w:rPr>
+    </w:lvl>
+    <w:lvl w:ilvl="3" w:tplc="04090001" w:tentative="1">
+      <w:start w:val="1"/>
+      <w:numFmt w:val="bullet"/>
+      <w:lvlText w:val=""/>
+      <w:lvlJc w:val="left"/>
+      <w:pPr>
+        <w:ind w:left="2880" w:hanging="360"/>
+      </w:pPr>
+      <w:rPr>
+        <w:rFonts w:ascii="Symbol" w:hAnsi="Symbol" w:hint="default"/>
+      </w:rPr>
+    </w:lvl>
+    <w:lvl w:ilvl="4" w:tplc="04090003" w:tentative="1">
+      <w:start w:val="1"/>
+      <w:numFmt w:val="bullet"/>
+      <w:lvlText w:val="o"/>
+      <w:lvlJc w:val="left"/>
+      <w:pPr>
+        <w:ind w:left="3600" w:hanging="360"/>
+      </w:pPr>
+      <w:rPr>
+        <w:rFonts w:ascii="Courier New" w:hAnsi="Courier New" w:cs="Courier New" w:hint="default"/>
+      </w:rPr>
+    </w:lvl>
+    <w:lvl w:ilvl="5" w:tplc="04090005" w:tentative="1">
+      <w:start w:val="1"/>
+      <w:numFmt w:val="bullet"/>
+      <w:lvlText w:val=""/>
+      <w:lvlJc w:val="left"/>
+      <w:pPr>
+        <w:ind w:left="4320" w:hanging="360"/>
+      </w:pPr>
+      <w:rPr>
+        <w:rFonts w:ascii="Wingdings" w:hAnsi="Wingdings" w:hint="default"/>
+      </w:rPr>
+    </w:lvl>
+    <w:lvl w:ilvl="6" w:tplc="04090001" w:tentative="1">
+      <w:start w:val="1"/>
+      <w:numFmt w:val="bullet"/>
+      <w:lvlText w:val=""/>
+      <w:lvlJc w:val="left"/>
+      <w:pPr>
+        <w:ind w:left="5040" w:hanging="360"/>
+      </w:pPr>
+      <w:rPr>
+        <w:rFonts w:ascii="Symbol" w:hAnsi="Symbol" w:hint="default"/>
+      </w:rPr>
+    </w:lvl>
+    <w:lvl w:ilvl="7" w:tplc="04090003" w:tentative="1">
+      <w:start w:val="1"/>
+      <w:numFmt w:val="bullet"/>
+      <w:lvlText w:val="o"/>
+      <w:lvlJc w:val="left"/>
+      <w:pPr>
+        <w:ind w:left="5760" w:hanging="360"/>
+      </w:pPr>
+      <w:rPr>
+        <w:rFonts w:ascii="Courier New" w:hAnsi="Courier New" w:cs="Courier New" w:hint="default"/>
+      </w:rPr>
+    </w:lvl>
+    <w:lvl w:ilvl="8" w:tplc="04090005" w:tentative="1">
+      <w:start w:val="1"/>
+      <w:numFmt w:val="bullet"/>
+      <w:lvlText w:val=""/>
+      <w:lvlJc w:val="left"/>
+      <w:pPr>
+        <w:ind w:left="6480" w:hanging="360"/>
+      </w:pPr>
+      <w:rPr>
+        <w:rFonts w:ascii="Wingdings" w:hAnsi="Wingdings" w:hint="default"/>
+      </w:rPr>
+    </w:lvl>
+  </w:abstractNum>
+  <w:abstractNum w:abstractNumId="5" w15:restartNumberingAfterBreak="0">
+    <w:nsid w:val="1BB64952"/>
+    <w:multiLevelType w:val="multilevel"/>
+    <w:tmpl w:val="4C445686"/>
+    <w:lvl w:ilvl="0">
+      <w:start w:val="1"/>
+      <w:numFmt w:val="bullet"/>
+      <w:lvlText w:val=""/>
+      <w:lvlJc w:val="left"/>
+      <w:pPr>
+        <w:tabs>
+          <w:tab w:val="num" w:pos="720"/>
+        </w:tabs>
+        <w:ind w:left="720" w:hanging="360"/>
+      </w:pPr>
+      <w:rPr>
+        <w:rFonts w:ascii="Symbol" w:hAnsi="Symbol" w:hint="default"/>
+        <w:sz w:val="20"/>
+      </w:rPr>
+    </w:lvl>
+    <w:lvl w:ilvl="1" w:tentative="1">
+      <w:start w:val="1"/>
+      <w:numFmt w:val="bullet"/>
+      <w:lvlText w:val="o"/>
+      <w:lvlJc w:val="left"/>
+      <w:pPr>
+        <w:tabs>
+          <w:tab w:val="num" w:pos="1440"/>
+        </w:tabs>
+        <w:ind w:left="1440" w:hanging="360"/>
+      </w:pPr>
+      <w:rPr>
+        <w:rFonts w:ascii="Courier New" w:hAnsi="Courier New" w:hint="default"/>
+        <w:sz w:val="20"/>
+      </w:rPr>
+    </w:lvl>
+    <w:lvl w:ilvl="2" w:tentative="1">
+      <w:start w:val="1"/>
+      <w:numFmt w:val="bullet"/>
+      <w:lvlText w:val=""/>
+      <w:lvlJc w:val="left"/>
+      <w:pPr>
+        <w:tabs>
+          <w:tab w:val="num" w:pos="2160"/>
+        </w:tabs>
+        <w:ind w:left="2160" w:hanging="360"/>
+      </w:pPr>
+      <w:rPr>
+        <w:rFonts w:ascii="Wingdings" w:hAnsi="Wingdings" w:hint="default"/>
+        <w:sz w:val="20"/>
+      </w:rPr>
+    </w:lvl>
+    <w:lvl w:ilvl="3" w:tentative="1">
+      <w:start w:val="1"/>
+      <w:numFmt w:val="bullet"/>
+      <w:lvlText w:val=""/>
+      <w:lvlJc w:val="left"/>
+      <w:pPr>
+        <w:tabs>
+          <w:tab w:val="num" w:pos="2880"/>
+        </w:tabs>
+        <w:ind w:left="2880" w:hanging="360"/>
+      </w:pPr>
+      <w:rPr>
+        <w:rFonts w:ascii="Wingdings" w:hAnsi="Wingdings" w:hint="default"/>
+        <w:sz w:val="20"/>
+      </w:rPr>
+    </w:lvl>
+    <w:lvl w:ilvl="4" w:tentative="1">
+      <w:start w:val="1"/>
+      <w:numFmt w:val="bullet"/>
+      <w:lvlText w:val=""/>
+      <w:lvlJc w:val="left"/>
+      <w:pPr>
+        <w:tabs>
+          <w:tab w:val="num" w:pos="3600"/>
+        </w:tabs>
+        <w:ind w:left="3600" w:hanging="360"/>
+      </w:pPr>
+      <w:rPr>
+        <w:rFonts w:ascii="Wingdings" w:hAnsi="Wingdings" w:hint="default"/>
+        <w:sz w:val="20"/>
+      </w:rPr>
+    </w:lvl>
+    <w:lvl w:ilvl="5" w:tentative="1">
+      <w:start w:val="1"/>
+      <w:numFmt w:val="bullet"/>
+      <w:lvlText w:val=""/>
+      <w:lvlJc w:val="left"/>
+      <w:pPr>
+        <w:tabs>
+          <w:tab w:val="num" w:pos="4320"/>
+        </w:tabs>
+        <w:ind w:left="4320" w:hanging="360"/>
+      </w:pPr>
+      <w:rPr>
+        <w:rFonts w:ascii="Wingdings" w:hAnsi="Wingdings" w:hint="default"/>
+        <w:sz w:val="20"/>
+      </w:rPr>
+    </w:lvl>
+    <w:lvl w:ilvl="6" w:tentative="1">
+      <w:start w:val="1"/>
+      <w:numFmt w:val="bullet"/>
+      <w:lvlText w:val=""/>
+      <w:lvlJc w:val="left"/>
+      <w:pPr>
+        <w:tabs>
+          <w:tab w:val="num" w:pos="5040"/>
+        </w:tabs>
+        <w:ind w:left="5040" w:hanging="360"/>
+      </w:pPr>
+      <w:rPr>
+        <w:rFonts w:ascii="Wingdings" w:hAnsi="Wingdings" w:hint="default"/>
+        <w:sz w:val="20"/>
+      </w:rPr>
+    </w:lvl>
+    <w:lvl w:ilvl="7" w:tentative="1">
+      <w:start w:val="1"/>
+      <w:numFmt w:val="bullet"/>
+      <w:lvlText w:val=""/>
+      <w:lvlJc w:val="left"/>
+      <w:pPr>
+        <w:tabs>
+          <w:tab w:val="num" w:pos="5760"/>
+        </w:tabs>
+        <w:ind w:left="5760" w:hanging="360"/>
+      </w:pPr>
+      <w:rPr>
+        <w:rFonts w:ascii="Wingdings" w:hAnsi="Wingdings" w:hint="default"/>
+        <w:sz w:val="20"/>
+      </w:rPr>
+    </w:lvl>
+    <w:lvl w:ilvl="8" w:tentative="1">
+      <w:start w:val="1"/>
+      <w:numFmt w:val="bullet"/>
+      <w:lvlText w:val=""/>
+      <w:lvlJc w:val="left"/>
+      <w:pPr>
+        <w:tabs>
+          <w:tab w:val="num" w:pos="6480"/>
+        </w:tabs>
+        <w:ind w:left="6480" w:hanging="360"/>
+      </w:pPr>
+      <w:rPr>
+        <w:rFonts w:ascii="Wingdings" w:hAnsi="Wingdings" w:hint="default"/>
+        <w:sz w:val="20"/>
+      </w:rPr>
+    </w:lvl>
+  </w:abstractNum>
+  <w:abstractNum w:abstractNumId="6" w15:restartNumberingAfterBreak="0">
+    <w:nsid w:val="22914F95"/>
+    <w:multiLevelType w:val="hybridMultilevel"/>
+    <w:tmpl w:val="76749C26"/>
+    <w:lvl w:ilvl="0" w:tplc="04090001">
+      <w:start w:val="1"/>
+      <w:numFmt w:val="bullet"/>
+      <w:lvlText w:val=""/>
+      <w:lvlJc w:val="left"/>
+      <w:pPr>
+        <w:ind w:left="720" w:hanging="360"/>
+      </w:pPr>
+      <w:rPr>
+        <w:rFonts w:ascii="Symbol" w:hAnsi="Symbol" w:hint="default"/>
+      </w:rPr>
+    </w:lvl>
+    <w:lvl w:ilvl="1" w:tplc="04090003" w:tentative="1">
+      <w:start w:val="1"/>
+      <w:numFmt w:val="bullet"/>
+      <w:lvlText w:val="o"/>
+      <w:lvlJc w:val="left"/>
+      <w:pPr>
+        <w:ind w:left="1440" w:hanging="360"/>
+      </w:pPr>
+      <w:rPr>
+        <w:rFonts w:ascii="Courier New" w:hAnsi="Courier New" w:cs="Courier New" w:hint="default"/>
+      </w:rPr>
+    </w:lvl>
+    <w:lvl w:ilvl="2" w:tplc="04090005" w:tentative="1">
+      <w:start w:val="1"/>
+      <w:numFmt w:val="bullet"/>
+      <w:lvlText w:val=""/>
+      <w:lvlJc w:val="left"/>
+      <w:pPr>
+        <w:ind w:left="2160" w:hanging="360"/>
+      </w:pPr>
+      <w:rPr>
+        <w:rFonts w:ascii="Wingdings" w:hAnsi="Wingdings" w:hint="default"/>
+      </w:rPr>
+    </w:lvl>
+    <w:lvl w:ilvl="3" w:tplc="04090001" w:tentative="1">
+      <w:start w:val="1"/>
+      <w:numFmt w:val="bullet"/>
+      <w:lvlText w:val=""/>
+      <w:lvlJc w:val="left"/>
+      <w:pPr>
+        <w:ind w:left="2880" w:hanging="360"/>
+      </w:pPr>
+      <w:rPr>
+        <w:rFonts w:ascii="Symbol" w:hAnsi="Symbol" w:hint="default"/>
+      </w:rPr>
+    </w:lvl>
+    <w:lvl w:ilvl="4" w:tplc="04090003" w:tentative="1">
+      <w:start w:val="1"/>
+      <w:numFmt w:val="bullet"/>
+      <w:lvlText w:val="o"/>
+      <w:lvlJc w:val="left"/>
+      <w:pPr>
+        <w:ind w:left="3600" w:hanging="360"/>
+      </w:pPr>
+      <w:rPr>
+        <w:rFonts w:ascii="Courier New" w:hAnsi="Courier New" w:cs="Courier New" w:hint="default"/>
+      </w:rPr>
+    </w:lvl>
+    <w:lvl w:ilvl="5" w:tplc="04090005" w:tentative="1">
+      <w:start w:val="1"/>
+      <w:numFmt w:val="bullet"/>
+      <w:lvlText w:val=""/>
+      <w:lvlJc w:val="left"/>
+      <w:pPr>
+        <w:ind w:left="4320" w:hanging="360"/>
+      </w:pPr>
+      <w:rPr>
+        <w:rFonts w:ascii="Wingdings" w:hAnsi="Wingdings" w:hint="default"/>
+      </w:rPr>
+    </w:lvl>
+    <w:lvl w:ilvl="6" w:tplc="04090001" w:tentative="1">
+      <w:start w:val="1"/>
+      <w:numFmt w:val="bullet"/>
+      <w:lvlText w:val=""/>
+      <w:lvlJc w:val="left"/>
+      <w:pPr>
+        <w:ind w:left="5040" w:hanging="360"/>
+      </w:pPr>
+      <w:rPr>
+        <w:rFonts w:ascii="Symbol" w:hAnsi="Symbol" w:hint="default"/>
+      </w:rPr>
+    </w:lvl>
+    <w:lvl w:ilvl="7" w:tplc="04090003" w:tentative="1">
+      <w:start w:val="1"/>
+      <w:numFmt w:val="bullet"/>
+      <w:lvlText w:val="o"/>
+      <w:lvlJc w:val="left"/>
+      <w:pPr>
+        <w:ind w:left="5760" w:hanging="360"/>
+      </w:pPr>
+      <w:rPr>
+        <w:rFonts w:ascii="Courier New" w:hAnsi="Courier New" w:cs="Courier New" w:hint="default"/>
+      </w:rPr>
+    </w:lvl>
+    <w:lvl w:ilvl="8" w:tplc="04090005" w:tentative="1">
+      <w:start w:val="1"/>
+      <w:numFmt w:val="bullet"/>
+      <w:lvlText w:val=""/>
+      <w:lvlJc w:val="left"/>
+      <w:pPr>
+        <w:ind w:left="6480" w:hanging="360"/>
+      </w:pPr>
+      <w:rPr>
+        <w:rFonts w:ascii="Wingdings" w:hAnsi="Wingdings" w:hint="default"/>
+      </w:rPr>
+    </w:lvl>
+  </w:abstractNum>
+  <w:abstractNum w:abstractNumId="7" w15:restartNumberingAfterBreak="0">
+    <w:nsid w:val="331912BD"/>
+    <w:multiLevelType w:val="multilevel"/>
+    <w:tmpl w:val="119854DE"/>
+    <w:lvl w:ilvl="0">
+      <w:start w:val="1"/>
+      <w:numFmt w:val="decimal"/>
+      <w:lvlText w:val="%1."/>
+      <w:lvlJc w:val="left"/>
+      <w:pPr>
+        <w:tabs>
+          <w:tab w:val="num" w:pos="720"/>
+        </w:tabs>
+        <w:ind w:left="720" w:hanging="360"/>
+      </w:pPr>
+    </w:lvl>
+    <w:lvl w:ilvl="1" w:tentative="1">
+      <w:start w:val="1"/>
+      <w:numFmt w:val="decimal"/>
+      <w:lvlText w:val="%2."/>
+      <w:lvlJc w:val="left"/>
+      <w:pPr>
+        <w:tabs>
+          <w:tab w:val="num" w:pos="1440"/>
+        </w:tabs>
+        <w:ind w:left="1440" w:hanging="360"/>
+      </w:pPr>
+    </w:lvl>
+    <w:lvl w:ilvl="2" w:tentative="1">
+      <w:start w:val="1"/>
+      <w:numFmt w:val="decimal"/>
+      <w:lvlText w:val="%3."/>
+      <w:lvlJc w:val="left"/>
+      <w:pPr>
+        <w:tabs>
+          <w:tab w:val="num" w:pos="2160"/>
+        </w:tabs>
+        <w:ind w:left="2160" w:hanging="360"/>
+      </w:pPr>
+    </w:lvl>
+    <w:lvl w:ilvl="3" w:tentative="1">
+      <w:start w:val="1"/>
+      <w:numFmt w:val="decimal"/>
+      <w:lvlText w:val="%4."/>
+      <w:lvlJc w:val="left"/>
+      <w:pPr>
+        <w:tabs>
+          <w:tab w:val="num" w:pos="2880"/>
+        </w:tabs>
+        <w:ind w:left="2880" w:hanging="360"/>
+      </w:pPr>
+    </w:lvl>
+    <w:lvl w:ilvl="4" w:tentative="1">
+      <w:start w:val="1"/>
+      <w:numFmt w:val="decimal"/>
+      <w:lvlText w:val="%5."/>
+      <w:lvlJc w:val="left"/>
+      <w:pPr>
+        <w:tabs>
+          <w:tab w:val="num" w:pos="3600"/>
+        </w:tabs>
+        <w:ind w:left="3600" w:hanging="360"/>
+      </w:pPr>
+    </w:lvl>
+    <w:lvl w:ilvl="5" w:tentative="1">
+      <w:start w:val="1"/>
+      <w:numFmt w:val="decimal"/>
+      <w:lvlText w:val="%6."/>
+      <w:lvlJc w:val="left"/>
+      <w:pPr>
+        <w:tabs>
+          <w:tab w:val="num" w:pos="4320"/>
+        </w:tabs>
+        <w:ind w:left="4320" w:hanging="360"/>
+      </w:pPr>
+    </w:lvl>
+    <w:lvl w:ilvl="6" w:tentative="1">
+      <w:start w:val="1"/>
+      <w:numFmt w:val="decimal"/>
+      <w:lvlText w:val="%7."/>
+      <w:lvlJc w:val="left"/>
+      <w:pPr>
+        <w:tabs>
+          <w:tab w:val="num" w:pos="5040"/>
+        </w:tabs>
+        <w:ind w:left="5040" w:hanging="360"/>
+      </w:pPr>
+    </w:lvl>
+    <w:lvl w:ilvl="7" w:tentative="1">
+      <w:start w:val="1"/>
+      <w:numFmt w:val="decimal"/>
+      <w:lvlText w:val="%8."/>
+      <w:lvlJc w:val="left"/>
+      <w:pPr>
+        <w:tabs>
+          <w:tab w:val="num" w:pos="5760"/>
+        </w:tabs>
+        <w:ind w:left="5760" w:hanging="360"/>
+      </w:pPr>
+    </w:lvl>
+    <w:lvl w:ilvl="8" w:tentative="1">
+      <w:start w:val="1"/>
+      <w:numFmt w:val="decimal"/>
+      <w:lvlText w:val="%9."/>
+      <w:lvlJc w:val="left"/>
+      <w:pPr>
+        <w:tabs>
+          <w:tab w:val="num" w:pos="6480"/>
+        </w:tabs>
+        <w:ind w:left="6480" w:hanging="360"/>
+      </w:pPr>
+    </w:lvl>
+  </w:abstractNum>
+  <w:abstractNum w:abstractNumId="8" w15:restartNumberingAfterBreak="0">
+    <w:nsid w:val="348B68BE"/>
+    <w:multiLevelType w:val="multilevel"/>
+    <w:tmpl w:val="FFA02046"/>
+    <w:lvl w:ilvl="0">
+      <w:start w:val="1"/>
+      <w:numFmt w:val="bullet"/>
+      <w:lvlText w:val=""/>
+      <w:lvlJc w:val="left"/>
+      <w:pPr>
+        <w:tabs>
+          <w:tab w:val="num" w:pos="720"/>
+        </w:tabs>
+        <w:ind w:left="720" w:hanging="360"/>
+      </w:pPr>
+      <w:rPr>
+        <w:rFonts w:ascii="Symbol" w:hAnsi="Symbol" w:hint="default"/>
+        <w:sz w:val="20"/>
+      </w:rPr>
+    </w:lvl>
+    <w:lvl w:ilvl="1" w:tentative="1">
+      <w:start w:val="1"/>
+      <w:numFmt w:val="bullet"/>
+      <w:lvlText w:val="o"/>
+      <w:lvlJc w:val="left"/>
+      <w:pPr>
+        <w:tabs>
+          <w:tab w:val="num" w:pos="1440"/>
+        </w:tabs>
+        <w:ind w:left="1440" w:hanging="360"/>
+      </w:pPr>
+      <w:rPr>
+        <w:rFonts w:ascii="Courier New" w:hAnsi="Courier New" w:hint="default"/>
+        <w:sz w:val="20"/>
+      </w:rPr>
+    </w:lvl>
+    <w:lvl w:ilvl="2" w:tentative="1">
+      <w:start w:val="1"/>
+      <w:numFmt w:val="bullet"/>
+      <w:lvlText w:val=""/>
+      <w:lvlJc w:val="left"/>
+      <w:pPr>
+        <w:tabs>
+          <w:tab w:val="num" w:pos="2160"/>
+        </w:tabs>
+        <w:ind w:left="2160" w:hanging="360"/>
+      </w:pPr>
+      <w:rPr>
+        <w:rFonts w:ascii="Wingdings" w:hAnsi="Wingdings" w:hint="default"/>
+        <w:sz w:val="20"/>
+      </w:rPr>
+    </w:lvl>
+    <w:lvl w:ilvl="3" w:tentative="1">
+      <w:start w:val="1"/>
+      <w:numFmt w:val="bullet"/>
+      <w:lvlText w:val=""/>
+      <w:lvlJc w:val="left"/>
+      <w:pPr>
+        <w:tabs>
+          <w:tab w:val="num" w:pos="2880"/>
+        </w:tabs>
+        <w:ind w:left="2880" w:hanging="360"/>
+      </w:pPr>
+      <w:rPr>
+        <w:rFonts w:ascii="Wingdings" w:hAnsi="Wingdings" w:hint="default"/>
+        <w:sz w:val="20"/>
+      </w:rPr>
+    </w:lvl>
+    <w:lvl w:ilvl="4" w:tentative="1">
+      <w:start w:val="1"/>
+      <w:numFmt w:val="bullet"/>
+      <w:lvlText w:val=""/>
+      <w:lvlJc w:val="left"/>
+      <w:pPr>
+        <w:tabs>
+          <w:tab w:val="num" w:pos="3600"/>
+        </w:tabs>
+        <w:ind w:left="3600" w:hanging="360"/>
+      </w:pPr>
+      <w:rPr>
+        <w:rFonts w:ascii="Wingdings" w:hAnsi="Wingdings" w:hint="default"/>
+        <w:sz w:val="20"/>
+      </w:rPr>
+    </w:lvl>
+    <w:lvl w:ilvl="5" w:tentative="1">
+      <w:start w:val="1"/>
+      <w:numFmt w:val="bullet"/>
+      <w:lvlText w:val=""/>
+      <w:lvlJc w:val="left"/>
+      <w:pPr>
+        <w:tabs>
+          <w:tab w:val="num" w:pos="4320"/>
+        </w:tabs>
+        <w:ind w:left="4320" w:hanging="360"/>
+      </w:pPr>
+      <w:rPr>
+        <w:rFonts w:ascii="Wingdings" w:hAnsi="Wingdings" w:hint="default"/>
+        <w:sz w:val="20"/>
+      </w:rPr>
+    </w:lvl>
+    <w:lvl w:ilvl="6" w:tentative="1">
+      <w:start w:val="1"/>
+      <w:numFmt w:val="bullet"/>
+      <w:lvlText w:val=""/>
+      <w:lvlJc w:val="left"/>
+      <w:pPr>
+        <w:tabs>
+          <w:tab w:val="num" w:pos="5040"/>
+        </w:tabs>
+        <w:ind w:left="5040" w:hanging="360"/>
+      </w:pPr>
+      <w:rPr>
+        <w:rFonts w:ascii="Wingdings" w:hAnsi="Wingdings" w:hint="default"/>
+        <w:sz w:val="20"/>
+      </w:rPr>
+    </w:lvl>
+    <w:lvl w:ilvl="7" w:tentative="1">
+      <w:start w:val="1"/>
+      <w:numFmt w:val="bullet"/>
+      <w:lvlText w:val=""/>
+      <w:lvlJc w:val="left"/>
+      <w:pPr>
+        <w:tabs>
+          <w:tab w:val="num" w:pos="5760"/>
+        </w:tabs>
+        <w:ind w:left="5760" w:hanging="360"/>
+      </w:pPr>
+      <w:rPr>
+        <w:rFonts w:ascii="Wingdings" w:hAnsi="Wingdings" w:hint="default"/>
+        <w:sz w:val="20"/>
+      </w:rPr>
+    </w:lvl>
+    <w:lvl w:ilvl="8" w:tentative="1">
+      <w:start w:val="1"/>
+      <w:numFmt w:val="bullet"/>
+      <w:lvlText w:val=""/>
+      <w:lvlJc w:val="left"/>
+      <w:pPr>
+        <w:tabs>
+          <w:tab w:val="num" w:pos="6480"/>
+        </w:tabs>
+        <w:ind w:left="6480" w:hanging="360"/>
+      </w:pPr>
+      <w:rPr>
+        <w:rFonts w:ascii="Wingdings" w:hAnsi="Wingdings" w:hint="default"/>
+        <w:sz w:val="20"/>
+      </w:rPr>
+    </w:lvl>
+  </w:abstractNum>
+  <w:abstractNum w:abstractNumId="9" w15:restartNumberingAfterBreak="0">
+    <w:nsid w:val="34A67940"/>
+    <w:multiLevelType w:val="hybridMultilevel"/>
+    <w:tmpl w:val="A3020D88"/>
+    <w:lvl w:ilvl="0" w:tplc="04090001">
+      <w:start w:val="1"/>
+      <w:numFmt w:val="bullet"/>
+      <w:lvlText w:val=""/>
+      <w:lvlJc w:val="left"/>
+      <w:pPr>
+        <w:ind w:left="720" w:hanging="360"/>
+      </w:pPr>
+      <w:rPr>
+        <w:rFonts w:ascii="Symbol" w:hAnsi="Symbol" w:hint="default"/>
+      </w:rPr>
+    </w:lvl>
+    <w:lvl w:ilvl="1" w:tplc="04090003" w:tentative="1">
+      <w:start w:val="1"/>
+      <w:numFmt w:val="bullet"/>
+      <w:lvlText w:val="o"/>
+      <w:lvlJc w:val="left"/>
+      <w:pPr>
+        <w:ind w:left="1440" w:hanging="360"/>
+      </w:pPr>
+      <w:rPr>
+        <w:rFonts w:ascii="Courier New" w:hAnsi="Courier New" w:cs="Courier New" w:hint="default"/>
+      </w:rPr>
+    </w:lvl>
+    <w:lvl w:ilvl="2" w:tplc="04090005" w:tentative="1">
+      <w:start w:val="1"/>
+      <w:numFmt w:val="bullet"/>
+      <w:lvlText w:val=""/>
+      <w:lvlJc w:val="left"/>
+      <w:pPr>
+        <w:ind w:left="2160" w:hanging="360"/>
+      </w:pPr>
+      <w:rPr>
+        <w:rFonts w:ascii="Wingdings" w:hAnsi="Wingdings" w:hint="default"/>
+      </w:rPr>
+    </w:lvl>
+    <w:lvl w:ilvl="3" w:tplc="04090001" w:tentative="1">
+      <w:start w:val="1"/>
+      <w:numFmt w:val="bullet"/>
+      <w:lvlText w:val=""/>
+      <w:lvlJc w:val="left"/>
+      <w:pPr>
+        <w:ind w:left="2880" w:hanging="360"/>
+      </w:pPr>
+      <w:rPr>
+        <w:rFonts w:ascii="Symbol" w:hAnsi="Symbol" w:hint="default"/>
+      </w:rPr>
+    </w:lvl>
+    <w:lvl w:ilvl="4" w:tplc="04090003" w:tentative="1">
+      <w:start w:val="1"/>
+      <w:numFmt w:val="bullet"/>
+      <w:lvlText w:val="o"/>
+      <w:lvlJc w:val="left"/>
+      <w:pPr>
+        <w:ind w:left="3600" w:hanging="360"/>
+      </w:pPr>
+      <w:rPr>
+        <w:rFonts w:ascii="Courier New" w:hAnsi="Courier New" w:cs="Courier New" w:hint="default"/>
+      </w:rPr>
+    </w:lvl>
+    <w:lvl w:ilvl="5" w:tplc="04090005" w:tentative="1">
+      <w:start w:val="1"/>
+      <w:numFmt w:val="bullet"/>
+      <w:lvlText w:val=""/>
+      <w:lvlJc w:val="left"/>
+      <w:pPr>
+        <w:ind w:left="4320" w:hanging="360"/>
+      </w:pPr>
+      <w:rPr>
+        <w:rFonts w:ascii="Wingdings" w:hAnsi="Wingdings" w:hint="default"/>
+      </w:rPr>
+    </w:lvl>
+    <w:lvl w:ilvl="6" w:tplc="04090001" w:tentative="1">
+      <w:start w:val="1"/>
+      <w:numFmt w:val="bullet"/>
+      <w:lvlText w:val=""/>
+      <w:lvlJc w:val="left"/>
+      <w:pPr>
+        <w:ind w:left="5040" w:hanging="360"/>
+      </w:pPr>
+      <w:rPr>
+        <w:rFonts w:ascii="Symbol" w:hAnsi="Symbol" w:hint="default"/>
+      </w:rPr>
+    </w:lvl>
+    <w:lvl w:ilvl="7" w:tplc="04090003" w:tentative="1">
+      <w:start w:val="1"/>
+      <w:numFmt w:val="bullet"/>
+      <w:lvlText w:val="o"/>
+      <w:lvlJc w:val="left"/>
+      <w:pPr>
+        <w:ind w:left="5760" w:hanging="360"/>
+      </w:pPr>
+      <w:rPr>
+        <w:rFonts w:ascii="Courier New" w:hAnsi="Courier New" w:cs="Courier New" w:hint="default"/>
+      </w:rPr>
+    </w:lvl>
+    <w:lvl w:ilvl="8" w:tplc="04090005" w:tentative="1">
+      <w:start w:val="1"/>
+      <w:numFmt w:val="bullet"/>
+      <w:lvlText w:val=""/>
+      <w:lvlJc w:val="left"/>
+      <w:pPr>
+        <w:ind w:left="6480" w:hanging="360"/>
+      </w:pPr>
+      <w:rPr>
+        <w:rFonts w:ascii="Wingdings" w:hAnsi="Wingdings" w:hint="default"/>
+      </w:rPr>
+    </w:lvl>
+  </w:abstractNum>
+  <w:abstractNum w:abstractNumId="10" w15:restartNumberingAfterBreak="0">
     <w:nsid w:val="421F635C"/>
     <w:multiLevelType w:val="multilevel"/>
     <w:tmpl w:val="1566581A"/>
@@ -1140,7 +9681,7 @@
       </w:rPr>
     </w:lvl>
   </w:abstractNum>
-  <w:abstractNum w:abstractNumId="1" w15:restartNumberingAfterBreak="0">
+  <w:abstractNum w:abstractNumId="11" w15:restartNumberingAfterBreak="0">
     <w:nsid w:val="5AB64E14"/>
     <w:multiLevelType w:val="multilevel"/>
     <w:tmpl w:val="2ED866CE"/>
@@ -1253,11 +9794,337 @@
       </w:pPr>
     </w:lvl>
   </w:abstractNum>
+  <w:abstractNum w:abstractNumId="12" w15:restartNumberingAfterBreak="0">
+    <w:nsid w:val="64A13568"/>
+    <w:multiLevelType w:val="multilevel"/>
+    <w:tmpl w:val="2CF41292"/>
+    <w:lvl w:ilvl="0">
+      <w:start w:val="1"/>
+      <w:numFmt w:val="bullet"/>
+      <w:lvlText w:val=""/>
+      <w:lvlJc w:val="left"/>
+      <w:pPr>
+        <w:tabs>
+          <w:tab w:val="num" w:pos="720"/>
+        </w:tabs>
+        <w:ind w:left="720" w:hanging="360"/>
+      </w:pPr>
+      <w:rPr>
+        <w:rFonts w:ascii="Symbol" w:hAnsi="Symbol" w:hint="default"/>
+        <w:sz w:val="20"/>
+      </w:rPr>
+    </w:lvl>
+    <w:lvl w:ilvl="1" w:tentative="1">
+      <w:start w:val="1"/>
+      <w:numFmt w:val="bullet"/>
+      <w:lvlText w:val="o"/>
+      <w:lvlJc w:val="left"/>
+      <w:pPr>
+        <w:tabs>
+          <w:tab w:val="num" w:pos="1440"/>
+        </w:tabs>
+        <w:ind w:left="1440" w:hanging="360"/>
+      </w:pPr>
+      <w:rPr>
+        <w:rFonts w:ascii="Courier New" w:hAnsi="Courier New" w:hint="default"/>
+        <w:sz w:val="20"/>
+      </w:rPr>
+    </w:lvl>
+    <w:lvl w:ilvl="2" w:tentative="1">
+      <w:start w:val="1"/>
+      <w:numFmt w:val="bullet"/>
+      <w:lvlText w:val=""/>
+      <w:lvlJc w:val="left"/>
+      <w:pPr>
+        <w:tabs>
+          <w:tab w:val="num" w:pos="2160"/>
+        </w:tabs>
+        <w:ind w:left="2160" w:hanging="360"/>
+      </w:pPr>
+      <w:rPr>
+        <w:rFonts w:ascii="Wingdings" w:hAnsi="Wingdings" w:hint="default"/>
+        <w:sz w:val="20"/>
+      </w:rPr>
+    </w:lvl>
+    <w:lvl w:ilvl="3" w:tentative="1">
+      <w:start w:val="1"/>
+      <w:numFmt w:val="bullet"/>
+      <w:lvlText w:val=""/>
+      <w:lvlJc w:val="left"/>
+      <w:pPr>
+        <w:tabs>
+          <w:tab w:val="num" w:pos="2880"/>
+        </w:tabs>
+        <w:ind w:left="2880" w:hanging="360"/>
+      </w:pPr>
+      <w:rPr>
+        <w:rFonts w:ascii="Wingdings" w:hAnsi="Wingdings" w:hint="default"/>
+        <w:sz w:val="20"/>
+      </w:rPr>
+    </w:lvl>
+    <w:lvl w:ilvl="4" w:tentative="1">
+      <w:start w:val="1"/>
+      <w:numFmt w:val="bullet"/>
+      <w:lvlText w:val=""/>
+      <w:lvlJc w:val="left"/>
+      <w:pPr>
+        <w:tabs>
+          <w:tab w:val="num" w:pos="3600"/>
+        </w:tabs>
+        <w:ind w:left="3600" w:hanging="360"/>
+      </w:pPr>
+      <w:rPr>
+        <w:rFonts w:ascii="Wingdings" w:hAnsi="Wingdings" w:hint="default"/>
+        <w:sz w:val="20"/>
+      </w:rPr>
+    </w:lvl>
+    <w:lvl w:ilvl="5" w:tentative="1">
+      <w:start w:val="1"/>
+      <w:numFmt w:val="bullet"/>
+      <w:lvlText w:val=""/>
+      <w:lvlJc w:val="left"/>
+      <w:pPr>
+        <w:tabs>
+          <w:tab w:val="num" w:pos="4320"/>
+        </w:tabs>
+        <w:ind w:left="4320" w:hanging="360"/>
+      </w:pPr>
+      <w:rPr>
+        <w:rFonts w:ascii="Wingdings" w:hAnsi="Wingdings" w:hint="default"/>
+        <w:sz w:val="20"/>
+      </w:rPr>
+    </w:lvl>
+    <w:lvl w:ilvl="6" w:tentative="1">
+      <w:start w:val="1"/>
+      <w:numFmt w:val="bullet"/>
+      <w:lvlText w:val=""/>
+      <w:lvlJc w:val="left"/>
+      <w:pPr>
+        <w:tabs>
+          <w:tab w:val="num" w:pos="5040"/>
+        </w:tabs>
+        <w:ind w:left="5040" w:hanging="360"/>
+      </w:pPr>
+      <w:rPr>
+        <w:rFonts w:ascii="Wingdings" w:hAnsi="Wingdings" w:hint="default"/>
+        <w:sz w:val="20"/>
+      </w:rPr>
+    </w:lvl>
+    <w:lvl w:ilvl="7" w:tentative="1">
+      <w:start w:val="1"/>
+      <w:numFmt w:val="bullet"/>
+      <w:lvlText w:val=""/>
+      <w:lvlJc w:val="left"/>
+      <w:pPr>
+        <w:tabs>
+          <w:tab w:val="num" w:pos="5760"/>
+        </w:tabs>
+        <w:ind w:left="5760" w:hanging="360"/>
+      </w:pPr>
+      <w:rPr>
+        <w:rFonts w:ascii="Wingdings" w:hAnsi="Wingdings" w:hint="default"/>
+        <w:sz w:val="20"/>
+      </w:rPr>
+    </w:lvl>
+    <w:lvl w:ilvl="8" w:tentative="1">
+      <w:start w:val="1"/>
+      <w:numFmt w:val="bullet"/>
+      <w:lvlText w:val=""/>
+      <w:lvlJc w:val="left"/>
+      <w:pPr>
+        <w:tabs>
+          <w:tab w:val="num" w:pos="6480"/>
+        </w:tabs>
+        <w:ind w:left="6480" w:hanging="360"/>
+      </w:pPr>
+      <w:rPr>
+        <w:rFonts w:ascii="Wingdings" w:hAnsi="Wingdings" w:hint="default"/>
+        <w:sz w:val="20"/>
+      </w:rPr>
+    </w:lvl>
+  </w:abstractNum>
+  <w:abstractNum w:abstractNumId="13" w15:restartNumberingAfterBreak="0">
+    <w:nsid w:val="71367252"/>
+    <w:multiLevelType w:val="hybridMultilevel"/>
+    <w:tmpl w:val="F7F87940"/>
+    <w:lvl w:ilvl="0" w:tplc="F5B48C92">
+      <w:start w:val="1"/>
+      <w:numFmt w:val="bullet"/>
+      <w:lvlText w:val=""/>
+      <w:lvlPicBulletId w:val="0"/>
+      <w:lvlJc w:val="left"/>
+      <w:pPr>
+        <w:tabs>
+          <w:tab w:val="num" w:pos="720"/>
+        </w:tabs>
+        <w:ind w:left="720" w:hanging="360"/>
+      </w:pPr>
+      <w:rPr>
+        <w:rFonts w:ascii="Symbol" w:hAnsi="Symbol" w:hint="default"/>
+      </w:rPr>
+    </w:lvl>
+    <w:lvl w:ilvl="1" w:tplc="458EA5FA" w:tentative="1">
+      <w:start w:val="1"/>
+      <w:numFmt w:val="bullet"/>
+      <w:lvlText w:val=""/>
+      <w:lvlJc w:val="left"/>
+      <w:pPr>
+        <w:tabs>
+          <w:tab w:val="num" w:pos="1440"/>
+        </w:tabs>
+        <w:ind w:left="1440" w:hanging="360"/>
+      </w:pPr>
+      <w:rPr>
+        <w:rFonts w:ascii="Symbol" w:hAnsi="Symbol" w:hint="default"/>
+      </w:rPr>
+    </w:lvl>
+    <w:lvl w:ilvl="2" w:tplc="15EE9C1E" w:tentative="1">
+      <w:start w:val="1"/>
+      <w:numFmt w:val="bullet"/>
+      <w:lvlText w:val=""/>
+      <w:lvlJc w:val="left"/>
+      <w:pPr>
+        <w:tabs>
+          <w:tab w:val="num" w:pos="2160"/>
+        </w:tabs>
+        <w:ind w:left="2160" w:hanging="360"/>
+      </w:pPr>
+      <w:rPr>
+        <w:rFonts w:ascii="Symbol" w:hAnsi="Symbol" w:hint="default"/>
+      </w:rPr>
+    </w:lvl>
+    <w:lvl w:ilvl="3" w:tplc="9AA40AEE" w:tentative="1">
+      <w:start w:val="1"/>
+      <w:numFmt w:val="bullet"/>
+      <w:lvlText w:val=""/>
+      <w:lvlJc w:val="left"/>
+      <w:pPr>
+        <w:tabs>
+          <w:tab w:val="num" w:pos="2880"/>
+        </w:tabs>
+        <w:ind w:left="2880" w:hanging="360"/>
+      </w:pPr>
+      <w:rPr>
+        <w:rFonts w:ascii="Symbol" w:hAnsi="Symbol" w:hint="default"/>
+      </w:rPr>
+    </w:lvl>
+    <w:lvl w:ilvl="4" w:tplc="CA68AA8E" w:tentative="1">
+      <w:start w:val="1"/>
+      <w:numFmt w:val="bullet"/>
+      <w:lvlText w:val=""/>
+      <w:lvlJc w:val="left"/>
+      <w:pPr>
+        <w:tabs>
+          <w:tab w:val="num" w:pos="3600"/>
+        </w:tabs>
+        <w:ind w:left="3600" w:hanging="360"/>
+      </w:pPr>
+      <w:rPr>
+        <w:rFonts w:ascii="Symbol" w:hAnsi="Symbol" w:hint="default"/>
+      </w:rPr>
+    </w:lvl>
+    <w:lvl w:ilvl="5" w:tplc="7D78CDB0" w:tentative="1">
+      <w:start w:val="1"/>
+      <w:numFmt w:val="bullet"/>
+      <w:lvlText w:val=""/>
+      <w:lvlJc w:val="left"/>
+      <w:pPr>
+        <w:tabs>
+          <w:tab w:val="num" w:pos="4320"/>
+        </w:tabs>
+        <w:ind w:left="4320" w:hanging="360"/>
+      </w:pPr>
+      <w:rPr>
+        <w:rFonts w:ascii="Symbol" w:hAnsi="Symbol" w:hint="default"/>
+      </w:rPr>
+    </w:lvl>
+    <w:lvl w:ilvl="6" w:tplc="725CD762" w:tentative="1">
+      <w:start w:val="1"/>
+      <w:numFmt w:val="bullet"/>
+      <w:lvlText w:val=""/>
+      <w:lvlJc w:val="left"/>
+      <w:pPr>
+        <w:tabs>
+          <w:tab w:val="num" w:pos="5040"/>
+        </w:tabs>
+        <w:ind w:left="5040" w:hanging="360"/>
+      </w:pPr>
+      <w:rPr>
+        <w:rFonts w:ascii="Symbol" w:hAnsi="Symbol" w:hint="default"/>
+      </w:rPr>
+    </w:lvl>
+    <w:lvl w:ilvl="7" w:tplc="656E9E92" w:tentative="1">
+      <w:start w:val="1"/>
+      <w:numFmt w:val="bullet"/>
+      <w:lvlText w:val=""/>
+      <w:lvlJc w:val="left"/>
+      <w:pPr>
+        <w:tabs>
+          <w:tab w:val="num" w:pos="5760"/>
+        </w:tabs>
+        <w:ind w:left="5760" w:hanging="360"/>
+      </w:pPr>
+      <w:rPr>
+        <w:rFonts w:ascii="Symbol" w:hAnsi="Symbol" w:hint="default"/>
+      </w:rPr>
+    </w:lvl>
+    <w:lvl w:ilvl="8" w:tplc="F1804524" w:tentative="1">
+      <w:start w:val="1"/>
+      <w:numFmt w:val="bullet"/>
+      <w:lvlText w:val=""/>
+      <w:lvlJc w:val="left"/>
+      <w:pPr>
+        <w:tabs>
+          <w:tab w:val="num" w:pos="6480"/>
+        </w:tabs>
+        <w:ind w:left="6480" w:hanging="360"/>
+      </w:pPr>
+      <w:rPr>
+        <w:rFonts w:ascii="Symbol" w:hAnsi="Symbol" w:hint="default"/>
+      </w:rPr>
+    </w:lvl>
+  </w:abstractNum>
   <w:num w:numId="1" w16cid:durableId="611858050">
-    <w:abstractNumId w:val="0"/>
+    <w:abstractNumId w:val="10"/>
   </w:num>
   <w:num w:numId="2" w16cid:durableId="880946107">
+    <w:abstractNumId w:val="11"/>
+  </w:num>
+  <w:num w:numId="3" w16cid:durableId="1515806694">
+    <w:abstractNumId w:val="12"/>
+  </w:num>
+  <w:num w:numId="4" w16cid:durableId="493689065">
     <w:abstractNumId w:val="1"/>
+  </w:num>
+  <w:num w:numId="5" w16cid:durableId="1785617546">
+    <w:abstractNumId w:val="5"/>
+  </w:num>
+  <w:num w:numId="6" w16cid:durableId="1101949145">
+    <w:abstractNumId w:val="8"/>
+  </w:num>
+  <w:num w:numId="7" w16cid:durableId="1011951672">
+    <w:abstractNumId w:val="3"/>
+  </w:num>
+  <w:num w:numId="8" w16cid:durableId="248320198">
+    <w:abstractNumId w:val="7"/>
+  </w:num>
+  <w:num w:numId="9" w16cid:durableId="1691644586">
+    <w:abstractNumId w:val="13"/>
+  </w:num>
+  <w:num w:numId="10" w16cid:durableId="522789643">
+    <w:abstractNumId w:val="2"/>
+  </w:num>
+  <w:num w:numId="11" w16cid:durableId="57558734">
+    <w:abstractNumId w:val="6"/>
+  </w:num>
+  <w:num w:numId="12" w16cid:durableId="1968854288">
+    <w:abstractNumId w:val="4"/>
+  </w:num>
+  <w:num w:numId="13" w16cid:durableId="798689524">
+    <w:abstractNumId w:val="9"/>
+  </w:num>
+  <w:num w:numId="14" w16cid:durableId="1780639687">
+    <w:abstractNumId w:val="0"/>
   </w:num>
 </w:numbering>
 </file>
